--- a/Assignements/Module 9) Python DB and Framework/Module 9.docx
+++ b/Assignements/Module 9) Python DB and Framework/Module 9.docx
@@ -20,16 +20,6 @@
     </w:p>
     <w:p>
       <w:pPr>
-        <w:pStyle w:val="Heading1"/>
-      </w:pPr>
-    </w:p>
-    <w:p>
-      <w:pPr>
-        <w:pStyle w:val="ListParagraph"/>
-        <w:numPr>
-          <w:ilvl w:val="0"/>
-          <w:numId w:val="1"/>
-        </w:numPr>
         <w:rPr>
           <w:b/>
           <w:bCs/>
@@ -38,7 +28,9 @@
           <w:highlight w:val="lightGray"/>
         </w:rPr>
       </w:pPr>
-      <w:r>
+    </w:p>
+    <w:p>
+      <w:pPr>
         <w:rPr>
           <w:b/>
           <w:bCs/>
@@ -46,6 +38,35 @@
           <w:szCs w:val="36"/>
           <w:highlight w:val="lightGray"/>
         </w:rPr>
+      </w:pPr>
+      <w:r>
+        <w:rPr>
+          <w:b/>
+          <w:bCs/>
+          <w:sz w:val="36"/>
+          <w:szCs w:val="36"/>
+          <w:highlight w:val="lightGray"/>
+        </w:rPr>
+        <w:t>1.</w:t>
+      </w:r>
+      <w:r>
+        <w:rPr>
+          <w:b/>
+          <w:bCs/>
+          <w:sz w:val="36"/>
+          <w:szCs w:val="36"/>
+          <w:highlight w:val="lightGray"/>
+        </w:rPr>
+        <w:t xml:space="preserve"> </w:t>
+      </w:r>
+      <w:r>
+        <w:rPr>
+          <w:b/>
+          <w:bCs/>
+          <w:sz w:val="36"/>
+          <w:szCs w:val="36"/>
+          <w:highlight w:val="lightGray"/>
+        </w:rPr>
         <w:t xml:space="preserve">HTML in Python: </w:t>
       </w:r>
     </w:p>
@@ -55,14 +76,16 @@
         <w:rPr>
           <w:b/>
           <w:bCs/>
-          <w:sz w:val="28"/>
-          <w:szCs w:val="28"/>
-        </w:rPr>
-      </w:pPr>
-      <w:r>
-        <w:rPr>
-          <w:b/>
-          <w:bCs/>
+          <w:color w:val="0070C0"/>
+          <w:sz w:val="28"/>
+          <w:szCs w:val="28"/>
+        </w:rPr>
+      </w:pPr>
+      <w:r>
+        <w:rPr>
+          <w:b/>
+          <w:bCs/>
+          <w:color w:val="0070C0"/>
           <w:sz w:val="28"/>
           <w:szCs w:val="28"/>
         </w:rPr>
@@ -72,6 +95,7 @@
         <w:rPr>
           <w:b/>
           <w:bCs/>
+          <w:color w:val="0070C0"/>
           <w:sz w:val="28"/>
           <w:szCs w:val="28"/>
         </w:rPr>
@@ -291,10 +315,23 @@
           <w:szCs w:val="28"/>
         </w:rPr>
       </w:pPr>
-      <w:r>
-        <w:rPr>
-          <w:b/>
-          <w:bCs/>
+    </w:p>
+    <w:p>
+      <w:pPr>
+        <w:ind w:left="360"/>
+        <w:rPr>
+          <w:b/>
+          <w:bCs/>
+          <w:color w:val="0070C0"/>
+          <w:sz w:val="28"/>
+          <w:szCs w:val="28"/>
+        </w:rPr>
+      </w:pPr>
+      <w:r>
+        <w:rPr>
+          <w:b/>
+          <w:bCs/>
+          <w:color w:val="0070C0"/>
           <w:sz w:val="28"/>
           <w:szCs w:val="28"/>
         </w:rPr>
@@ -305,6 +342,7 @@
         <w:rPr>
           <w:b/>
           <w:bCs/>
+          <w:color w:val="0070C0"/>
           <w:sz w:val="28"/>
           <w:szCs w:val="28"/>
         </w:rPr>
@@ -616,7 +654,6 @@
     </w:p>
     <w:p>
       <w:pPr>
-        <w:ind w:left="360"/>
         <w:rPr>
           <w:sz w:val="24"/>
           <w:szCs w:val="24"/>
@@ -649,27 +686,20 @@
         <w:rPr>
           <w:b/>
           <w:bCs/>
-          <w:sz w:val="28"/>
-          <w:szCs w:val="28"/>
-        </w:rPr>
-      </w:pPr>
-      <w:r>
-        <w:rPr>
-          <w:b/>
-          <w:bCs/>
-          <w:sz w:val="28"/>
-          <w:szCs w:val="28"/>
-        </w:rPr>
-        <w:t>1.</w:t>
-      </w:r>
-      <w:r>
-        <w:rPr>
-          <w:b/>
-          <w:bCs/>
-          <w:sz w:val="28"/>
-          <w:szCs w:val="28"/>
-        </w:rPr>
-        <w:t xml:space="preserve">Integrating CSS with Django templates. </w:t>
+          <w:color w:val="0070C0"/>
+          <w:sz w:val="28"/>
+          <w:szCs w:val="28"/>
+        </w:rPr>
+      </w:pPr>
+      <w:r>
+        <w:rPr>
+          <w:b/>
+          <w:bCs/>
+          <w:color w:val="0070C0"/>
+          <w:sz w:val="28"/>
+          <w:szCs w:val="28"/>
+        </w:rPr>
+        <w:t xml:space="preserve">1.Integrating CSS with Django templates. </w:t>
       </w:r>
     </w:p>
     <w:p>
@@ -1214,48 +1244,33 @@
         <w:rPr>
           <w:b/>
           <w:bCs/>
-          <w:sz w:val="28"/>
-          <w:szCs w:val="28"/>
-        </w:rPr>
-      </w:pPr>
-      <w:r>
-        <w:rPr>
-          <w:b/>
-          <w:bCs/>
+          <w:color w:val="0070C0"/>
+          <w:sz w:val="28"/>
+          <w:szCs w:val="28"/>
+        </w:rPr>
+      </w:pPr>
+      <w:r>
+        <w:rPr>
+          <w:b/>
+          <w:bCs/>
+          <w:color w:val="0070C0"/>
           <w:sz w:val="28"/>
           <w:szCs w:val="28"/>
         </w:rPr>
         <w:lastRenderedPageBreak/>
-        <w:t>2.</w:t>
-      </w:r>
-      <w:r>
-        <w:rPr>
-          <w:b/>
-          <w:bCs/>
-          <w:sz w:val="28"/>
-          <w:szCs w:val="28"/>
-        </w:rPr>
-        <w:t>How to serve static files (like CSS, JavaScript) in Django.</w:t>
-      </w:r>
-    </w:p>
-    <w:p>
-      <w:pPr>
-        <w:rPr>
-          <w:b/>
-          <w:bCs/>
-          <w:sz w:val="28"/>
-          <w:szCs w:val="28"/>
-        </w:rPr>
-      </w:pPr>
-      <w:r>
-        <w:rPr>
-          <w:b/>
-          <w:bCs/>
-          <w:sz w:val="28"/>
-          <w:szCs w:val="28"/>
-        </w:rPr>
-        <w:t>How to Serve Static Files in Django (Detailed Points)</w:t>
-      </w:r>
+        <w:t>2.How to serve static files (like CSS, JavaScript) in Django.</w:t>
+      </w:r>
+    </w:p>
+    <w:p>
+      <w:pPr>
+        <w:rPr>
+          <w:b/>
+          <w:bCs/>
+          <w:color w:val="0070C0"/>
+          <w:sz w:val="28"/>
+          <w:szCs w:val="28"/>
+        </w:rPr>
+      </w:pPr>
     </w:p>
     <w:p>
       <w:pPr>
@@ -1673,7 +1688,6 @@
     </w:p>
     <w:p>
       <w:pPr>
-        <w:ind w:left="360"/>
         <w:rPr>
           <w:b/>
           <w:bCs/>
@@ -1704,18 +1718,30 @@
     </w:p>
     <w:p>
       <w:pPr>
-        <w:ind w:left="360"/>
-        <w:rPr>
-          <w:b/>
-          <w:bCs/>
-          <w:sz w:val="28"/>
-          <w:szCs w:val="28"/>
-        </w:rPr>
-      </w:pPr>
-      <w:r>
-        <w:rPr>
-          <w:b/>
-          <w:bCs/>
+        <w:rPr>
+          <w:b/>
+          <w:bCs/>
+          <w:sz w:val="36"/>
+          <w:szCs w:val="36"/>
+        </w:rPr>
+      </w:pPr>
+    </w:p>
+    <w:p>
+      <w:pPr>
+        <w:ind w:firstLine="360"/>
+        <w:rPr>
+          <w:b/>
+          <w:bCs/>
+          <w:color w:val="0070C0"/>
+          <w:sz w:val="28"/>
+          <w:szCs w:val="28"/>
+        </w:rPr>
+      </w:pPr>
+      <w:r>
+        <w:rPr>
+          <w:b/>
+          <w:bCs/>
+          <w:color w:val="0070C0"/>
           <w:sz w:val="28"/>
           <w:szCs w:val="28"/>
         </w:rPr>
@@ -1725,6 +1751,7 @@
         <w:rPr>
           <w:b/>
           <w:bCs/>
+          <w:color w:val="0070C0"/>
           <w:sz w:val="28"/>
           <w:szCs w:val="28"/>
         </w:rPr>
@@ -2008,24 +2035,18 @@
     <w:p>
       <w:pPr>
         <w:rPr>
-          <w:sz w:val="28"/>
-          <w:szCs w:val="28"/>
-        </w:rPr>
-      </w:pPr>
-    </w:p>
-    <w:p>
-      <w:pPr>
-        <w:rPr>
-          <w:b/>
-          <w:bCs/>
-          <w:sz w:val="28"/>
-          <w:szCs w:val="28"/>
-        </w:rPr>
-      </w:pPr>
-      <w:r>
-        <w:rPr>
-          <w:b/>
-          <w:bCs/>
+          <w:b/>
+          <w:bCs/>
+          <w:color w:val="0070C0"/>
+          <w:sz w:val="28"/>
+          <w:szCs w:val="28"/>
+        </w:rPr>
+      </w:pPr>
+      <w:r>
+        <w:rPr>
+          <w:b/>
+          <w:bCs/>
+          <w:color w:val="0070C0"/>
           <w:sz w:val="28"/>
           <w:szCs w:val="28"/>
         </w:rPr>
@@ -2036,6 +2057,7 @@
         <w:rPr>
           <w:b/>
           <w:bCs/>
+          <w:color w:val="0070C0"/>
           <w:sz w:val="28"/>
           <w:szCs w:val="28"/>
         </w:rPr>
@@ -2446,27 +2468,34 @@
     </w:p>
     <w:p>
       <w:pPr>
-        <w:ind w:left="360"/>
-        <w:rPr>
-          <w:b/>
-          <w:bCs/>
-          <w:sz w:val="28"/>
-          <w:szCs w:val="28"/>
-        </w:rPr>
-      </w:pPr>
-      <w:r>
-        <w:rPr>
-          <w:b/>
-          <w:bCs/>
-          <w:sz w:val="28"/>
-          <w:szCs w:val="28"/>
-        </w:rPr>
-        <w:t>1.</w:t>
-      </w:r>
-      <w:r>
-        <w:rPr>
-          <w:b/>
-          <w:bCs/>
+        <w:rPr>
+          <w:b/>
+          <w:bCs/>
+          <w:sz w:val="36"/>
+          <w:szCs w:val="36"/>
+        </w:rPr>
+      </w:pPr>
+    </w:p>
+    <w:p>
+      <w:pPr>
+        <w:pStyle w:val="ListParagraph"/>
+        <w:numPr>
+          <w:ilvl w:val="0"/>
+          <w:numId w:val="9"/>
+        </w:numPr>
+        <w:rPr>
+          <w:b/>
+          <w:bCs/>
+          <w:color w:val="0070C0"/>
+          <w:sz w:val="28"/>
+          <w:szCs w:val="28"/>
+        </w:rPr>
+      </w:pPr>
+      <w:r>
+        <w:rPr>
+          <w:b/>
+          <w:bCs/>
+          <w:color w:val="0070C0"/>
           <w:sz w:val="28"/>
           <w:szCs w:val="28"/>
         </w:rPr>
@@ -2910,59 +2939,32 @@
     </w:p>
     <w:p>
       <w:pPr>
-        <w:ind w:left="360"/>
-        <w:rPr>
-          <w:sz w:val="28"/>
-          <w:szCs w:val="28"/>
-        </w:rPr>
-      </w:pPr>
-    </w:p>
-    <w:p>
-      <w:pPr>
-        <w:ind w:left="360"/>
-        <w:rPr>
-          <w:sz w:val="28"/>
-          <w:szCs w:val="28"/>
-        </w:rPr>
-      </w:pPr>
-    </w:p>
-    <w:p>
-      <w:pPr>
-        <w:ind w:left="360"/>
-        <w:rPr>
-          <w:sz w:val="28"/>
-          <w:szCs w:val="28"/>
-        </w:rPr>
-      </w:pPr>
-    </w:p>
-    <w:p>
-      <w:pPr>
-        <w:ind w:left="360"/>
-        <w:rPr>
-          <w:b/>
-          <w:bCs/>
-          <w:sz w:val="28"/>
-          <w:szCs w:val="28"/>
-        </w:rPr>
-      </w:pPr>
-      <w:r>
-        <w:rPr>
-          <w:b/>
-          <w:bCs/>
+        <w:rPr>
+          <w:sz w:val="28"/>
+          <w:szCs w:val="28"/>
+        </w:rPr>
+      </w:pPr>
+    </w:p>
+    <w:p>
+      <w:pPr>
+        <w:rPr>
+          <w:b/>
+          <w:bCs/>
+          <w:color w:val="0070C0"/>
+          <w:sz w:val="28"/>
+          <w:szCs w:val="28"/>
+        </w:rPr>
+      </w:pPr>
+      <w:r>
+        <w:rPr>
+          <w:b/>
+          <w:bCs/>
+          <w:color w:val="0070C0"/>
           <w:sz w:val="28"/>
           <w:szCs w:val="28"/>
         </w:rPr>
         <w:lastRenderedPageBreak/>
-        <w:t>3.</w:t>
-      </w:r>
-      <w:r>
-        <w:rPr>
-          <w:b/>
-          <w:bCs/>
-          <w:sz w:val="28"/>
-          <w:szCs w:val="28"/>
-        </w:rPr>
-        <w:t>Django vs. Flask comparison: Which to choose and why.</w:t>
+        <w:t>3.Django vs. Flask comparison: Which to choose and why.</w:t>
       </w:r>
     </w:p>
     <w:p>
@@ -3411,7 +3413,6 @@
     </w:p>
     <w:p>
       <w:pPr>
-        <w:ind w:left="360"/>
         <w:rPr>
           <w:b/>
           <w:bCs/>
@@ -3446,27 +3447,20 @@
         <w:rPr>
           <w:b/>
           <w:bCs/>
-          <w:sz w:val="28"/>
-          <w:szCs w:val="28"/>
-        </w:rPr>
-      </w:pPr>
-      <w:r>
-        <w:rPr>
-          <w:b/>
-          <w:bCs/>
-          <w:sz w:val="28"/>
-          <w:szCs w:val="28"/>
-        </w:rPr>
-        <w:t>1.</w:t>
-      </w:r>
-      <w:r>
-        <w:rPr>
-          <w:b/>
-          <w:bCs/>
-          <w:sz w:val="28"/>
-          <w:szCs w:val="28"/>
-        </w:rPr>
-        <w:t xml:space="preserve">Understanding the importance of a virtual environment in Python projects. </w:t>
+          <w:color w:val="0070C0"/>
+          <w:sz w:val="28"/>
+          <w:szCs w:val="28"/>
+        </w:rPr>
+      </w:pPr>
+      <w:r>
+        <w:rPr>
+          <w:b/>
+          <w:bCs/>
+          <w:color w:val="0070C0"/>
+          <w:sz w:val="28"/>
+          <w:szCs w:val="28"/>
+        </w:rPr>
+        <w:t xml:space="preserve">1.Understanding the importance of a virtual environment in Python projects. </w:t>
       </w:r>
     </w:p>
     <w:p>
@@ -4030,18 +4024,6 @@
     </w:p>
     <w:p>
       <w:pPr>
-        <w:ind w:left="360"/>
-        <w:rPr>
-          <w:b/>
-          <w:bCs/>
-          <w:sz w:val="28"/>
-          <w:szCs w:val="28"/>
-        </w:rPr>
-      </w:pPr>
-    </w:p>
-    <w:p>
-      <w:pPr>
-        <w:ind w:left="360"/>
         <w:rPr>
           <w:b/>
           <w:bCs/>
@@ -4057,6 +4039,7 @@
           <w:szCs w:val="36"/>
           <w:highlight w:val="lightGray"/>
         </w:rPr>
+        <w:lastRenderedPageBreak/>
         <w:t>6. Project and App Creation:</w:t>
       </w:r>
       <w:r>
@@ -4075,27 +4058,20 @@
         <w:rPr>
           <w:b/>
           <w:bCs/>
-          <w:sz w:val="28"/>
-          <w:szCs w:val="28"/>
-        </w:rPr>
-      </w:pPr>
-      <w:r>
-        <w:rPr>
-          <w:b/>
-          <w:bCs/>
-          <w:sz w:val="28"/>
-          <w:szCs w:val="28"/>
-        </w:rPr>
-        <w:t>1.</w:t>
-      </w:r>
-      <w:r>
-        <w:rPr>
-          <w:b/>
-          <w:bCs/>
-          <w:sz w:val="28"/>
-          <w:szCs w:val="28"/>
-        </w:rPr>
-        <w:t>Steps to create a Django project and individual apps within the project.</w:t>
+          <w:color w:val="0070C0"/>
+          <w:sz w:val="28"/>
+          <w:szCs w:val="28"/>
+        </w:rPr>
+      </w:pPr>
+      <w:r>
+        <w:rPr>
+          <w:b/>
+          <w:bCs/>
+          <w:color w:val="0070C0"/>
+          <w:sz w:val="28"/>
+          <w:szCs w:val="28"/>
+        </w:rPr>
+        <w:t>1.Steps to create a Django project and individual apps within the project.</w:t>
       </w:r>
     </w:p>
     <w:p>
@@ -4578,30 +4554,32 @@
       <w:pPr>
         <w:ind w:left="360"/>
         <w:rPr>
-          <w:b/>
-          <w:bCs/>
-          <w:sz w:val="28"/>
-          <w:szCs w:val="28"/>
-        </w:rPr>
-      </w:pPr>
-      <w:r>
-        <w:rPr>
-          <w:b/>
-          <w:bCs/>
+          <w:sz w:val="28"/>
+          <w:szCs w:val="28"/>
+        </w:rPr>
+      </w:pPr>
+    </w:p>
+    <w:p>
+      <w:pPr>
+        <w:ind w:left="360"/>
+        <w:rPr>
+          <w:b/>
+          <w:bCs/>
+          <w:color w:val="0070C0"/>
+          <w:sz w:val="28"/>
+          <w:szCs w:val="28"/>
+        </w:rPr>
+      </w:pPr>
+      <w:r>
+        <w:rPr>
+          <w:b/>
+          <w:bCs/>
+          <w:color w:val="0070C0"/>
           <w:sz w:val="28"/>
           <w:szCs w:val="28"/>
         </w:rPr>
         <w:lastRenderedPageBreak/>
-        <w:t>2.</w:t>
-      </w:r>
-      <w:r>
-        <w:rPr>
-          <w:b/>
-          <w:bCs/>
-          <w:sz w:val="28"/>
-          <w:szCs w:val="28"/>
-        </w:rPr>
-        <w:t>Understanding the role of manage.py, urls.py, and views.py.</w:t>
+        <w:t>2.Understanding the role of manage.py, urls.py, and views.py.</w:t>
       </w:r>
     </w:p>
     <w:p>
@@ -5228,27 +5206,20 @@
         <w:rPr>
           <w:b/>
           <w:bCs/>
-          <w:sz w:val="28"/>
-          <w:szCs w:val="28"/>
-        </w:rPr>
-      </w:pPr>
-      <w:r>
-        <w:rPr>
-          <w:b/>
-          <w:bCs/>
-          <w:sz w:val="28"/>
-          <w:szCs w:val="28"/>
-        </w:rPr>
-        <w:t>1.</w:t>
-      </w:r>
-      <w:r>
-        <w:rPr>
-          <w:b/>
-          <w:bCs/>
-          <w:sz w:val="28"/>
-          <w:szCs w:val="28"/>
-        </w:rPr>
-        <w:t>Django’s MVT (Model-View-Template) architecture and how it handles request-response cycles.</w:t>
+          <w:color w:val="0070C0"/>
+          <w:sz w:val="28"/>
+          <w:szCs w:val="28"/>
+        </w:rPr>
+      </w:pPr>
+      <w:r>
+        <w:rPr>
+          <w:b/>
+          <w:bCs/>
+          <w:color w:val="0070C0"/>
+          <w:sz w:val="28"/>
+          <w:szCs w:val="28"/>
+        </w:rPr>
+        <w:t>1.Django’s MVT (Model-View-Template) architecture and how it handles request-response cycles.</w:t>
       </w:r>
     </w:p>
     <w:p>
@@ -5785,27 +5756,20 @@
         <w:rPr>
           <w:b/>
           <w:bCs/>
-          <w:sz w:val="28"/>
-          <w:szCs w:val="28"/>
-        </w:rPr>
-      </w:pPr>
-      <w:r>
-        <w:rPr>
-          <w:b/>
-          <w:bCs/>
-          <w:sz w:val="28"/>
-          <w:szCs w:val="28"/>
-        </w:rPr>
-        <w:t>1.</w:t>
-      </w:r>
-      <w:r>
-        <w:rPr>
-          <w:b/>
-          <w:bCs/>
-          <w:sz w:val="28"/>
-          <w:szCs w:val="28"/>
-        </w:rPr>
-        <w:t xml:space="preserve">Introduction to Django’s built-in admin panel. </w:t>
+          <w:color w:val="0070C0"/>
+          <w:sz w:val="28"/>
+          <w:szCs w:val="28"/>
+        </w:rPr>
+      </w:pPr>
+      <w:r>
+        <w:rPr>
+          <w:b/>
+          <w:bCs/>
+          <w:color w:val="0070C0"/>
+          <w:sz w:val="28"/>
+          <w:szCs w:val="28"/>
+        </w:rPr>
+        <w:t xml:space="preserve">1.Introduction to Django’s built-in admin panel. </w:t>
       </w:r>
     </w:p>
     <w:p>
@@ -6144,27 +6108,20 @@
         <w:rPr>
           <w:b/>
           <w:bCs/>
-          <w:sz w:val="28"/>
-          <w:szCs w:val="28"/>
-        </w:rPr>
-      </w:pPr>
-      <w:r>
-        <w:rPr>
-          <w:b/>
-          <w:bCs/>
-          <w:sz w:val="28"/>
-          <w:szCs w:val="28"/>
-        </w:rPr>
-        <w:t>2.</w:t>
-      </w:r>
-      <w:r>
-        <w:rPr>
-          <w:b/>
-          <w:bCs/>
-          <w:sz w:val="28"/>
-          <w:szCs w:val="28"/>
-        </w:rPr>
-        <w:t>Customizing the Django admin interface to manage database records.</w:t>
+          <w:color w:val="0070C0"/>
+          <w:sz w:val="28"/>
+          <w:szCs w:val="28"/>
+        </w:rPr>
+      </w:pPr>
+      <w:r>
+        <w:rPr>
+          <w:b/>
+          <w:bCs/>
+          <w:color w:val="0070C0"/>
+          <w:sz w:val="28"/>
+          <w:szCs w:val="28"/>
+        </w:rPr>
+        <w:t>2.Customizing the Django admin interface to manage database records.</w:t>
       </w:r>
     </w:p>
     <w:p>
@@ -6527,14 +6484,6 @@
     <w:p>
       <w:pPr>
         <w:rPr>
-          <w:sz w:val="28"/>
-          <w:szCs w:val="28"/>
-        </w:rPr>
-      </w:pPr>
-    </w:p>
-    <w:p>
-      <w:pPr>
-        <w:rPr>
           <w:b/>
           <w:bCs/>
           <w:sz w:val="36"/>
@@ -6549,6 +6498,7 @@
           <w:szCs w:val="36"/>
           <w:highlight w:val="lightGray"/>
         </w:rPr>
+        <w:lastRenderedPageBreak/>
         <w:t>9. URL Patterns and Template Integration Theory:</w:t>
       </w:r>
       <w:r>
@@ -6566,27 +6516,20 @@
         <w:rPr>
           <w:b/>
           <w:bCs/>
-          <w:sz w:val="28"/>
-          <w:szCs w:val="28"/>
-        </w:rPr>
-      </w:pPr>
-      <w:r>
-        <w:rPr>
-          <w:b/>
-          <w:bCs/>
-          <w:sz w:val="28"/>
-          <w:szCs w:val="28"/>
-        </w:rPr>
-        <w:t>1.</w:t>
-      </w:r>
-      <w:r>
-        <w:rPr>
-          <w:b/>
-          <w:bCs/>
-          <w:sz w:val="28"/>
-          <w:szCs w:val="28"/>
-        </w:rPr>
-        <w:t xml:space="preserve">Setting up URL patterns in urls.py for routing requests to views. </w:t>
+          <w:color w:val="0070C0"/>
+          <w:sz w:val="28"/>
+          <w:szCs w:val="28"/>
+        </w:rPr>
+      </w:pPr>
+      <w:r>
+        <w:rPr>
+          <w:b/>
+          <w:bCs/>
+          <w:color w:val="0070C0"/>
+          <w:sz w:val="28"/>
+          <w:szCs w:val="28"/>
+        </w:rPr>
+        <w:t xml:space="preserve">1.Setting up URL patterns in urls.py for routing requests to views. </w:t>
       </w:r>
     </w:p>
     <w:p>
@@ -7036,27 +6979,21 @@
         <w:rPr>
           <w:b/>
           <w:bCs/>
-          <w:sz w:val="28"/>
-          <w:szCs w:val="28"/>
-        </w:rPr>
-      </w:pPr>
-      <w:r>
-        <w:rPr>
-          <w:b/>
-          <w:bCs/>
-          <w:sz w:val="28"/>
-          <w:szCs w:val="28"/>
-        </w:rPr>
-        <w:t>2.</w:t>
-      </w:r>
-      <w:r>
-        <w:rPr>
-          <w:b/>
-          <w:bCs/>
-          <w:sz w:val="28"/>
-          <w:szCs w:val="28"/>
-        </w:rPr>
-        <w:t>Integrating templates with views to render dynamic HTML content.</w:t>
+          <w:color w:val="0070C0"/>
+          <w:sz w:val="28"/>
+          <w:szCs w:val="28"/>
+        </w:rPr>
+      </w:pPr>
+      <w:r>
+        <w:rPr>
+          <w:b/>
+          <w:bCs/>
+          <w:color w:val="0070C0"/>
+          <w:sz w:val="28"/>
+          <w:szCs w:val="28"/>
+        </w:rPr>
+        <w:lastRenderedPageBreak/>
+        <w:t>2.Integrating templates with views to render dynamic HTML content.</w:t>
       </w:r>
     </w:p>
     <w:p>
@@ -7541,18 +7478,16 @@
     </w:p>
     <w:p>
       <w:pPr>
-        <w:ind w:left="360"/>
-        <w:rPr>
-          <w:b/>
-          <w:bCs/>
-          <w:sz w:val="28"/>
-          <w:szCs w:val="28"/>
-        </w:rPr>
-      </w:pPr>
-    </w:p>
-    <w:p>
-      <w:pPr>
-        <w:ind w:left="360"/>
+        <w:rPr>
+          <w:b/>
+          <w:bCs/>
+          <w:sz w:val="28"/>
+          <w:szCs w:val="28"/>
+        </w:rPr>
+      </w:pPr>
+    </w:p>
+    <w:p>
+      <w:pPr>
         <w:rPr>
           <w:b/>
           <w:bCs/>
@@ -7568,6 +7503,7 @@
           <w:szCs w:val="36"/>
           <w:highlight w:val="lightGray"/>
         </w:rPr>
+        <w:lastRenderedPageBreak/>
         <w:t>10. Form Validation using JavaScript Theory:</w:t>
       </w:r>
       <w:r>
@@ -7586,27 +7522,20 @@
         <w:rPr>
           <w:b/>
           <w:bCs/>
-          <w:sz w:val="28"/>
-          <w:szCs w:val="28"/>
-        </w:rPr>
-      </w:pPr>
-      <w:r>
-        <w:rPr>
-          <w:b/>
-          <w:bCs/>
-          <w:sz w:val="28"/>
-          <w:szCs w:val="28"/>
-        </w:rPr>
-        <w:t>1.</w:t>
-      </w:r>
-      <w:r>
-        <w:rPr>
-          <w:b/>
-          <w:bCs/>
-          <w:sz w:val="28"/>
-          <w:szCs w:val="28"/>
-        </w:rPr>
-        <w:t>Using JavaScript for front-end form validation.</w:t>
+          <w:color w:val="0070C0"/>
+          <w:sz w:val="28"/>
+          <w:szCs w:val="28"/>
+        </w:rPr>
+      </w:pPr>
+      <w:r>
+        <w:rPr>
+          <w:b/>
+          <w:bCs/>
+          <w:color w:val="0070C0"/>
+          <w:sz w:val="28"/>
+          <w:szCs w:val="28"/>
+        </w:rPr>
+        <w:t>1.Using JavaScript for front-end form validation.</w:t>
       </w:r>
     </w:p>
     <w:p>
@@ -8198,39 +8127,39 @@
           <w:sz w:val="28"/>
           <w:szCs w:val="28"/>
         </w:rPr>
+        <w:t xml:space="preserve">    &lt;span id="</w:t>
+      </w:r>
+      <w:proofErr w:type="spellStart"/>
+      <w:r>
+        <w:rPr>
+          <w:sz w:val="28"/>
+          <w:szCs w:val="28"/>
+        </w:rPr>
+        <w:t>nameError</w:t>
+      </w:r>
+      <w:proofErr w:type="spellEnd"/>
+      <w:r>
+        <w:rPr>
+          <w:sz w:val="28"/>
+          <w:szCs w:val="28"/>
+        </w:rPr>
+        <w:t>"&gt;&lt;/span&gt;</w:t>
+      </w:r>
+    </w:p>
+    <w:p>
+      <w:pPr>
+        <w:ind w:firstLine="360"/>
+        <w:rPr>
+          <w:sz w:val="28"/>
+          <w:szCs w:val="28"/>
+        </w:rPr>
+      </w:pPr>
+      <w:r>
+        <w:rPr>
+          <w:sz w:val="28"/>
+          <w:szCs w:val="28"/>
+        </w:rPr>
         <w:lastRenderedPageBreak/>
-        <w:t xml:space="preserve">    &lt;span id="</w:t>
-      </w:r>
-      <w:proofErr w:type="spellStart"/>
-      <w:r>
-        <w:rPr>
-          <w:sz w:val="28"/>
-          <w:szCs w:val="28"/>
-        </w:rPr>
-        <w:t>nameError</w:t>
-      </w:r>
-      <w:proofErr w:type="spellEnd"/>
-      <w:r>
-        <w:rPr>
-          <w:sz w:val="28"/>
-          <w:szCs w:val="28"/>
-        </w:rPr>
-        <w:t>"&gt;&lt;/span&gt;</w:t>
-      </w:r>
-    </w:p>
-    <w:p>
-      <w:pPr>
-        <w:ind w:firstLine="360"/>
-        <w:rPr>
-          <w:sz w:val="28"/>
-          <w:szCs w:val="28"/>
-        </w:rPr>
-      </w:pPr>
-      <w:r>
-        <w:rPr>
-          <w:sz w:val="28"/>
-          <w:szCs w:val="28"/>
-        </w:rPr>
         <w:t>&lt;button type="submit"&gt;Submit&lt;/button&gt;</w:t>
       </w:r>
     </w:p>
@@ -8768,6 +8697,14 @@
     <w:p>
       <w:pPr>
         <w:rPr>
+          <w:sz w:val="28"/>
+          <w:szCs w:val="28"/>
+        </w:rPr>
+      </w:pPr>
+    </w:p>
+    <w:p>
+      <w:pPr>
+        <w:rPr>
           <w:b/>
           <w:bCs/>
           <w:sz w:val="36"/>
@@ -9751,42 +9688,374 @@
     </w:p>
     <w:p>
       <w:pPr>
-        <w:ind w:left="360"/>
-        <w:rPr>
-          <w:b/>
-          <w:bCs/>
-          <w:color w:val="4472C4" w:themeColor="accent1"/>
-          <w:sz w:val="32"/>
-          <w:szCs w:val="32"/>
-        </w:rPr>
-      </w:pPr>
-    </w:p>
-    <w:p>
-      <w:pPr>
-        <w:ind w:left="360"/>
-        <w:rPr>
-          <w:b/>
-          <w:bCs/>
-          <w:color w:val="4472C4" w:themeColor="accent1"/>
-          <w:sz w:val="32"/>
-          <w:szCs w:val="32"/>
-        </w:rPr>
-      </w:pPr>
-    </w:p>
-    <w:p>
-      <w:pPr>
-        <w:ind w:left="360"/>
-        <w:rPr>
-          <w:b/>
-          <w:bCs/>
-          <w:sz w:val="28"/>
-          <w:szCs w:val="28"/>
-        </w:rPr>
-      </w:pPr>
-    </w:p>
-    <w:p>
-      <w:pPr>
-        <w:ind w:left="360"/>
+        <w:rPr>
+          <w:sz w:val="28"/>
+          <w:szCs w:val="28"/>
+        </w:rPr>
+      </w:pPr>
+      <w:r>
+        <w:rPr>
+          <w:sz w:val="28"/>
+          <w:szCs w:val="28"/>
+        </w:rPr>
+        <w:t>Django ORM (Object–Relational Mapping) is a powerful feature of the Django framework that allows developers to interact with databases using Python objects instead of writing raw SQL queries. It acts as a bridge between the database and the application logic.</w:t>
+      </w:r>
+    </w:p>
+    <w:p>
+      <w:pPr>
+        <w:ind w:left="360"/>
+        <w:rPr>
+          <w:sz w:val="28"/>
+          <w:szCs w:val="28"/>
+        </w:rPr>
+      </w:pPr>
+    </w:p>
+    <w:p>
+      <w:pPr>
+        <w:ind w:left="360"/>
+        <w:rPr>
+          <w:sz w:val="28"/>
+          <w:szCs w:val="28"/>
+        </w:rPr>
+      </w:pPr>
+      <w:r>
+        <w:rPr>
+          <w:sz w:val="28"/>
+          <w:szCs w:val="28"/>
+        </w:rPr>
+        <w:t>Concept of ORM</w:t>
+      </w:r>
+    </w:p>
+    <w:p>
+      <w:pPr>
+        <w:ind w:left="360"/>
+        <w:rPr>
+          <w:sz w:val="28"/>
+          <w:szCs w:val="28"/>
+        </w:rPr>
+      </w:pPr>
+      <w:r>
+        <w:rPr>
+          <w:sz w:val="28"/>
+          <w:szCs w:val="28"/>
+        </w:rPr>
+        <w:t>ORM maps:</w:t>
+      </w:r>
+    </w:p>
+    <w:p>
+      <w:pPr>
+        <w:numPr>
+          <w:ilvl w:val="0"/>
+          <w:numId w:val="38"/>
+        </w:numPr>
+        <w:rPr>
+          <w:sz w:val="28"/>
+          <w:szCs w:val="28"/>
+        </w:rPr>
+      </w:pPr>
+      <w:r>
+        <w:rPr>
+          <w:sz w:val="28"/>
+          <w:szCs w:val="28"/>
+        </w:rPr>
+        <w:t>Models (Python classes) → Database tables</w:t>
+      </w:r>
+    </w:p>
+    <w:p>
+      <w:pPr>
+        <w:numPr>
+          <w:ilvl w:val="0"/>
+          <w:numId w:val="38"/>
+        </w:numPr>
+        <w:rPr>
+          <w:sz w:val="28"/>
+          <w:szCs w:val="28"/>
+        </w:rPr>
+      </w:pPr>
+      <w:r>
+        <w:rPr>
+          <w:sz w:val="28"/>
+          <w:szCs w:val="28"/>
+        </w:rPr>
+        <w:t>Model attributes → Table columns</w:t>
+      </w:r>
+    </w:p>
+    <w:p>
+      <w:pPr>
+        <w:numPr>
+          <w:ilvl w:val="0"/>
+          <w:numId w:val="38"/>
+        </w:numPr>
+        <w:rPr>
+          <w:sz w:val="28"/>
+          <w:szCs w:val="28"/>
+        </w:rPr>
+      </w:pPr>
+      <w:r>
+        <w:rPr>
+          <w:sz w:val="28"/>
+          <w:szCs w:val="28"/>
+        </w:rPr>
+        <w:t>Model objects → Table rows</w:t>
+      </w:r>
+    </w:p>
+    <w:p>
+      <w:pPr>
+        <w:ind w:left="360"/>
+        <w:rPr>
+          <w:sz w:val="28"/>
+          <w:szCs w:val="28"/>
+        </w:rPr>
+      </w:pPr>
+      <w:r>
+        <w:rPr>
+          <w:sz w:val="28"/>
+          <w:szCs w:val="28"/>
+        </w:rPr>
+        <w:t>This abstraction enables developers to perform database operations in an object-oriented manner.</w:t>
+      </w:r>
+    </w:p>
+    <w:p>
+      <w:pPr>
+        <w:ind w:left="360"/>
+        <w:rPr>
+          <w:sz w:val="28"/>
+          <w:szCs w:val="28"/>
+        </w:rPr>
+      </w:pPr>
+    </w:p>
+    <w:p>
+      <w:pPr>
+        <w:ind w:left="360"/>
+        <w:rPr>
+          <w:sz w:val="28"/>
+          <w:szCs w:val="28"/>
+        </w:rPr>
+      </w:pPr>
+      <w:r>
+        <w:rPr>
+          <w:sz w:val="28"/>
+          <w:szCs w:val="28"/>
+        </w:rPr>
+        <w:t>Working of Django ORM</w:t>
+      </w:r>
+    </w:p>
+    <w:p>
+      <w:pPr>
+        <w:numPr>
+          <w:ilvl w:val="0"/>
+          <w:numId w:val="39"/>
+        </w:numPr>
+        <w:rPr>
+          <w:sz w:val="28"/>
+          <w:szCs w:val="28"/>
+        </w:rPr>
+      </w:pPr>
+      <w:r>
+        <w:rPr>
+          <w:sz w:val="28"/>
+          <w:szCs w:val="28"/>
+        </w:rPr>
+        <w:t>A developer defines models in models.py.</w:t>
+      </w:r>
+    </w:p>
+    <w:p>
+      <w:pPr>
+        <w:numPr>
+          <w:ilvl w:val="0"/>
+          <w:numId w:val="39"/>
+        </w:numPr>
+        <w:rPr>
+          <w:sz w:val="28"/>
+          <w:szCs w:val="28"/>
+        </w:rPr>
+      </w:pPr>
+      <w:r>
+        <w:rPr>
+          <w:sz w:val="28"/>
+          <w:szCs w:val="28"/>
+        </w:rPr>
+        <w:t>Django converts models into database tables using migrations.</w:t>
+      </w:r>
+    </w:p>
+    <w:p>
+      <w:pPr>
+        <w:numPr>
+          <w:ilvl w:val="0"/>
+          <w:numId w:val="39"/>
+        </w:numPr>
+        <w:rPr>
+          <w:sz w:val="28"/>
+          <w:szCs w:val="28"/>
+        </w:rPr>
+      </w:pPr>
+      <w:r>
+        <w:rPr>
+          <w:sz w:val="28"/>
+          <w:szCs w:val="28"/>
+        </w:rPr>
+        <w:t>ORM translates Python queries into SQL.</w:t>
+      </w:r>
+    </w:p>
+    <w:p>
+      <w:pPr>
+        <w:numPr>
+          <w:ilvl w:val="0"/>
+          <w:numId w:val="39"/>
+        </w:numPr>
+        <w:rPr>
+          <w:sz w:val="28"/>
+          <w:szCs w:val="28"/>
+        </w:rPr>
+      </w:pPr>
+      <w:r>
+        <w:rPr>
+          <w:sz w:val="28"/>
+          <w:szCs w:val="28"/>
+        </w:rPr>
+        <w:t>The database executes SQL and returns results.</w:t>
+      </w:r>
+    </w:p>
+    <w:p>
+      <w:pPr>
+        <w:numPr>
+          <w:ilvl w:val="0"/>
+          <w:numId w:val="39"/>
+        </w:numPr>
+        <w:rPr>
+          <w:sz w:val="28"/>
+          <w:szCs w:val="28"/>
+        </w:rPr>
+      </w:pPr>
+      <w:r>
+        <w:rPr>
+          <w:sz w:val="28"/>
+          <w:szCs w:val="28"/>
+        </w:rPr>
+        <w:t>ORM converts results back into Python objects.</w:t>
+      </w:r>
+    </w:p>
+    <w:p>
+      <w:pPr>
+        <w:rPr>
+          <w:sz w:val="28"/>
+          <w:szCs w:val="28"/>
+        </w:rPr>
+      </w:pPr>
+    </w:p>
+    <w:p>
+      <w:pPr>
+        <w:ind w:left="360"/>
+        <w:rPr>
+          <w:sz w:val="28"/>
+          <w:szCs w:val="28"/>
+        </w:rPr>
+      </w:pPr>
+      <w:r>
+        <w:rPr>
+          <w:sz w:val="28"/>
+          <w:szCs w:val="28"/>
+        </w:rPr>
+        <w:t>Advantages</w:t>
+      </w:r>
+    </w:p>
+    <w:p>
+      <w:pPr>
+        <w:numPr>
+          <w:ilvl w:val="0"/>
+          <w:numId w:val="42"/>
+        </w:numPr>
+        <w:rPr>
+          <w:sz w:val="28"/>
+          <w:szCs w:val="28"/>
+        </w:rPr>
+      </w:pPr>
+      <w:r>
+        <w:rPr>
+          <w:sz w:val="28"/>
+          <w:szCs w:val="28"/>
+        </w:rPr>
+        <w:t>Simplifies database interaction</w:t>
+      </w:r>
+    </w:p>
+    <w:p>
+      <w:pPr>
+        <w:numPr>
+          <w:ilvl w:val="0"/>
+          <w:numId w:val="42"/>
+        </w:numPr>
+        <w:rPr>
+          <w:sz w:val="28"/>
+          <w:szCs w:val="28"/>
+        </w:rPr>
+      </w:pPr>
+      <w:r>
+        <w:rPr>
+          <w:sz w:val="28"/>
+          <w:szCs w:val="28"/>
+        </w:rPr>
+        <w:t>Improves code readability and maintainability</w:t>
+      </w:r>
+    </w:p>
+    <w:p>
+      <w:pPr>
+        <w:numPr>
+          <w:ilvl w:val="0"/>
+          <w:numId w:val="42"/>
+        </w:numPr>
+        <w:rPr>
+          <w:sz w:val="28"/>
+          <w:szCs w:val="28"/>
+        </w:rPr>
+      </w:pPr>
+      <w:r>
+        <w:rPr>
+          <w:sz w:val="28"/>
+          <w:szCs w:val="28"/>
+        </w:rPr>
+        <w:t>Reduces dependency on database-specific SQL</w:t>
+      </w:r>
+    </w:p>
+    <w:p>
+      <w:pPr>
+        <w:numPr>
+          <w:ilvl w:val="0"/>
+          <w:numId w:val="42"/>
+        </w:numPr>
+        <w:rPr>
+          <w:sz w:val="28"/>
+          <w:szCs w:val="28"/>
+        </w:rPr>
+      </w:pPr>
+      <w:r>
+        <w:rPr>
+          <w:sz w:val="28"/>
+          <w:szCs w:val="28"/>
+        </w:rPr>
+        <w:t>Encourages clean and structured code</w:t>
+      </w:r>
+    </w:p>
+    <w:p>
+      <w:pPr>
+        <w:numPr>
+          <w:ilvl w:val="0"/>
+          <w:numId w:val="42"/>
+        </w:numPr>
+        <w:rPr>
+          <w:sz w:val="28"/>
+          <w:szCs w:val="28"/>
+        </w:rPr>
+      </w:pPr>
+      <w:r>
+        <w:rPr>
+          <w:sz w:val="28"/>
+          <w:szCs w:val="28"/>
+        </w:rPr>
+        <w:t>Integrates seamlessly with Django views and templates</w:t>
+      </w:r>
+    </w:p>
+    <w:p>
+      <w:pPr>
         <w:rPr>
           <w:b/>
           <w:bCs/>
@@ -9802,6 +10071,7 @@
           <w:szCs w:val="36"/>
           <w:highlight w:val="lightGray"/>
         </w:rPr>
+        <w:lastRenderedPageBreak/>
         <w:t xml:space="preserve">12. ORM and </w:t>
       </w:r>
       <w:proofErr w:type="spellStart"/>
@@ -9842,33 +10112,27 @@
         <w:rPr>
           <w:b/>
           <w:bCs/>
-          <w:sz w:val="28"/>
-          <w:szCs w:val="28"/>
-        </w:rPr>
-      </w:pPr>
-      <w:r>
-        <w:rPr>
-          <w:b/>
-          <w:bCs/>
-          <w:sz w:val="28"/>
-          <w:szCs w:val="28"/>
-        </w:rPr>
-        <w:t>1.</w:t>
-      </w:r>
-      <w:r>
-        <w:rPr>
-          <w:b/>
-          <w:bCs/>
-          <w:sz w:val="28"/>
-          <w:szCs w:val="28"/>
-        </w:rPr>
-        <w:t xml:space="preserve">Understanding Django’s ORM and how </w:t>
+          <w:color w:val="0070C0"/>
+          <w:sz w:val="28"/>
+          <w:szCs w:val="28"/>
+        </w:rPr>
+      </w:pPr>
+      <w:r>
+        <w:rPr>
+          <w:b/>
+          <w:bCs/>
+          <w:color w:val="0070C0"/>
+          <w:sz w:val="28"/>
+          <w:szCs w:val="28"/>
+        </w:rPr>
+        <w:t xml:space="preserve">1.Understanding Django’s ORM and how </w:t>
       </w:r>
       <w:proofErr w:type="spellStart"/>
       <w:r>
         <w:rPr>
           <w:b/>
           <w:bCs/>
+          <w:color w:val="0070C0"/>
           <w:sz w:val="28"/>
           <w:szCs w:val="28"/>
         </w:rPr>
@@ -9879,6 +10143,7 @@
         <w:rPr>
           <w:b/>
           <w:bCs/>
+          <w:color w:val="0070C0"/>
           <w:sz w:val="28"/>
           <w:szCs w:val="28"/>
         </w:rPr>
@@ -9887,18 +10152,523 @@
     </w:p>
     <w:p>
       <w:pPr>
-        <w:ind w:left="360"/>
-        <w:rPr>
-          <w:b/>
-          <w:bCs/>
-          <w:sz w:val="28"/>
-          <w:szCs w:val="28"/>
-        </w:rPr>
-      </w:pPr>
-    </w:p>
-    <w:p>
-      <w:pPr>
-        <w:ind w:left="360"/>
+        <w:rPr>
+          <w:b/>
+          <w:bCs/>
+          <w:color w:val="000000" w:themeColor="text1"/>
+          <w:sz w:val="28"/>
+          <w:szCs w:val="28"/>
+        </w:rPr>
+      </w:pPr>
+    </w:p>
+    <w:p>
+      <w:pPr>
+        <w:rPr>
+          <w:b/>
+          <w:bCs/>
+          <w:color w:val="000000" w:themeColor="text1"/>
+          <w:sz w:val="28"/>
+          <w:szCs w:val="28"/>
+        </w:rPr>
+      </w:pPr>
+      <w:r>
+        <w:rPr>
+          <w:b/>
+          <w:bCs/>
+          <w:color w:val="000000" w:themeColor="text1"/>
+          <w:sz w:val="28"/>
+          <w:szCs w:val="28"/>
+        </w:rPr>
+        <w:t xml:space="preserve">Django ORM &amp; </w:t>
+      </w:r>
+      <w:proofErr w:type="spellStart"/>
+      <w:r>
+        <w:rPr>
+          <w:b/>
+          <w:bCs/>
+          <w:color w:val="000000" w:themeColor="text1"/>
+          <w:sz w:val="28"/>
+          <w:szCs w:val="28"/>
+        </w:rPr>
+        <w:t>QuerySets</w:t>
+      </w:r>
+      <w:proofErr w:type="spellEnd"/>
+      <w:r>
+        <w:rPr>
+          <w:b/>
+          <w:bCs/>
+          <w:color w:val="000000" w:themeColor="text1"/>
+          <w:sz w:val="28"/>
+          <w:szCs w:val="28"/>
+        </w:rPr>
+        <w:t xml:space="preserve"> (Short Theory)</w:t>
+      </w:r>
+    </w:p>
+    <w:p>
+      <w:pPr>
+        <w:pStyle w:val="ListParagraph"/>
+        <w:numPr>
+          <w:ilvl w:val="0"/>
+          <w:numId w:val="35"/>
+        </w:numPr>
+        <w:rPr>
+          <w:color w:val="000000" w:themeColor="text1"/>
+          <w:sz w:val="28"/>
+          <w:szCs w:val="28"/>
+        </w:rPr>
+      </w:pPr>
+      <w:r>
+        <w:rPr>
+          <w:color w:val="000000" w:themeColor="text1"/>
+          <w:sz w:val="28"/>
+          <w:szCs w:val="28"/>
+        </w:rPr>
+        <w:t xml:space="preserve">Django ORM (Object-Relational Mapping) allows developers to interact with the database using </w:t>
+      </w:r>
+      <w:r>
+        <w:rPr>
+          <w:b/>
+          <w:bCs/>
+          <w:color w:val="000000" w:themeColor="text1"/>
+          <w:sz w:val="28"/>
+          <w:szCs w:val="28"/>
+        </w:rPr>
+        <w:t>Python objects instead of SQL queries</w:t>
+      </w:r>
+      <w:r>
+        <w:rPr>
+          <w:color w:val="000000" w:themeColor="text1"/>
+          <w:sz w:val="28"/>
+          <w:szCs w:val="28"/>
+        </w:rPr>
+        <w:t xml:space="preserve">. Database tables are represented as </w:t>
+      </w:r>
+      <w:r>
+        <w:rPr>
+          <w:b/>
+          <w:bCs/>
+          <w:color w:val="000000" w:themeColor="text1"/>
+          <w:sz w:val="28"/>
+          <w:szCs w:val="28"/>
+        </w:rPr>
+        <w:t>models</w:t>
+      </w:r>
+      <w:r>
+        <w:rPr>
+          <w:color w:val="000000" w:themeColor="text1"/>
+          <w:sz w:val="28"/>
+          <w:szCs w:val="28"/>
+        </w:rPr>
+        <w:t xml:space="preserve">, rows as </w:t>
+      </w:r>
+      <w:r>
+        <w:rPr>
+          <w:b/>
+          <w:bCs/>
+          <w:color w:val="000000" w:themeColor="text1"/>
+          <w:sz w:val="28"/>
+          <w:szCs w:val="28"/>
+        </w:rPr>
+        <w:t>objects</w:t>
+      </w:r>
+      <w:r>
+        <w:rPr>
+          <w:color w:val="000000" w:themeColor="text1"/>
+          <w:sz w:val="28"/>
+          <w:szCs w:val="28"/>
+        </w:rPr>
+        <w:t xml:space="preserve">, and columns as </w:t>
+      </w:r>
+      <w:r>
+        <w:rPr>
+          <w:b/>
+          <w:bCs/>
+          <w:color w:val="000000" w:themeColor="text1"/>
+          <w:sz w:val="28"/>
+          <w:szCs w:val="28"/>
+        </w:rPr>
+        <w:t>fields</w:t>
+      </w:r>
+      <w:r>
+        <w:rPr>
+          <w:color w:val="000000" w:themeColor="text1"/>
+          <w:sz w:val="28"/>
+          <w:szCs w:val="28"/>
+        </w:rPr>
+        <w:t>.</w:t>
+      </w:r>
+    </w:p>
+    <w:p>
+      <w:pPr>
+        <w:pStyle w:val="ListParagraph"/>
+        <w:ind w:left="786"/>
+        <w:rPr>
+          <w:color w:val="000000" w:themeColor="text1"/>
+          <w:sz w:val="28"/>
+          <w:szCs w:val="28"/>
+        </w:rPr>
+      </w:pPr>
+    </w:p>
+    <w:p>
+      <w:pPr>
+        <w:pStyle w:val="ListParagraph"/>
+        <w:numPr>
+          <w:ilvl w:val="0"/>
+          <w:numId w:val="35"/>
+        </w:numPr>
+        <w:rPr>
+          <w:color w:val="000000" w:themeColor="text1"/>
+          <w:sz w:val="28"/>
+          <w:szCs w:val="28"/>
+        </w:rPr>
+      </w:pPr>
+      <w:r>
+        <w:rPr>
+          <w:color w:val="000000" w:themeColor="text1"/>
+          <w:sz w:val="28"/>
+          <w:szCs w:val="28"/>
+        </w:rPr>
+        <w:t xml:space="preserve">A </w:t>
+      </w:r>
+      <w:proofErr w:type="spellStart"/>
+      <w:r>
+        <w:rPr>
+          <w:b/>
+          <w:bCs/>
+          <w:color w:val="000000" w:themeColor="text1"/>
+          <w:sz w:val="28"/>
+          <w:szCs w:val="28"/>
+        </w:rPr>
+        <w:t>QuerySet</w:t>
+      </w:r>
+      <w:proofErr w:type="spellEnd"/>
+      <w:r>
+        <w:rPr>
+          <w:color w:val="000000" w:themeColor="text1"/>
+          <w:sz w:val="28"/>
+          <w:szCs w:val="28"/>
+        </w:rPr>
+        <w:t xml:space="preserve"> is a collection of objects retrieved from the database. It represents one or more records and allows operations like filtering, sorting, and updating data.</w:t>
+      </w:r>
+    </w:p>
+    <w:p>
+      <w:pPr>
+        <w:rPr>
+          <w:color w:val="000000" w:themeColor="text1"/>
+          <w:sz w:val="28"/>
+          <w:szCs w:val="28"/>
+        </w:rPr>
+      </w:pPr>
+    </w:p>
+    <w:p>
+      <w:pPr>
+        <w:pStyle w:val="ListParagraph"/>
+        <w:numPr>
+          <w:ilvl w:val="0"/>
+          <w:numId w:val="35"/>
+        </w:numPr>
+        <w:rPr>
+          <w:color w:val="000000" w:themeColor="text1"/>
+          <w:sz w:val="28"/>
+          <w:szCs w:val="28"/>
+        </w:rPr>
+      </w:pPr>
+      <w:proofErr w:type="spellStart"/>
+      <w:r>
+        <w:rPr>
+          <w:color w:val="000000" w:themeColor="text1"/>
+          <w:sz w:val="28"/>
+          <w:szCs w:val="28"/>
+        </w:rPr>
+        <w:t>QuerySets</w:t>
+      </w:r>
+      <w:proofErr w:type="spellEnd"/>
+      <w:r>
+        <w:rPr>
+          <w:color w:val="000000" w:themeColor="text1"/>
+          <w:sz w:val="28"/>
+          <w:szCs w:val="28"/>
+        </w:rPr>
+        <w:t xml:space="preserve"> are </w:t>
+      </w:r>
+      <w:r>
+        <w:rPr>
+          <w:b/>
+          <w:bCs/>
+          <w:color w:val="000000" w:themeColor="text1"/>
+          <w:sz w:val="28"/>
+          <w:szCs w:val="28"/>
+        </w:rPr>
+        <w:t>lazy</w:t>
+      </w:r>
+      <w:r>
+        <w:rPr>
+          <w:color w:val="000000" w:themeColor="text1"/>
+          <w:sz w:val="28"/>
+          <w:szCs w:val="28"/>
+        </w:rPr>
+        <w:t>, meaning the database query is executed only when the data is actually needed. This improves performance.</w:t>
+      </w:r>
+    </w:p>
+    <w:p>
+      <w:pPr>
+        <w:pStyle w:val="ListParagraph"/>
+        <w:rPr>
+          <w:color w:val="000000" w:themeColor="text1"/>
+          <w:sz w:val="28"/>
+          <w:szCs w:val="28"/>
+        </w:rPr>
+      </w:pPr>
+    </w:p>
+    <w:p>
+      <w:pPr>
+        <w:pStyle w:val="ListParagraph"/>
+        <w:ind w:left="786"/>
+        <w:rPr>
+          <w:color w:val="000000" w:themeColor="text1"/>
+          <w:sz w:val="28"/>
+          <w:szCs w:val="28"/>
+        </w:rPr>
+      </w:pPr>
+    </w:p>
+    <w:p>
+      <w:pPr>
+        <w:ind w:left="360"/>
+        <w:rPr>
+          <w:color w:val="000000" w:themeColor="text1"/>
+          <w:sz w:val="28"/>
+          <w:szCs w:val="28"/>
+        </w:rPr>
+      </w:pPr>
+      <w:r>
+        <w:rPr>
+          <w:color w:val="000000" w:themeColor="text1"/>
+          <w:sz w:val="28"/>
+          <w:szCs w:val="28"/>
+        </w:rPr>
+        <w:t xml:space="preserve">Common </w:t>
+      </w:r>
+      <w:proofErr w:type="spellStart"/>
+      <w:r>
+        <w:rPr>
+          <w:color w:val="000000" w:themeColor="text1"/>
+          <w:sz w:val="28"/>
+          <w:szCs w:val="28"/>
+        </w:rPr>
+        <w:t>QuerySet</w:t>
+      </w:r>
+      <w:proofErr w:type="spellEnd"/>
+      <w:r>
+        <w:rPr>
+          <w:color w:val="000000" w:themeColor="text1"/>
+          <w:sz w:val="28"/>
+          <w:szCs w:val="28"/>
+        </w:rPr>
+        <w:t xml:space="preserve"> methods include:</w:t>
+      </w:r>
+    </w:p>
+    <w:p>
+      <w:pPr>
+        <w:numPr>
+          <w:ilvl w:val="0"/>
+          <w:numId w:val="43"/>
+        </w:numPr>
+        <w:rPr>
+          <w:color w:val="000000" w:themeColor="text1"/>
+          <w:sz w:val="28"/>
+          <w:szCs w:val="28"/>
+        </w:rPr>
+      </w:pPr>
+      <w:proofErr w:type="gramStart"/>
+      <w:r>
+        <w:rPr>
+          <w:color w:val="000000" w:themeColor="text1"/>
+          <w:sz w:val="28"/>
+          <w:szCs w:val="28"/>
+        </w:rPr>
+        <w:t>all(</w:t>
+      </w:r>
+      <w:proofErr w:type="gramEnd"/>
+      <w:r>
+        <w:rPr>
+          <w:color w:val="000000" w:themeColor="text1"/>
+          <w:sz w:val="28"/>
+          <w:szCs w:val="28"/>
+        </w:rPr>
+        <w:t>) – fetch all records</w:t>
+      </w:r>
+    </w:p>
+    <w:p>
+      <w:pPr>
+        <w:numPr>
+          <w:ilvl w:val="0"/>
+          <w:numId w:val="43"/>
+        </w:numPr>
+        <w:rPr>
+          <w:color w:val="000000" w:themeColor="text1"/>
+          <w:sz w:val="28"/>
+          <w:szCs w:val="28"/>
+        </w:rPr>
+      </w:pPr>
+      <w:proofErr w:type="gramStart"/>
+      <w:r>
+        <w:rPr>
+          <w:color w:val="000000" w:themeColor="text1"/>
+          <w:sz w:val="28"/>
+          <w:szCs w:val="28"/>
+        </w:rPr>
+        <w:t>filter(</w:t>
+      </w:r>
+      <w:proofErr w:type="gramEnd"/>
+      <w:r>
+        <w:rPr>
+          <w:color w:val="000000" w:themeColor="text1"/>
+          <w:sz w:val="28"/>
+          <w:szCs w:val="28"/>
+        </w:rPr>
+        <w:t>) – fetch matching records</w:t>
+      </w:r>
+    </w:p>
+    <w:p>
+      <w:pPr>
+        <w:numPr>
+          <w:ilvl w:val="0"/>
+          <w:numId w:val="43"/>
+        </w:numPr>
+        <w:rPr>
+          <w:color w:val="000000" w:themeColor="text1"/>
+          <w:sz w:val="28"/>
+          <w:szCs w:val="28"/>
+        </w:rPr>
+      </w:pPr>
+      <w:proofErr w:type="gramStart"/>
+      <w:r>
+        <w:rPr>
+          <w:color w:val="000000" w:themeColor="text1"/>
+          <w:sz w:val="28"/>
+          <w:szCs w:val="28"/>
+        </w:rPr>
+        <w:t>get(</w:t>
+      </w:r>
+      <w:proofErr w:type="gramEnd"/>
+      <w:r>
+        <w:rPr>
+          <w:color w:val="000000" w:themeColor="text1"/>
+          <w:sz w:val="28"/>
+          <w:szCs w:val="28"/>
+        </w:rPr>
+        <w:t>) – fetch a single record</w:t>
+      </w:r>
+    </w:p>
+    <w:p>
+      <w:pPr>
+        <w:ind w:left="720"/>
+        <w:rPr>
+          <w:color w:val="000000" w:themeColor="text1"/>
+          <w:sz w:val="28"/>
+          <w:szCs w:val="28"/>
+        </w:rPr>
+      </w:pPr>
+    </w:p>
+    <w:p>
+      <w:pPr>
+        <w:ind w:left="360"/>
+        <w:rPr>
+          <w:color w:val="000000" w:themeColor="text1"/>
+          <w:sz w:val="28"/>
+          <w:szCs w:val="28"/>
+        </w:rPr>
+      </w:pPr>
+      <w:r>
+        <w:rPr>
+          <w:color w:val="000000" w:themeColor="text1"/>
+          <w:sz w:val="28"/>
+          <w:szCs w:val="28"/>
+        </w:rPr>
+        <w:t xml:space="preserve">Django ORM and </w:t>
+      </w:r>
+      <w:proofErr w:type="spellStart"/>
+      <w:r>
+        <w:rPr>
+          <w:color w:val="000000" w:themeColor="text1"/>
+          <w:sz w:val="28"/>
+          <w:szCs w:val="28"/>
+        </w:rPr>
+        <w:t>QuerySets</w:t>
+      </w:r>
+      <w:proofErr w:type="spellEnd"/>
+      <w:r>
+        <w:rPr>
+          <w:color w:val="000000" w:themeColor="text1"/>
+          <w:sz w:val="28"/>
+          <w:szCs w:val="28"/>
+        </w:rPr>
+        <w:t xml:space="preserve"> provide a </w:t>
+      </w:r>
+      <w:r>
+        <w:rPr>
+          <w:b/>
+          <w:bCs/>
+          <w:color w:val="000000" w:themeColor="text1"/>
+          <w:sz w:val="28"/>
+          <w:szCs w:val="28"/>
+        </w:rPr>
+        <w:t>secure, readable, and database-independent</w:t>
+      </w:r>
+      <w:r>
+        <w:rPr>
+          <w:color w:val="000000" w:themeColor="text1"/>
+          <w:sz w:val="28"/>
+          <w:szCs w:val="28"/>
+        </w:rPr>
+        <w:t xml:space="preserve"> way to work with data.</w:t>
+      </w:r>
+    </w:p>
+    <w:p>
+      <w:pPr>
+        <w:ind w:left="360"/>
+        <w:rPr>
+          <w:color w:val="0070C0"/>
+          <w:sz w:val="28"/>
+          <w:szCs w:val="28"/>
+        </w:rPr>
+      </w:pPr>
+    </w:p>
+    <w:p>
+      <w:pPr>
+        <w:ind w:left="360"/>
+        <w:rPr>
+          <w:b/>
+          <w:bCs/>
+          <w:sz w:val="28"/>
+          <w:szCs w:val="28"/>
+        </w:rPr>
+      </w:pPr>
+    </w:p>
+    <w:p>
+      <w:pPr>
+        <w:ind w:left="360"/>
+        <w:rPr>
+          <w:b/>
+          <w:bCs/>
+          <w:sz w:val="28"/>
+          <w:szCs w:val="28"/>
+        </w:rPr>
+      </w:pPr>
+    </w:p>
+    <w:p>
+      <w:pPr>
+        <w:ind w:left="360"/>
+        <w:rPr>
+          <w:b/>
+          <w:bCs/>
+          <w:sz w:val="28"/>
+          <w:szCs w:val="28"/>
+        </w:rPr>
+      </w:pPr>
+    </w:p>
+    <w:p>
+      <w:pPr>
         <w:rPr>
           <w:b/>
           <w:bCs/>
@@ -9914,6 +10684,7 @@
           <w:szCs w:val="36"/>
           <w:highlight w:val="lightGray"/>
         </w:rPr>
+        <w:lastRenderedPageBreak/>
         <w:t>13. Django Forms and Authentication:</w:t>
       </w:r>
       <w:r>
@@ -9932,72 +10703,854 @@
         <w:rPr>
           <w:b/>
           <w:bCs/>
-          <w:sz w:val="28"/>
-          <w:szCs w:val="28"/>
-        </w:rPr>
-      </w:pPr>
-      <w:r>
-        <w:rPr>
-          <w:b/>
-          <w:bCs/>
-          <w:sz w:val="28"/>
-          <w:szCs w:val="28"/>
-        </w:rPr>
-        <w:t>1.</w:t>
-      </w:r>
-      <w:r>
-        <w:rPr>
-          <w:b/>
-          <w:bCs/>
-          <w:sz w:val="28"/>
-          <w:szCs w:val="28"/>
-        </w:rPr>
-        <w:t xml:space="preserve">Using Django’s built-in form handling. </w:t>
-      </w:r>
-    </w:p>
-    <w:p>
-      <w:pPr>
-        <w:ind w:left="360"/>
-        <w:rPr>
-          <w:b/>
-          <w:bCs/>
-          <w:sz w:val="28"/>
-          <w:szCs w:val="28"/>
-        </w:rPr>
-      </w:pPr>
-      <w:r>
-        <w:rPr>
-          <w:b/>
-          <w:bCs/>
-          <w:sz w:val="28"/>
-          <w:szCs w:val="28"/>
-        </w:rPr>
-        <w:t>2.</w:t>
-      </w:r>
-      <w:r>
-        <w:rPr>
-          <w:b/>
-          <w:bCs/>
-          <w:sz w:val="28"/>
-          <w:szCs w:val="28"/>
-        </w:rPr>
-        <w:t>Implementing Django’s authentication system (sign up, login, logout, password management).</w:t>
-      </w:r>
-    </w:p>
-    <w:p>
-      <w:pPr>
-        <w:ind w:left="360"/>
-        <w:rPr>
-          <w:b/>
-          <w:bCs/>
-          <w:sz w:val="28"/>
-          <w:szCs w:val="28"/>
-        </w:rPr>
-      </w:pPr>
-    </w:p>
-    <w:p>
-      <w:pPr>
-        <w:ind w:left="360"/>
+          <w:color w:val="0070C0"/>
+          <w:sz w:val="28"/>
+          <w:szCs w:val="28"/>
+        </w:rPr>
+      </w:pPr>
+      <w:r>
+        <w:rPr>
+          <w:b/>
+          <w:bCs/>
+          <w:color w:val="0070C0"/>
+          <w:sz w:val="28"/>
+          <w:szCs w:val="28"/>
+        </w:rPr>
+        <w:t xml:space="preserve">1.Using Django’s built-in form handling. </w:t>
+      </w:r>
+    </w:p>
+    <w:p>
+      <w:pPr>
+        <w:ind w:left="360"/>
+        <w:rPr>
+          <w:b/>
+          <w:bCs/>
+          <w:color w:val="0070C0"/>
+          <w:sz w:val="28"/>
+          <w:szCs w:val="28"/>
+        </w:rPr>
+      </w:pPr>
+    </w:p>
+    <w:p>
+      <w:pPr>
+        <w:ind w:left="360"/>
+        <w:rPr>
+          <w:color w:val="000000" w:themeColor="text1"/>
+          <w:sz w:val="28"/>
+          <w:szCs w:val="28"/>
+        </w:rPr>
+      </w:pPr>
+      <w:r>
+        <w:rPr>
+          <w:color w:val="000000" w:themeColor="text1"/>
+          <w:sz w:val="28"/>
+          <w:szCs w:val="28"/>
+        </w:rPr>
+        <w:t xml:space="preserve">Django provides a built-in </w:t>
+      </w:r>
+      <w:r>
+        <w:rPr>
+          <w:b/>
+          <w:bCs/>
+          <w:color w:val="000000" w:themeColor="text1"/>
+          <w:sz w:val="28"/>
+          <w:szCs w:val="28"/>
+        </w:rPr>
+        <w:t>forms framework</w:t>
+      </w:r>
+      <w:r>
+        <w:rPr>
+          <w:color w:val="000000" w:themeColor="text1"/>
+          <w:sz w:val="28"/>
+          <w:szCs w:val="28"/>
+        </w:rPr>
+        <w:t xml:space="preserve"> that simplifies handling user input and form validation. Forms are created using Python classes, which automatically generate HTML form fields and validate submitted data.</w:t>
+      </w:r>
+    </w:p>
+    <w:p>
+      <w:pPr>
+        <w:ind w:left="360"/>
+        <w:rPr>
+          <w:color w:val="000000" w:themeColor="text1"/>
+          <w:sz w:val="28"/>
+          <w:szCs w:val="28"/>
+        </w:rPr>
+      </w:pPr>
+      <w:r>
+        <w:rPr>
+          <w:color w:val="000000" w:themeColor="text1"/>
+          <w:sz w:val="28"/>
+          <w:szCs w:val="28"/>
+        </w:rPr>
+        <w:t>There are two main types of forms:</w:t>
+      </w:r>
+    </w:p>
+    <w:p>
+      <w:pPr>
+        <w:numPr>
+          <w:ilvl w:val="0"/>
+          <w:numId w:val="44"/>
+        </w:numPr>
+        <w:rPr>
+          <w:color w:val="000000" w:themeColor="text1"/>
+          <w:sz w:val="28"/>
+          <w:szCs w:val="28"/>
+        </w:rPr>
+      </w:pPr>
+      <w:r>
+        <w:rPr>
+          <w:b/>
+          <w:bCs/>
+          <w:color w:val="000000" w:themeColor="text1"/>
+          <w:sz w:val="28"/>
+          <w:szCs w:val="28"/>
+        </w:rPr>
+        <w:t>Forms (</w:t>
+      </w:r>
+      <w:proofErr w:type="spellStart"/>
+      <w:proofErr w:type="gramStart"/>
+      <w:r>
+        <w:rPr>
+          <w:b/>
+          <w:bCs/>
+          <w:color w:val="000000" w:themeColor="text1"/>
+          <w:sz w:val="28"/>
+          <w:szCs w:val="28"/>
+        </w:rPr>
+        <w:t>forms.Form</w:t>
+      </w:r>
+      <w:proofErr w:type="spellEnd"/>
+      <w:proofErr w:type="gramEnd"/>
+      <w:r>
+        <w:rPr>
+          <w:b/>
+          <w:bCs/>
+          <w:color w:val="000000" w:themeColor="text1"/>
+          <w:sz w:val="28"/>
+          <w:szCs w:val="28"/>
+        </w:rPr>
+        <w:t>)</w:t>
+      </w:r>
+      <w:r>
+        <w:rPr>
+          <w:color w:val="000000" w:themeColor="text1"/>
+          <w:sz w:val="28"/>
+          <w:szCs w:val="28"/>
+        </w:rPr>
+        <w:t xml:space="preserve"> – used when data is not directly linked to a database</w:t>
+      </w:r>
+    </w:p>
+    <w:p>
+      <w:pPr>
+        <w:numPr>
+          <w:ilvl w:val="0"/>
+          <w:numId w:val="44"/>
+        </w:numPr>
+        <w:rPr>
+          <w:color w:val="000000" w:themeColor="text1"/>
+          <w:sz w:val="28"/>
+          <w:szCs w:val="28"/>
+        </w:rPr>
+      </w:pPr>
+      <w:proofErr w:type="spellStart"/>
+      <w:r>
+        <w:rPr>
+          <w:b/>
+          <w:bCs/>
+          <w:color w:val="000000" w:themeColor="text1"/>
+          <w:sz w:val="28"/>
+          <w:szCs w:val="28"/>
+        </w:rPr>
+        <w:t>ModelForms</w:t>
+      </w:r>
+      <w:proofErr w:type="spellEnd"/>
+      <w:r>
+        <w:rPr>
+          <w:b/>
+          <w:bCs/>
+          <w:color w:val="000000" w:themeColor="text1"/>
+          <w:sz w:val="28"/>
+          <w:szCs w:val="28"/>
+        </w:rPr>
+        <w:t xml:space="preserve"> (</w:t>
+      </w:r>
+      <w:proofErr w:type="spellStart"/>
+      <w:proofErr w:type="gramStart"/>
+      <w:r>
+        <w:rPr>
+          <w:b/>
+          <w:bCs/>
+          <w:color w:val="000000" w:themeColor="text1"/>
+          <w:sz w:val="28"/>
+          <w:szCs w:val="28"/>
+        </w:rPr>
+        <w:t>forms.ModelForm</w:t>
+      </w:r>
+      <w:proofErr w:type="spellEnd"/>
+      <w:proofErr w:type="gramEnd"/>
+      <w:r>
+        <w:rPr>
+          <w:b/>
+          <w:bCs/>
+          <w:color w:val="000000" w:themeColor="text1"/>
+          <w:sz w:val="28"/>
+          <w:szCs w:val="28"/>
+        </w:rPr>
+        <w:t>)</w:t>
+      </w:r>
+      <w:r>
+        <w:rPr>
+          <w:color w:val="000000" w:themeColor="text1"/>
+          <w:sz w:val="28"/>
+          <w:szCs w:val="28"/>
+        </w:rPr>
+        <w:t xml:space="preserve"> – used when form data is saved to a database model</w:t>
+      </w:r>
+    </w:p>
+    <w:p>
+      <w:pPr>
+        <w:ind w:left="360"/>
+        <w:rPr>
+          <w:color w:val="000000" w:themeColor="text1"/>
+          <w:sz w:val="28"/>
+          <w:szCs w:val="28"/>
+        </w:rPr>
+      </w:pPr>
+      <w:r>
+        <w:rPr>
+          <w:color w:val="000000" w:themeColor="text1"/>
+          <w:sz w:val="28"/>
+          <w:szCs w:val="28"/>
+        </w:rPr>
+        <w:t>Django form handling includes:</w:t>
+      </w:r>
+    </w:p>
+    <w:p>
+      <w:pPr>
+        <w:numPr>
+          <w:ilvl w:val="0"/>
+          <w:numId w:val="45"/>
+        </w:numPr>
+        <w:rPr>
+          <w:color w:val="000000" w:themeColor="text1"/>
+          <w:sz w:val="28"/>
+          <w:szCs w:val="28"/>
+        </w:rPr>
+      </w:pPr>
+      <w:r>
+        <w:rPr>
+          <w:color w:val="000000" w:themeColor="text1"/>
+          <w:sz w:val="28"/>
+          <w:szCs w:val="28"/>
+        </w:rPr>
+        <w:t>Automatic form rendering in templates</w:t>
+      </w:r>
+    </w:p>
+    <w:p>
+      <w:pPr>
+        <w:numPr>
+          <w:ilvl w:val="0"/>
+          <w:numId w:val="45"/>
+        </w:numPr>
+        <w:rPr>
+          <w:color w:val="000000" w:themeColor="text1"/>
+          <w:sz w:val="28"/>
+          <w:szCs w:val="28"/>
+        </w:rPr>
+      </w:pPr>
+      <w:r>
+        <w:rPr>
+          <w:color w:val="000000" w:themeColor="text1"/>
+          <w:sz w:val="28"/>
+          <w:szCs w:val="28"/>
+        </w:rPr>
+        <w:t>Built-in data validation</w:t>
+      </w:r>
+    </w:p>
+    <w:p>
+      <w:pPr>
+        <w:numPr>
+          <w:ilvl w:val="0"/>
+          <w:numId w:val="45"/>
+        </w:numPr>
+        <w:rPr>
+          <w:color w:val="000000" w:themeColor="text1"/>
+          <w:sz w:val="28"/>
+          <w:szCs w:val="28"/>
+        </w:rPr>
+      </w:pPr>
+      <w:r>
+        <w:rPr>
+          <w:color w:val="000000" w:themeColor="text1"/>
+          <w:sz w:val="28"/>
+          <w:szCs w:val="28"/>
+        </w:rPr>
+        <w:t>Error handling and security against invalid input</w:t>
+      </w:r>
+    </w:p>
+    <w:p>
+      <w:pPr>
+        <w:ind w:left="360"/>
+        <w:rPr>
+          <w:color w:val="000000" w:themeColor="text1"/>
+          <w:sz w:val="28"/>
+          <w:szCs w:val="28"/>
+        </w:rPr>
+      </w:pPr>
+      <w:r>
+        <w:rPr>
+          <w:color w:val="000000" w:themeColor="text1"/>
+          <w:sz w:val="28"/>
+          <w:szCs w:val="28"/>
+        </w:rPr>
+        <w:t xml:space="preserve">Forms process data through </w:t>
+      </w:r>
+      <w:r>
+        <w:rPr>
+          <w:b/>
+          <w:bCs/>
+          <w:color w:val="000000" w:themeColor="text1"/>
+          <w:sz w:val="28"/>
+          <w:szCs w:val="28"/>
+        </w:rPr>
+        <w:t>GET or POST requests</w:t>
+      </w:r>
+      <w:r>
+        <w:rPr>
+          <w:color w:val="000000" w:themeColor="text1"/>
+          <w:sz w:val="28"/>
+          <w:szCs w:val="28"/>
+        </w:rPr>
+        <w:t>, making user input handling clean, secure, and efficient.</w:t>
+      </w:r>
+    </w:p>
+    <w:p>
+      <w:pPr>
+        <w:ind w:left="360"/>
+        <w:rPr>
+          <w:color w:val="000000" w:themeColor="text1"/>
+          <w:sz w:val="28"/>
+          <w:szCs w:val="28"/>
+        </w:rPr>
+      </w:pPr>
+    </w:p>
+    <w:p>
+      <w:pPr>
+        <w:ind w:left="360"/>
+        <w:rPr>
+          <w:color w:val="000000" w:themeColor="text1"/>
+          <w:sz w:val="28"/>
+          <w:szCs w:val="28"/>
+        </w:rPr>
+      </w:pPr>
+    </w:p>
+    <w:p>
+      <w:pPr>
+        <w:ind w:left="360"/>
+        <w:rPr>
+          <w:color w:val="000000" w:themeColor="text1"/>
+          <w:sz w:val="28"/>
+          <w:szCs w:val="28"/>
+        </w:rPr>
+      </w:pPr>
+    </w:p>
+    <w:p>
+      <w:pPr>
+        <w:ind w:left="360"/>
+        <w:rPr>
+          <w:color w:val="000000" w:themeColor="text1"/>
+          <w:sz w:val="28"/>
+          <w:szCs w:val="28"/>
+        </w:rPr>
+      </w:pPr>
+    </w:p>
+    <w:p>
+      <w:pPr>
+        <w:ind w:left="360"/>
+        <w:rPr>
+          <w:color w:val="000000" w:themeColor="text1"/>
+          <w:sz w:val="28"/>
+          <w:szCs w:val="28"/>
+        </w:rPr>
+      </w:pPr>
+    </w:p>
+    <w:p>
+      <w:pPr>
+        <w:ind w:left="360"/>
+        <w:rPr>
+          <w:color w:val="000000" w:themeColor="text1"/>
+          <w:sz w:val="28"/>
+          <w:szCs w:val="28"/>
+        </w:rPr>
+      </w:pPr>
+    </w:p>
+    <w:p>
+      <w:pPr>
+        <w:ind w:left="360"/>
+        <w:rPr>
+          <w:color w:val="000000" w:themeColor="text1"/>
+          <w:sz w:val="28"/>
+          <w:szCs w:val="28"/>
+        </w:rPr>
+      </w:pPr>
+    </w:p>
+    <w:p>
+      <w:pPr>
+        <w:ind w:left="360"/>
+        <w:rPr>
+          <w:color w:val="000000" w:themeColor="text1"/>
+          <w:sz w:val="28"/>
+          <w:szCs w:val="28"/>
+        </w:rPr>
+      </w:pPr>
+    </w:p>
+    <w:p>
+      <w:pPr>
+        <w:ind w:left="360"/>
+        <w:rPr>
+          <w:color w:val="000000" w:themeColor="text1"/>
+          <w:sz w:val="28"/>
+          <w:szCs w:val="28"/>
+        </w:rPr>
+      </w:pPr>
+    </w:p>
+    <w:p>
+      <w:pPr>
+        <w:ind w:left="360"/>
+        <w:rPr>
+          <w:color w:val="000000" w:themeColor="text1"/>
+          <w:sz w:val="28"/>
+          <w:szCs w:val="28"/>
+        </w:rPr>
+      </w:pPr>
+    </w:p>
+    <w:p>
+      <w:pPr>
+        <w:ind w:left="360"/>
+        <w:rPr>
+          <w:b/>
+          <w:bCs/>
+          <w:color w:val="0070C0"/>
+          <w:sz w:val="28"/>
+          <w:szCs w:val="28"/>
+        </w:rPr>
+      </w:pPr>
+      <w:r>
+        <w:rPr>
+          <w:b/>
+          <w:bCs/>
+          <w:color w:val="0070C0"/>
+          <w:sz w:val="28"/>
+          <w:szCs w:val="28"/>
+        </w:rPr>
+        <w:lastRenderedPageBreak/>
+        <w:t>2.Implementing Django’s authentication system (sign up, login, logout, password management).</w:t>
+      </w:r>
+    </w:p>
+    <w:p>
+      <w:pPr>
+        <w:ind w:left="360"/>
+        <w:rPr>
+          <w:b/>
+          <w:bCs/>
+          <w:color w:val="000000" w:themeColor="text1"/>
+          <w:sz w:val="28"/>
+          <w:szCs w:val="28"/>
+        </w:rPr>
+      </w:pPr>
+      <w:r>
+        <w:rPr>
+          <w:b/>
+          <w:bCs/>
+          <w:color w:val="000000" w:themeColor="text1"/>
+          <w:sz w:val="28"/>
+          <w:szCs w:val="28"/>
+        </w:rPr>
+        <w:t>Implementing Django’s Authentication System (Short Theory)</w:t>
+      </w:r>
+    </w:p>
+    <w:p>
+      <w:pPr>
+        <w:ind w:left="360"/>
+        <w:rPr>
+          <w:color w:val="000000" w:themeColor="text1"/>
+          <w:sz w:val="28"/>
+          <w:szCs w:val="28"/>
+        </w:rPr>
+      </w:pPr>
+      <w:r>
+        <w:rPr>
+          <w:color w:val="000000" w:themeColor="text1"/>
+          <w:sz w:val="28"/>
+          <w:szCs w:val="28"/>
+        </w:rPr>
+        <w:t xml:space="preserve">Django provides a built-in </w:t>
+      </w:r>
+      <w:r>
+        <w:rPr>
+          <w:b/>
+          <w:bCs/>
+          <w:color w:val="000000" w:themeColor="text1"/>
+          <w:sz w:val="28"/>
+          <w:szCs w:val="28"/>
+        </w:rPr>
+        <w:t>authentication system</w:t>
+      </w:r>
+      <w:r>
+        <w:rPr>
+          <w:color w:val="000000" w:themeColor="text1"/>
+          <w:sz w:val="28"/>
+          <w:szCs w:val="28"/>
+        </w:rPr>
+        <w:t xml:space="preserve"> to manage user accounts securely. It handles </w:t>
+      </w:r>
+      <w:r>
+        <w:rPr>
+          <w:b/>
+          <w:bCs/>
+          <w:color w:val="000000" w:themeColor="text1"/>
+          <w:sz w:val="28"/>
+          <w:szCs w:val="28"/>
+        </w:rPr>
+        <w:t>user registration (sign up), login, logout, and password management</w:t>
+      </w:r>
+      <w:r>
+        <w:rPr>
+          <w:color w:val="000000" w:themeColor="text1"/>
+          <w:sz w:val="28"/>
+          <w:szCs w:val="28"/>
+        </w:rPr>
+        <w:t>.</w:t>
+      </w:r>
+    </w:p>
+    <w:p>
+      <w:pPr>
+        <w:ind w:left="360"/>
+        <w:rPr>
+          <w:color w:val="000000" w:themeColor="text1"/>
+          <w:sz w:val="28"/>
+          <w:szCs w:val="28"/>
+        </w:rPr>
+      </w:pPr>
+      <w:r>
+        <w:rPr>
+          <w:color w:val="000000" w:themeColor="text1"/>
+          <w:sz w:val="28"/>
+          <w:szCs w:val="28"/>
+        </w:rPr>
+        <w:t>Key features include:</w:t>
+      </w:r>
+    </w:p>
+    <w:p>
+      <w:pPr>
+        <w:numPr>
+          <w:ilvl w:val="0"/>
+          <w:numId w:val="46"/>
+        </w:numPr>
+        <w:rPr>
+          <w:color w:val="000000" w:themeColor="text1"/>
+          <w:sz w:val="28"/>
+          <w:szCs w:val="28"/>
+        </w:rPr>
+      </w:pPr>
+      <w:r>
+        <w:rPr>
+          <w:b/>
+          <w:bCs/>
+          <w:color w:val="000000" w:themeColor="text1"/>
+          <w:sz w:val="28"/>
+          <w:szCs w:val="28"/>
+        </w:rPr>
+        <w:t>User Model</w:t>
+      </w:r>
+      <w:r>
+        <w:rPr>
+          <w:color w:val="000000" w:themeColor="text1"/>
+          <w:sz w:val="28"/>
+          <w:szCs w:val="28"/>
+        </w:rPr>
+        <w:t xml:space="preserve"> for storing user information</w:t>
+      </w:r>
+    </w:p>
+    <w:p>
+      <w:pPr>
+        <w:numPr>
+          <w:ilvl w:val="0"/>
+          <w:numId w:val="46"/>
+        </w:numPr>
+        <w:rPr>
+          <w:color w:val="000000" w:themeColor="text1"/>
+          <w:sz w:val="28"/>
+          <w:szCs w:val="28"/>
+        </w:rPr>
+      </w:pPr>
+      <w:r>
+        <w:rPr>
+          <w:b/>
+          <w:bCs/>
+          <w:color w:val="000000" w:themeColor="text1"/>
+          <w:sz w:val="28"/>
+          <w:szCs w:val="28"/>
+        </w:rPr>
+        <w:t>Authentication views</w:t>
+      </w:r>
+      <w:r>
+        <w:rPr>
+          <w:color w:val="000000" w:themeColor="text1"/>
+          <w:sz w:val="28"/>
+          <w:szCs w:val="28"/>
+        </w:rPr>
+        <w:t xml:space="preserve"> for login and logout</w:t>
+      </w:r>
+    </w:p>
+    <w:p>
+      <w:pPr>
+        <w:numPr>
+          <w:ilvl w:val="0"/>
+          <w:numId w:val="46"/>
+        </w:numPr>
+        <w:rPr>
+          <w:color w:val="000000" w:themeColor="text1"/>
+          <w:sz w:val="28"/>
+          <w:szCs w:val="28"/>
+        </w:rPr>
+      </w:pPr>
+      <w:r>
+        <w:rPr>
+          <w:b/>
+          <w:bCs/>
+          <w:color w:val="000000" w:themeColor="text1"/>
+          <w:sz w:val="28"/>
+          <w:szCs w:val="28"/>
+        </w:rPr>
+        <w:t>Password hashing</w:t>
+      </w:r>
+      <w:r>
+        <w:rPr>
+          <w:color w:val="000000" w:themeColor="text1"/>
+          <w:sz w:val="28"/>
+          <w:szCs w:val="28"/>
+        </w:rPr>
+        <w:t xml:space="preserve"> for secure storage</w:t>
+      </w:r>
+    </w:p>
+    <w:p>
+      <w:pPr>
+        <w:numPr>
+          <w:ilvl w:val="0"/>
+          <w:numId w:val="46"/>
+        </w:numPr>
+        <w:rPr>
+          <w:color w:val="000000" w:themeColor="text1"/>
+          <w:sz w:val="28"/>
+          <w:szCs w:val="28"/>
+        </w:rPr>
+      </w:pPr>
+      <w:r>
+        <w:rPr>
+          <w:b/>
+          <w:bCs/>
+          <w:color w:val="000000" w:themeColor="text1"/>
+          <w:sz w:val="28"/>
+          <w:szCs w:val="28"/>
+        </w:rPr>
+        <w:t>Session-based authentication</w:t>
+      </w:r>
+    </w:p>
+    <w:p>
+      <w:pPr>
+        <w:ind w:left="360"/>
+        <w:rPr>
+          <w:color w:val="000000" w:themeColor="text1"/>
+          <w:sz w:val="28"/>
+          <w:szCs w:val="28"/>
+        </w:rPr>
+      </w:pPr>
+      <w:r>
+        <w:rPr>
+          <w:color w:val="000000" w:themeColor="text1"/>
+          <w:sz w:val="28"/>
+          <w:szCs w:val="28"/>
+        </w:rPr>
+        <w:t xml:space="preserve">Sign up is implemented by creating a user and saving it to the database. Login verifies user credentials and creates a session. Logout ends the user session. Password management includes password change and </w:t>
+      </w:r>
+      <w:proofErr w:type="gramStart"/>
+      <w:r>
+        <w:rPr>
+          <w:color w:val="000000" w:themeColor="text1"/>
+          <w:sz w:val="28"/>
+          <w:szCs w:val="28"/>
+        </w:rPr>
+        <w:t>reset</w:t>
+      </w:r>
+      <w:proofErr w:type="gramEnd"/>
+      <w:r>
+        <w:rPr>
+          <w:color w:val="000000" w:themeColor="text1"/>
+          <w:sz w:val="28"/>
+          <w:szCs w:val="28"/>
+        </w:rPr>
+        <w:t xml:space="preserve"> functionality.</w:t>
+      </w:r>
+    </w:p>
+    <w:p>
+      <w:pPr>
+        <w:ind w:left="360"/>
+        <w:rPr>
+          <w:color w:val="000000" w:themeColor="text1"/>
+          <w:sz w:val="28"/>
+          <w:szCs w:val="28"/>
+        </w:rPr>
+      </w:pPr>
+      <w:r>
+        <w:rPr>
+          <w:color w:val="000000" w:themeColor="text1"/>
+          <w:sz w:val="28"/>
+          <w:szCs w:val="28"/>
+        </w:rPr>
+        <w:t xml:space="preserve">Django’s authentication system is </w:t>
+      </w:r>
+      <w:r>
+        <w:rPr>
+          <w:b/>
+          <w:bCs/>
+          <w:color w:val="000000" w:themeColor="text1"/>
+          <w:sz w:val="28"/>
+          <w:szCs w:val="28"/>
+        </w:rPr>
+        <w:t>secure, reusable, and easy to integrate</w:t>
+      </w:r>
+      <w:r>
+        <w:rPr>
+          <w:color w:val="000000" w:themeColor="text1"/>
+          <w:sz w:val="28"/>
+          <w:szCs w:val="28"/>
+        </w:rPr>
+        <w:t>, reducing the need to build authentication from scratch.</w:t>
+      </w:r>
+    </w:p>
+    <w:p>
+      <w:pPr>
+        <w:ind w:left="360"/>
+        <w:rPr>
+          <w:color w:val="000000" w:themeColor="text1"/>
+          <w:sz w:val="28"/>
+          <w:szCs w:val="28"/>
+        </w:rPr>
+      </w:pPr>
+    </w:p>
+    <w:p>
+      <w:pPr>
+        <w:ind w:left="360"/>
+        <w:rPr>
+          <w:b/>
+          <w:bCs/>
+          <w:sz w:val="28"/>
+          <w:szCs w:val="28"/>
+        </w:rPr>
+      </w:pPr>
+    </w:p>
+    <w:p>
+      <w:pPr>
+        <w:ind w:left="360"/>
+        <w:rPr>
+          <w:b/>
+          <w:bCs/>
+          <w:sz w:val="28"/>
+          <w:szCs w:val="28"/>
+        </w:rPr>
+      </w:pPr>
+    </w:p>
+    <w:p>
+      <w:pPr>
+        <w:ind w:left="360"/>
+        <w:rPr>
+          <w:b/>
+          <w:bCs/>
+          <w:sz w:val="28"/>
+          <w:szCs w:val="28"/>
+        </w:rPr>
+      </w:pPr>
+    </w:p>
+    <w:p>
+      <w:pPr>
+        <w:ind w:left="360"/>
+        <w:rPr>
+          <w:b/>
+          <w:bCs/>
+          <w:sz w:val="28"/>
+          <w:szCs w:val="28"/>
+        </w:rPr>
+      </w:pPr>
+    </w:p>
+    <w:p>
+      <w:pPr>
+        <w:ind w:left="360"/>
+        <w:rPr>
+          <w:b/>
+          <w:bCs/>
+          <w:sz w:val="28"/>
+          <w:szCs w:val="28"/>
+        </w:rPr>
+      </w:pPr>
+    </w:p>
+    <w:p>
+      <w:pPr>
+        <w:ind w:left="360"/>
+        <w:rPr>
+          <w:b/>
+          <w:bCs/>
+          <w:sz w:val="28"/>
+          <w:szCs w:val="28"/>
+        </w:rPr>
+      </w:pPr>
+    </w:p>
+    <w:p>
+      <w:pPr>
+        <w:ind w:left="360"/>
+        <w:rPr>
+          <w:b/>
+          <w:bCs/>
+          <w:sz w:val="28"/>
+          <w:szCs w:val="28"/>
+        </w:rPr>
+      </w:pPr>
+    </w:p>
+    <w:p>
+      <w:pPr>
+        <w:ind w:left="360"/>
+        <w:rPr>
+          <w:b/>
+          <w:bCs/>
+          <w:sz w:val="28"/>
+          <w:szCs w:val="28"/>
+        </w:rPr>
+      </w:pPr>
+    </w:p>
+    <w:p>
+      <w:pPr>
+        <w:ind w:left="360"/>
+        <w:rPr>
+          <w:b/>
+          <w:bCs/>
+          <w:sz w:val="28"/>
+          <w:szCs w:val="28"/>
+        </w:rPr>
+      </w:pPr>
+    </w:p>
+    <w:p>
+      <w:pPr>
+        <w:ind w:left="360"/>
+        <w:rPr>
+          <w:b/>
+          <w:bCs/>
+          <w:sz w:val="28"/>
+          <w:szCs w:val="28"/>
+        </w:rPr>
+      </w:pPr>
+    </w:p>
+    <w:p>
+      <w:pPr>
         <w:rPr>
           <w:b/>
           <w:bCs/>
@@ -10013,6 +11566,7 @@
           <w:szCs w:val="36"/>
           <w:highlight w:val="lightGray"/>
         </w:rPr>
+        <w:lastRenderedPageBreak/>
         <w:t>14. CRUD Operations using AJAX:</w:t>
       </w:r>
       <w:r>
@@ -10031,28 +11585,354 @@
         <w:rPr>
           <w:b/>
           <w:bCs/>
-          <w:sz w:val="28"/>
-          <w:szCs w:val="28"/>
-        </w:rPr>
-      </w:pPr>
-      <w:r>
-        <w:rPr>
-          <w:b/>
-          <w:bCs/>
-          <w:sz w:val="28"/>
-          <w:szCs w:val="28"/>
-        </w:rPr>
-        <w:t>1.</w:t>
-      </w:r>
-      <w:r>
-        <w:rPr>
-          <w:b/>
-          <w:bCs/>
-          <w:sz w:val="28"/>
-          <w:szCs w:val="28"/>
-        </w:rPr>
-        <w:t>Using AJAX for making asynchronous requests to the server without reloading the page.</w:t>
-      </w:r>
+          <w:color w:val="0070C0"/>
+          <w:sz w:val="28"/>
+          <w:szCs w:val="28"/>
+        </w:rPr>
+      </w:pPr>
+      <w:r>
+        <w:rPr>
+          <w:b/>
+          <w:bCs/>
+          <w:color w:val="0070C0"/>
+          <w:sz w:val="28"/>
+          <w:szCs w:val="28"/>
+        </w:rPr>
+        <w:t>1.Using AJAX for making asynchronous requests to the server without reloading the page.</w:t>
+      </w:r>
+    </w:p>
+    <w:p>
+      <w:pPr>
+        <w:ind w:left="360"/>
+        <w:rPr>
+          <w:b/>
+          <w:bCs/>
+          <w:color w:val="0070C0"/>
+          <w:sz w:val="28"/>
+          <w:szCs w:val="28"/>
+        </w:rPr>
+      </w:pPr>
+    </w:p>
+    <w:p>
+      <w:pPr>
+        <w:ind w:left="360"/>
+        <w:rPr>
+          <w:b/>
+          <w:bCs/>
+          <w:color w:val="000000" w:themeColor="text1"/>
+          <w:sz w:val="28"/>
+          <w:szCs w:val="28"/>
+        </w:rPr>
+      </w:pPr>
+      <w:r>
+        <w:rPr>
+          <w:b/>
+          <w:bCs/>
+          <w:color w:val="000000" w:themeColor="text1"/>
+          <w:sz w:val="28"/>
+          <w:szCs w:val="28"/>
+        </w:rPr>
+        <w:t>Using AJAX for Asynchronous Server Requests (Short Theory)</w:t>
+      </w:r>
+    </w:p>
+    <w:p>
+      <w:pPr>
+        <w:ind w:left="360"/>
+        <w:rPr>
+          <w:color w:val="000000" w:themeColor="text1"/>
+          <w:sz w:val="28"/>
+          <w:szCs w:val="28"/>
+        </w:rPr>
+      </w:pPr>
+      <w:r>
+        <w:rPr>
+          <w:color w:val="000000" w:themeColor="text1"/>
+          <w:sz w:val="28"/>
+          <w:szCs w:val="28"/>
+        </w:rPr>
+        <w:t xml:space="preserve">AJAX (Asynchronous JavaScript and XML) allows web applications to </w:t>
+      </w:r>
+      <w:r>
+        <w:rPr>
+          <w:b/>
+          <w:bCs/>
+          <w:color w:val="000000" w:themeColor="text1"/>
+          <w:sz w:val="28"/>
+          <w:szCs w:val="28"/>
+        </w:rPr>
+        <w:t>send and receive data from the server without reloading the entire page</w:t>
+      </w:r>
+      <w:r>
+        <w:rPr>
+          <w:color w:val="000000" w:themeColor="text1"/>
+          <w:sz w:val="28"/>
+          <w:szCs w:val="28"/>
+        </w:rPr>
+        <w:t>. It improves user experience by updating only specific parts of a webpage.</w:t>
+      </w:r>
+    </w:p>
+    <w:p>
+      <w:pPr>
+        <w:ind w:left="360"/>
+        <w:rPr>
+          <w:color w:val="000000" w:themeColor="text1"/>
+          <w:sz w:val="28"/>
+          <w:szCs w:val="28"/>
+        </w:rPr>
+      </w:pPr>
+      <w:r>
+        <w:rPr>
+          <w:color w:val="000000" w:themeColor="text1"/>
+          <w:sz w:val="28"/>
+          <w:szCs w:val="28"/>
+        </w:rPr>
+        <w:t>In Django applications, AJAX is commonly used to:</w:t>
+      </w:r>
+    </w:p>
+    <w:p>
+      <w:pPr>
+        <w:numPr>
+          <w:ilvl w:val="0"/>
+          <w:numId w:val="47"/>
+        </w:numPr>
+        <w:rPr>
+          <w:color w:val="000000" w:themeColor="text1"/>
+          <w:sz w:val="28"/>
+          <w:szCs w:val="28"/>
+        </w:rPr>
+      </w:pPr>
+      <w:r>
+        <w:rPr>
+          <w:color w:val="000000" w:themeColor="text1"/>
+          <w:sz w:val="28"/>
+          <w:szCs w:val="28"/>
+        </w:rPr>
+        <w:t>Submit forms dynamically</w:t>
+      </w:r>
+    </w:p>
+    <w:p>
+      <w:pPr>
+        <w:numPr>
+          <w:ilvl w:val="0"/>
+          <w:numId w:val="47"/>
+        </w:numPr>
+        <w:rPr>
+          <w:color w:val="000000" w:themeColor="text1"/>
+          <w:sz w:val="28"/>
+          <w:szCs w:val="28"/>
+        </w:rPr>
+      </w:pPr>
+      <w:r>
+        <w:rPr>
+          <w:color w:val="000000" w:themeColor="text1"/>
+          <w:sz w:val="28"/>
+          <w:szCs w:val="28"/>
+        </w:rPr>
+        <w:t>Load data in the background</w:t>
+      </w:r>
+    </w:p>
+    <w:p>
+      <w:pPr>
+        <w:numPr>
+          <w:ilvl w:val="0"/>
+          <w:numId w:val="47"/>
+        </w:numPr>
+        <w:rPr>
+          <w:color w:val="000000" w:themeColor="text1"/>
+          <w:sz w:val="28"/>
+          <w:szCs w:val="28"/>
+        </w:rPr>
+      </w:pPr>
+      <w:r>
+        <w:rPr>
+          <w:color w:val="000000" w:themeColor="text1"/>
+          <w:sz w:val="28"/>
+          <w:szCs w:val="28"/>
+        </w:rPr>
+        <w:t>Update content without page refresh</w:t>
+      </w:r>
+    </w:p>
+    <w:p>
+      <w:pPr>
+        <w:ind w:left="360"/>
+        <w:rPr>
+          <w:color w:val="000000" w:themeColor="text1"/>
+          <w:sz w:val="28"/>
+          <w:szCs w:val="28"/>
+        </w:rPr>
+      </w:pPr>
+      <w:r>
+        <w:rPr>
+          <w:color w:val="000000" w:themeColor="text1"/>
+          <w:sz w:val="28"/>
+          <w:szCs w:val="28"/>
+        </w:rPr>
+        <w:t xml:space="preserve">AJAX uses JavaScript (often with fetch or </w:t>
+      </w:r>
+      <w:proofErr w:type="spellStart"/>
+      <w:r>
+        <w:rPr>
+          <w:color w:val="000000" w:themeColor="text1"/>
+          <w:sz w:val="28"/>
+          <w:szCs w:val="28"/>
+        </w:rPr>
+        <w:t>XMLHttpRequest</w:t>
+      </w:r>
+      <w:proofErr w:type="spellEnd"/>
+      <w:r>
+        <w:rPr>
+          <w:color w:val="000000" w:themeColor="text1"/>
+          <w:sz w:val="28"/>
+          <w:szCs w:val="28"/>
+        </w:rPr>
+        <w:t xml:space="preserve">) to communicate with Django views, which return data in formats like </w:t>
+      </w:r>
+      <w:r>
+        <w:rPr>
+          <w:b/>
+          <w:bCs/>
+          <w:color w:val="000000" w:themeColor="text1"/>
+          <w:sz w:val="28"/>
+          <w:szCs w:val="28"/>
+        </w:rPr>
+        <w:t>JSON</w:t>
+      </w:r>
+      <w:r>
+        <w:rPr>
+          <w:color w:val="000000" w:themeColor="text1"/>
+          <w:sz w:val="28"/>
+          <w:szCs w:val="28"/>
+        </w:rPr>
+        <w:t xml:space="preserve">. This approach makes web applications </w:t>
+      </w:r>
+      <w:r>
+        <w:rPr>
+          <w:b/>
+          <w:bCs/>
+          <w:color w:val="000000" w:themeColor="text1"/>
+          <w:sz w:val="28"/>
+          <w:szCs w:val="28"/>
+        </w:rPr>
+        <w:t>faster, more interactive, and responsive</w:t>
+      </w:r>
+      <w:r>
+        <w:rPr>
+          <w:color w:val="000000" w:themeColor="text1"/>
+          <w:sz w:val="28"/>
+          <w:szCs w:val="28"/>
+        </w:rPr>
+        <w:t>.</w:t>
+      </w:r>
+    </w:p>
+    <w:p>
+      <w:pPr>
+        <w:ind w:left="360"/>
+        <w:rPr>
+          <w:color w:val="000000" w:themeColor="text1"/>
+          <w:sz w:val="28"/>
+          <w:szCs w:val="28"/>
+        </w:rPr>
+      </w:pPr>
+    </w:p>
+    <w:p>
+      <w:pPr>
+        <w:ind w:left="360"/>
+        <w:rPr>
+          <w:color w:val="000000" w:themeColor="text1"/>
+          <w:sz w:val="28"/>
+          <w:szCs w:val="28"/>
+        </w:rPr>
+      </w:pPr>
+    </w:p>
+    <w:p>
+      <w:pPr>
+        <w:ind w:left="360"/>
+        <w:rPr>
+          <w:color w:val="000000" w:themeColor="text1"/>
+          <w:sz w:val="28"/>
+          <w:szCs w:val="28"/>
+        </w:rPr>
+      </w:pPr>
+    </w:p>
+    <w:p>
+      <w:pPr>
+        <w:ind w:left="360"/>
+        <w:rPr>
+          <w:color w:val="000000" w:themeColor="text1"/>
+          <w:sz w:val="28"/>
+          <w:szCs w:val="28"/>
+        </w:rPr>
+      </w:pPr>
+    </w:p>
+    <w:p>
+      <w:pPr>
+        <w:ind w:left="360"/>
+        <w:rPr>
+          <w:color w:val="000000" w:themeColor="text1"/>
+          <w:sz w:val="28"/>
+          <w:szCs w:val="28"/>
+        </w:rPr>
+      </w:pPr>
+    </w:p>
+    <w:p>
+      <w:pPr>
+        <w:ind w:left="360"/>
+        <w:rPr>
+          <w:color w:val="000000" w:themeColor="text1"/>
+          <w:sz w:val="28"/>
+          <w:szCs w:val="28"/>
+        </w:rPr>
+      </w:pPr>
+    </w:p>
+    <w:p>
+      <w:pPr>
+        <w:ind w:left="360"/>
+        <w:rPr>
+          <w:color w:val="000000" w:themeColor="text1"/>
+          <w:sz w:val="28"/>
+          <w:szCs w:val="28"/>
+        </w:rPr>
+      </w:pPr>
+    </w:p>
+    <w:p>
+      <w:pPr>
+        <w:ind w:left="360"/>
+        <w:rPr>
+          <w:color w:val="000000" w:themeColor="text1"/>
+          <w:sz w:val="28"/>
+          <w:szCs w:val="28"/>
+        </w:rPr>
+      </w:pPr>
+    </w:p>
+    <w:p>
+      <w:pPr>
+        <w:ind w:left="360"/>
+        <w:rPr>
+          <w:color w:val="000000" w:themeColor="text1"/>
+          <w:sz w:val="28"/>
+          <w:szCs w:val="28"/>
+        </w:rPr>
+      </w:pPr>
+    </w:p>
+    <w:p>
+      <w:pPr>
+        <w:ind w:left="360"/>
+        <w:rPr>
+          <w:color w:val="000000" w:themeColor="text1"/>
+          <w:sz w:val="28"/>
+          <w:szCs w:val="28"/>
+        </w:rPr>
+      </w:pPr>
+    </w:p>
+    <w:p>
+      <w:pPr>
+        <w:ind w:left="360"/>
+        <w:rPr>
+          <w:color w:val="000000" w:themeColor="text1"/>
+          <w:sz w:val="28"/>
+          <w:szCs w:val="28"/>
+        </w:rPr>
+      </w:pPr>
     </w:p>
     <w:p>
       <w:pPr>
@@ -10083,6 +11963,7 @@
           <w:szCs w:val="36"/>
           <w:highlight w:val="lightGray"/>
         </w:rPr>
+        <w:lastRenderedPageBreak/>
         <w:t>15. Customizing the Django Admin Panel:</w:t>
       </w:r>
       <w:r>
@@ -10101,32 +11982,458 @@
         <w:rPr>
           <w:b/>
           <w:bCs/>
-          <w:sz w:val="28"/>
-          <w:szCs w:val="28"/>
-        </w:rPr>
-      </w:pPr>
-      <w:r>
-        <w:rPr>
-          <w:b/>
-          <w:bCs/>
-          <w:sz w:val="28"/>
-          <w:szCs w:val="28"/>
-        </w:rPr>
-        <w:t>1.</w:t>
-      </w:r>
-      <w:r>
-        <w:rPr>
-          <w:b/>
-          <w:bCs/>
-          <w:sz w:val="28"/>
-          <w:szCs w:val="28"/>
-        </w:rPr>
-        <w:t>Techniques for customizing the Django admin panel.</w:t>
-      </w:r>
-    </w:p>
-    <w:p>
-      <w:pPr>
-        <w:ind w:left="360"/>
+          <w:sz w:val="36"/>
+          <w:szCs w:val="36"/>
+        </w:rPr>
+      </w:pPr>
+    </w:p>
+    <w:p>
+      <w:pPr>
+        <w:ind w:left="360"/>
+        <w:rPr>
+          <w:b/>
+          <w:bCs/>
+          <w:color w:val="0070C0"/>
+          <w:sz w:val="28"/>
+          <w:szCs w:val="28"/>
+        </w:rPr>
+      </w:pPr>
+      <w:r>
+        <w:rPr>
+          <w:b/>
+          <w:bCs/>
+          <w:color w:val="0070C0"/>
+          <w:sz w:val="28"/>
+          <w:szCs w:val="28"/>
+        </w:rPr>
+        <w:t>1.Techniques for customizing the Django admin panel.</w:t>
+      </w:r>
+    </w:p>
+    <w:p>
+      <w:pPr>
+        <w:ind w:left="360"/>
+        <w:rPr>
+          <w:b/>
+          <w:bCs/>
+          <w:color w:val="0070C0"/>
+          <w:sz w:val="28"/>
+          <w:szCs w:val="28"/>
+        </w:rPr>
+      </w:pPr>
+    </w:p>
+    <w:p>
+      <w:pPr>
+        <w:ind w:left="360"/>
+        <w:rPr>
+          <w:color w:val="000000" w:themeColor="text1"/>
+          <w:sz w:val="28"/>
+          <w:szCs w:val="28"/>
+        </w:rPr>
+      </w:pPr>
+      <w:r>
+        <w:rPr>
+          <w:color w:val="000000" w:themeColor="text1"/>
+          <w:sz w:val="28"/>
+          <w:szCs w:val="28"/>
+        </w:rPr>
+        <w:t xml:space="preserve">Django provides a powerful </w:t>
+      </w:r>
+      <w:r>
+        <w:rPr>
+          <w:b/>
+          <w:bCs/>
+          <w:color w:val="000000" w:themeColor="text1"/>
+          <w:sz w:val="28"/>
+          <w:szCs w:val="28"/>
+        </w:rPr>
+        <w:t>admin panel</w:t>
+      </w:r>
+      <w:r>
+        <w:rPr>
+          <w:color w:val="000000" w:themeColor="text1"/>
+          <w:sz w:val="28"/>
+          <w:szCs w:val="28"/>
+        </w:rPr>
+        <w:t xml:space="preserve"> that can be customized to manage application data efficiently. Customization is mainly done using the admin.py file.</w:t>
+      </w:r>
+    </w:p>
+    <w:p>
+      <w:pPr>
+        <w:ind w:left="360"/>
+        <w:rPr>
+          <w:color w:val="000000" w:themeColor="text1"/>
+          <w:sz w:val="28"/>
+          <w:szCs w:val="28"/>
+        </w:rPr>
+      </w:pPr>
+      <w:r>
+        <w:rPr>
+          <w:color w:val="000000" w:themeColor="text1"/>
+          <w:sz w:val="28"/>
+          <w:szCs w:val="28"/>
+        </w:rPr>
+        <w:t>Common techniques include:</w:t>
+      </w:r>
+    </w:p>
+    <w:p>
+      <w:pPr>
+        <w:numPr>
+          <w:ilvl w:val="0"/>
+          <w:numId w:val="48"/>
+        </w:numPr>
+        <w:rPr>
+          <w:color w:val="000000" w:themeColor="text1"/>
+          <w:sz w:val="28"/>
+          <w:szCs w:val="28"/>
+        </w:rPr>
+      </w:pPr>
+      <w:r>
+        <w:rPr>
+          <w:b/>
+          <w:bCs/>
+          <w:color w:val="000000" w:themeColor="text1"/>
+          <w:sz w:val="28"/>
+          <w:szCs w:val="28"/>
+        </w:rPr>
+        <w:t>Customizing model display</w:t>
+      </w:r>
+      <w:r>
+        <w:rPr>
+          <w:color w:val="000000" w:themeColor="text1"/>
+          <w:sz w:val="28"/>
+          <w:szCs w:val="28"/>
+        </w:rPr>
+        <w:t xml:space="preserve"> using </w:t>
+      </w:r>
+      <w:proofErr w:type="spellStart"/>
+      <w:r>
+        <w:rPr>
+          <w:color w:val="000000" w:themeColor="text1"/>
+          <w:sz w:val="28"/>
+          <w:szCs w:val="28"/>
+        </w:rPr>
+        <w:t>list_display</w:t>
+      </w:r>
+      <w:proofErr w:type="spellEnd"/>
+      <w:r>
+        <w:rPr>
+          <w:color w:val="000000" w:themeColor="text1"/>
+          <w:sz w:val="28"/>
+          <w:szCs w:val="28"/>
+        </w:rPr>
+        <w:t xml:space="preserve">, </w:t>
+      </w:r>
+      <w:proofErr w:type="spellStart"/>
+      <w:r>
+        <w:rPr>
+          <w:color w:val="000000" w:themeColor="text1"/>
+          <w:sz w:val="28"/>
+          <w:szCs w:val="28"/>
+        </w:rPr>
+        <w:t>list_filter</w:t>
+      </w:r>
+      <w:proofErr w:type="spellEnd"/>
+      <w:r>
+        <w:rPr>
+          <w:color w:val="000000" w:themeColor="text1"/>
+          <w:sz w:val="28"/>
+          <w:szCs w:val="28"/>
+        </w:rPr>
+        <w:t xml:space="preserve">, and </w:t>
+      </w:r>
+      <w:proofErr w:type="spellStart"/>
+      <w:r>
+        <w:rPr>
+          <w:color w:val="000000" w:themeColor="text1"/>
+          <w:sz w:val="28"/>
+          <w:szCs w:val="28"/>
+        </w:rPr>
+        <w:t>search_fields</w:t>
+      </w:r>
+      <w:proofErr w:type="spellEnd"/>
+    </w:p>
+    <w:p>
+      <w:pPr>
+        <w:numPr>
+          <w:ilvl w:val="0"/>
+          <w:numId w:val="48"/>
+        </w:numPr>
+        <w:rPr>
+          <w:color w:val="000000" w:themeColor="text1"/>
+          <w:sz w:val="28"/>
+          <w:szCs w:val="28"/>
+        </w:rPr>
+      </w:pPr>
+      <w:r>
+        <w:rPr>
+          <w:b/>
+          <w:bCs/>
+          <w:color w:val="000000" w:themeColor="text1"/>
+          <w:sz w:val="28"/>
+          <w:szCs w:val="28"/>
+        </w:rPr>
+        <w:t>Organizing forms</w:t>
+      </w:r>
+      <w:r>
+        <w:rPr>
+          <w:color w:val="000000" w:themeColor="text1"/>
+          <w:sz w:val="28"/>
+          <w:szCs w:val="28"/>
+        </w:rPr>
+        <w:t xml:space="preserve"> with </w:t>
+      </w:r>
+      <w:proofErr w:type="spellStart"/>
+      <w:r>
+        <w:rPr>
+          <w:color w:val="000000" w:themeColor="text1"/>
+          <w:sz w:val="28"/>
+          <w:szCs w:val="28"/>
+        </w:rPr>
+        <w:t>fieldsets</w:t>
+      </w:r>
+      <w:proofErr w:type="spellEnd"/>
+    </w:p>
+    <w:p>
+      <w:pPr>
+        <w:numPr>
+          <w:ilvl w:val="0"/>
+          <w:numId w:val="48"/>
+        </w:numPr>
+        <w:rPr>
+          <w:color w:val="000000" w:themeColor="text1"/>
+          <w:sz w:val="28"/>
+          <w:szCs w:val="28"/>
+        </w:rPr>
+      </w:pPr>
+      <w:r>
+        <w:rPr>
+          <w:b/>
+          <w:bCs/>
+          <w:color w:val="000000" w:themeColor="text1"/>
+          <w:sz w:val="28"/>
+          <w:szCs w:val="28"/>
+        </w:rPr>
+        <w:t>Adding inline models</w:t>
+      </w:r>
+      <w:r>
+        <w:rPr>
+          <w:color w:val="000000" w:themeColor="text1"/>
+          <w:sz w:val="28"/>
+          <w:szCs w:val="28"/>
+        </w:rPr>
+        <w:t xml:space="preserve"> to edit related objects on the same page</w:t>
+      </w:r>
+    </w:p>
+    <w:p>
+      <w:pPr>
+        <w:numPr>
+          <w:ilvl w:val="0"/>
+          <w:numId w:val="48"/>
+        </w:numPr>
+        <w:rPr>
+          <w:color w:val="000000" w:themeColor="text1"/>
+          <w:sz w:val="28"/>
+          <w:szCs w:val="28"/>
+        </w:rPr>
+      </w:pPr>
+      <w:r>
+        <w:rPr>
+          <w:b/>
+          <w:bCs/>
+          <w:color w:val="000000" w:themeColor="text1"/>
+          <w:sz w:val="28"/>
+          <w:szCs w:val="28"/>
+        </w:rPr>
+        <w:t>Custom actions</w:t>
+      </w:r>
+      <w:r>
+        <w:rPr>
+          <w:color w:val="000000" w:themeColor="text1"/>
+          <w:sz w:val="28"/>
+          <w:szCs w:val="28"/>
+        </w:rPr>
+        <w:t xml:space="preserve"> for bulk operations</w:t>
+      </w:r>
+    </w:p>
+    <w:p>
+      <w:pPr>
+        <w:numPr>
+          <w:ilvl w:val="0"/>
+          <w:numId w:val="48"/>
+        </w:numPr>
+        <w:rPr>
+          <w:color w:val="000000" w:themeColor="text1"/>
+          <w:sz w:val="28"/>
+          <w:szCs w:val="28"/>
+        </w:rPr>
+      </w:pPr>
+      <w:r>
+        <w:rPr>
+          <w:b/>
+          <w:bCs/>
+          <w:color w:val="000000" w:themeColor="text1"/>
+          <w:sz w:val="28"/>
+          <w:szCs w:val="28"/>
+        </w:rPr>
+        <w:t>Overriding admin templates</w:t>
+      </w:r>
+      <w:r>
+        <w:rPr>
+          <w:color w:val="000000" w:themeColor="text1"/>
+          <w:sz w:val="28"/>
+          <w:szCs w:val="28"/>
+        </w:rPr>
+        <w:t xml:space="preserve"> for advanced UI changes</w:t>
+      </w:r>
+    </w:p>
+    <w:p>
+      <w:pPr>
+        <w:ind w:left="360"/>
+        <w:rPr>
+          <w:color w:val="000000" w:themeColor="text1"/>
+          <w:sz w:val="28"/>
+          <w:szCs w:val="28"/>
+        </w:rPr>
+      </w:pPr>
+      <w:r>
+        <w:rPr>
+          <w:color w:val="000000" w:themeColor="text1"/>
+          <w:sz w:val="28"/>
+          <w:szCs w:val="28"/>
+        </w:rPr>
+        <w:t xml:space="preserve">These techniques make the Django admin panel </w:t>
+      </w:r>
+      <w:r>
+        <w:rPr>
+          <w:b/>
+          <w:bCs/>
+          <w:color w:val="000000" w:themeColor="text1"/>
+          <w:sz w:val="28"/>
+          <w:szCs w:val="28"/>
+        </w:rPr>
+        <w:t>more user-friendly, organized, and suitable for project-specific needs</w:t>
+      </w:r>
+      <w:r>
+        <w:rPr>
+          <w:color w:val="000000" w:themeColor="text1"/>
+          <w:sz w:val="28"/>
+          <w:szCs w:val="28"/>
+        </w:rPr>
+        <w:t>.</w:t>
+      </w:r>
+    </w:p>
+    <w:p>
+      <w:pPr>
+        <w:ind w:left="360"/>
+        <w:rPr>
+          <w:color w:val="000000" w:themeColor="text1"/>
+          <w:sz w:val="28"/>
+          <w:szCs w:val="28"/>
+        </w:rPr>
+      </w:pPr>
+    </w:p>
+    <w:p>
+      <w:pPr>
+        <w:ind w:left="360"/>
+        <w:rPr>
+          <w:color w:val="000000" w:themeColor="text1"/>
+          <w:sz w:val="28"/>
+          <w:szCs w:val="28"/>
+        </w:rPr>
+      </w:pPr>
+    </w:p>
+    <w:p>
+      <w:pPr>
+        <w:ind w:left="360"/>
+        <w:rPr>
+          <w:color w:val="000000" w:themeColor="text1"/>
+          <w:sz w:val="28"/>
+          <w:szCs w:val="28"/>
+        </w:rPr>
+      </w:pPr>
+    </w:p>
+    <w:p>
+      <w:pPr>
+        <w:ind w:left="360"/>
+        <w:rPr>
+          <w:color w:val="000000" w:themeColor="text1"/>
+          <w:sz w:val="28"/>
+          <w:szCs w:val="28"/>
+        </w:rPr>
+      </w:pPr>
+    </w:p>
+    <w:p>
+      <w:pPr>
+        <w:ind w:left="360"/>
+        <w:rPr>
+          <w:color w:val="000000" w:themeColor="text1"/>
+          <w:sz w:val="28"/>
+          <w:szCs w:val="28"/>
+        </w:rPr>
+      </w:pPr>
+    </w:p>
+    <w:p>
+      <w:pPr>
+        <w:ind w:left="360"/>
+        <w:rPr>
+          <w:color w:val="000000" w:themeColor="text1"/>
+          <w:sz w:val="28"/>
+          <w:szCs w:val="28"/>
+        </w:rPr>
+      </w:pPr>
+    </w:p>
+    <w:p>
+      <w:pPr>
+        <w:ind w:left="360"/>
+        <w:rPr>
+          <w:color w:val="000000" w:themeColor="text1"/>
+          <w:sz w:val="28"/>
+          <w:szCs w:val="28"/>
+        </w:rPr>
+      </w:pPr>
+    </w:p>
+    <w:p>
+      <w:pPr>
+        <w:ind w:left="360"/>
+        <w:rPr>
+          <w:color w:val="000000" w:themeColor="text1"/>
+          <w:sz w:val="28"/>
+          <w:szCs w:val="28"/>
+        </w:rPr>
+      </w:pPr>
+    </w:p>
+    <w:p>
+      <w:pPr>
+        <w:ind w:left="360"/>
+        <w:rPr>
+          <w:color w:val="000000" w:themeColor="text1"/>
+          <w:sz w:val="28"/>
+          <w:szCs w:val="28"/>
+        </w:rPr>
+      </w:pPr>
+    </w:p>
+    <w:p>
+      <w:pPr>
+        <w:ind w:left="360"/>
+        <w:rPr>
+          <w:color w:val="000000" w:themeColor="text1"/>
+          <w:sz w:val="28"/>
+          <w:szCs w:val="28"/>
+        </w:rPr>
+      </w:pPr>
+    </w:p>
+    <w:p>
+      <w:pPr>
+        <w:ind w:left="360"/>
+        <w:rPr>
+          <w:color w:val="000000" w:themeColor="text1"/>
+          <w:sz w:val="28"/>
+          <w:szCs w:val="28"/>
+        </w:rPr>
+      </w:pPr>
+    </w:p>
+    <w:p>
+      <w:pPr>
         <w:rPr>
           <w:b/>
           <w:bCs/>
@@ -10153,6 +12460,7 @@
           <w:szCs w:val="36"/>
           <w:highlight w:val="lightGray"/>
         </w:rPr>
+        <w:lastRenderedPageBreak/>
         <w:t>16. Payment Integration Using Paytm:</w:t>
       </w:r>
     </w:p>
@@ -10162,28 +12470,391 @@
         <w:rPr>
           <w:b/>
           <w:bCs/>
-          <w:sz w:val="28"/>
-          <w:szCs w:val="28"/>
-        </w:rPr>
-      </w:pPr>
-      <w:r>
-        <w:rPr>
-          <w:b/>
-          <w:bCs/>
-          <w:sz w:val="28"/>
-          <w:szCs w:val="28"/>
-        </w:rPr>
-        <w:t>1.</w:t>
-      </w:r>
-      <w:r>
-        <w:rPr>
-          <w:b/>
-          <w:bCs/>
-          <w:sz w:val="28"/>
-          <w:szCs w:val="28"/>
-        </w:rPr>
-        <w:t>Introduction to integrating payment gateways (like Paytm) in Django projects.</w:t>
-      </w:r>
+          <w:color w:val="0070C0"/>
+          <w:sz w:val="28"/>
+          <w:szCs w:val="28"/>
+        </w:rPr>
+      </w:pPr>
+      <w:r>
+        <w:rPr>
+          <w:b/>
+          <w:bCs/>
+          <w:color w:val="0070C0"/>
+          <w:sz w:val="28"/>
+          <w:szCs w:val="28"/>
+        </w:rPr>
+        <w:t>1.Introduction to integrating payment gateways (like Paytm) in Django projects.</w:t>
+      </w:r>
+    </w:p>
+    <w:p>
+      <w:pPr>
+        <w:ind w:left="360"/>
+        <w:rPr>
+          <w:b/>
+          <w:bCs/>
+          <w:color w:val="0070C0"/>
+          <w:sz w:val="28"/>
+          <w:szCs w:val="28"/>
+        </w:rPr>
+      </w:pPr>
+    </w:p>
+    <w:p>
+      <w:pPr>
+        <w:ind w:left="360"/>
+        <w:rPr>
+          <w:color w:val="000000" w:themeColor="text1"/>
+          <w:sz w:val="28"/>
+          <w:szCs w:val="28"/>
+        </w:rPr>
+      </w:pPr>
+      <w:r>
+        <w:rPr>
+          <w:color w:val="000000" w:themeColor="text1"/>
+          <w:sz w:val="28"/>
+          <w:szCs w:val="28"/>
+        </w:rPr>
+        <w:t xml:space="preserve">Payment gateway integration in Django allows applications to </w:t>
+      </w:r>
+      <w:r>
+        <w:rPr>
+          <w:b/>
+          <w:bCs/>
+          <w:color w:val="000000" w:themeColor="text1"/>
+          <w:sz w:val="28"/>
+          <w:szCs w:val="28"/>
+        </w:rPr>
+        <w:t>accept online payments securely</w:t>
+      </w:r>
+      <w:r>
+        <w:rPr>
+          <w:color w:val="000000" w:themeColor="text1"/>
+          <w:sz w:val="28"/>
+          <w:szCs w:val="28"/>
+        </w:rPr>
+        <w:t xml:space="preserve">. Gateways like </w:t>
+      </w:r>
+      <w:r>
+        <w:rPr>
+          <w:b/>
+          <w:bCs/>
+          <w:color w:val="000000" w:themeColor="text1"/>
+          <w:sz w:val="28"/>
+          <w:szCs w:val="28"/>
+        </w:rPr>
+        <w:t>Paytm</w:t>
+      </w:r>
+      <w:r>
+        <w:rPr>
+          <w:color w:val="000000" w:themeColor="text1"/>
+          <w:sz w:val="28"/>
+          <w:szCs w:val="28"/>
+        </w:rPr>
+        <w:t xml:space="preserve"> act as intermediaries between the user, merchant, and bank.</w:t>
+      </w:r>
+    </w:p>
+    <w:p>
+      <w:pPr>
+        <w:ind w:left="360"/>
+        <w:rPr>
+          <w:color w:val="000000" w:themeColor="text1"/>
+          <w:sz w:val="28"/>
+          <w:szCs w:val="28"/>
+        </w:rPr>
+      </w:pPr>
+      <w:r>
+        <w:rPr>
+          <w:color w:val="000000" w:themeColor="text1"/>
+          <w:sz w:val="28"/>
+          <w:szCs w:val="28"/>
+        </w:rPr>
+        <w:t>In a Django project, integration typically involves:</w:t>
+      </w:r>
+    </w:p>
+    <w:p>
+      <w:pPr>
+        <w:numPr>
+          <w:ilvl w:val="0"/>
+          <w:numId w:val="49"/>
+        </w:numPr>
+        <w:rPr>
+          <w:color w:val="000000" w:themeColor="text1"/>
+          <w:sz w:val="28"/>
+          <w:szCs w:val="28"/>
+        </w:rPr>
+      </w:pPr>
+      <w:r>
+        <w:rPr>
+          <w:color w:val="000000" w:themeColor="text1"/>
+          <w:sz w:val="28"/>
+          <w:szCs w:val="28"/>
+        </w:rPr>
+        <w:t>Registering as a merchant with the payment gateway</w:t>
+      </w:r>
+    </w:p>
+    <w:p>
+      <w:pPr>
+        <w:numPr>
+          <w:ilvl w:val="0"/>
+          <w:numId w:val="49"/>
+        </w:numPr>
+        <w:rPr>
+          <w:color w:val="000000" w:themeColor="text1"/>
+          <w:sz w:val="28"/>
+          <w:szCs w:val="28"/>
+        </w:rPr>
+      </w:pPr>
+      <w:r>
+        <w:rPr>
+          <w:color w:val="000000" w:themeColor="text1"/>
+          <w:sz w:val="28"/>
+          <w:szCs w:val="28"/>
+        </w:rPr>
+        <w:t xml:space="preserve">Generating and managing </w:t>
+      </w:r>
+      <w:r>
+        <w:rPr>
+          <w:b/>
+          <w:bCs/>
+          <w:color w:val="000000" w:themeColor="text1"/>
+          <w:sz w:val="28"/>
+          <w:szCs w:val="28"/>
+        </w:rPr>
+        <w:t>API keys</w:t>
+      </w:r>
+    </w:p>
+    <w:p>
+      <w:pPr>
+        <w:numPr>
+          <w:ilvl w:val="0"/>
+          <w:numId w:val="49"/>
+        </w:numPr>
+        <w:rPr>
+          <w:color w:val="000000" w:themeColor="text1"/>
+          <w:sz w:val="28"/>
+          <w:szCs w:val="28"/>
+        </w:rPr>
+      </w:pPr>
+      <w:r>
+        <w:rPr>
+          <w:color w:val="000000" w:themeColor="text1"/>
+          <w:sz w:val="28"/>
+          <w:szCs w:val="28"/>
+        </w:rPr>
+        <w:t>Sending payment requests from Django views</w:t>
+      </w:r>
+    </w:p>
+    <w:p>
+      <w:pPr>
+        <w:numPr>
+          <w:ilvl w:val="0"/>
+          <w:numId w:val="49"/>
+        </w:numPr>
+        <w:rPr>
+          <w:color w:val="000000" w:themeColor="text1"/>
+          <w:sz w:val="28"/>
+          <w:szCs w:val="28"/>
+        </w:rPr>
+      </w:pPr>
+      <w:r>
+        <w:rPr>
+          <w:color w:val="000000" w:themeColor="text1"/>
+          <w:sz w:val="28"/>
+          <w:szCs w:val="28"/>
+        </w:rPr>
+        <w:t xml:space="preserve">Handling </w:t>
+      </w:r>
+      <w:r>
+        <w:rPr>
+          <w:b/>
+          <w:bCs/>
+          <w:color w:val="000000" w:themeColor="text1"/>
+          <w:sz w:val="28"/>
+          <w:szCs w:val="28"/>
+        </w:rPr>
+        <w:t>callback/response URLs</w:t>
+      </w:r>
+      <w:r>
+        <w:rPr>
+          <w:color w:val="000000" w:themeColor="text1"/>
+          <w:sz w:val="28"/>
+          <w:szCs w:val="28"/>
+        </w:rPr>
+        <w:t xml:space="preserve"> to verify transactions</w:t>
+      </w:r>
+    </w:p>
+    <w:p>
+      <w:pPr>
+        <w:ind w:left="360"/>
+        <w:rPr>
+          <w:color w:val="000000" w:themeColor="text1"/>
+          <w:sz w:val="28"/>
+          <w:szCs w:val="28"/>
+        </w:rPr>
+      </w:pPr>
+      <w:r>
+        <w:rPr>
+          <w:color w:val="000000" w:themeColor="text1"/>
+          <w:sz w:val="28"/>
+          <w:szCs w:val="28"/>
+        </w:rPr>
+        <w:t xml:space="preserve">Security features such as </w:t>
+      </w:r>
+      <w:r>
+        <w:rPr>
+          <w:b/>
+          <w:bCs/>
+          <w:color w:val="000000" w:themeColor="text1"/>
+          <w:sz w:val="28"/>
+          <w:szCs w:val="28"/>
+        </w:rPr>
+        <w:t>checksum generation, encryption, and HTTPS</w:t>
+      </w:r>
+      <w:r>
+        <w:rPr>
+          <w:color w:val="000000" w:themeColor="text1"/>
+          <w:sz w:val="28"/>
+          <w:szCs w:val="28"/>
+        </w:rPr>
+        <w:t xml:space="preserve"> ensure safe payment processing. Integrating gateways like Paytm enables Django applications to support </w:t>
+      </w:r>
+      <w:r>
+        <w:rPr>
+          <w:b/>
+          <w:bCs/>
+          <w:color w:val="000000" w:themeColor="text1"/>
+          <w:sz w:val="28"/>
+          <w:szCs w:val="28"/>
+        </w:rPr>
+        <w:t>real-time, secure online transactions</w:t>
+      </w:r>
+      <w:r>
+        <w:rPr>
+          <w:color w:val="000000" w:themeColor="text1"/>
+          <w:sz w:val="28"/>
+          <w:szCs w:val="28"/>
+        </w:rPr>
+        <w:t>.</w:t>
+      </w:r>
+    </w:p>
+    <w:p>
+      <w:pPr>
+        <w:ind w:left="360"/>
+        <w:rPr>
+          <w:color w:val="000000" w:themeColor="text1"/>
+          <w:sz w:val="28"/>
+          <w:szCs w:val="28"/>
+        </w:rPr>
+      </w:pPr>
+    </w:p>
+    <w:p>
+      <w:pPr>
+        <w:ind w:left="360"/>
+        <w:rPr>
+          <w:b/>
+          <w:bCs/>
+          <w:sz w:val="28"/>
+          <w:szCs w:val="28"/>
+        </w:rPr>
+      </w:pPr>
+    </w:p>
+    <w:p>
+      <w:pPr>
+        <w:ind w:left="360"/>
+        <w:rPr>
+          <w:b/>
+          <w:bCs/>
+          <w:sz w:val="28"/>
+          <w:szCs w:val="28"/>
+        </w:rPr>
+      </w:pPr>
+    </w:p>
+    <w:p>
+      <w:pPr>
+        <w:ind w:left="360"/>
+        <w:rPr>
+          <w:b/>
+          <w:bCs/>
+          <w:sz w:val="28"/>
+          <w:szCs w:val="28"/>
+        </w:rPr>
+      </w:pPr>
+    </w:p>
+    <w:p>
+      <w:pPr>
+        <w:ind w:left="360"/>
+        <w:rPr>
+          <w:b/>
+          <w:bCs/>
+          <w:sz w:val="28"/>
+          <w:szCs w:val="28"/>
+        </w:rPr>
+      </w:pPr>
+    </w:p>
+    <w:p>
+      <w:pPr>
+        <w:ind w:left="360"/>
+        <w:rPr>
+          <w:b/>
+          <w:bCs/>
+          <w:sz w:val="28"/>
+          <w:szCs w:val="28"/>
+        </w:rPr>
+      </w:pPr>
+    </w:p>
+    <w:p>
+      <w:pPr>
+        <w:ind w:left="360"/>
+        <w:rPr>
+          <w:b/>
+          <w:bCs/>
+          <w:sz w:val="28"/>
+          <w:szCs w:val="28"/>
+        </w:rPr>
+      </w:pPr>
+    </w:p>
+    <w:p>
+      <w:pPr>
+        <w:ind w:left="360"/>
+        <w:rPr>
+          <w:b/>
+          <w:bCs/>
+          <w:sz w:val="28"/>
+          <w:szCs w:val="28"/>
+        </w:rPr>
+      </w:pPr>
+    </w:p>
+    <w:p>
+      <w:pPr>
+        <w:ind w:left="360"/>
+        <w:rPr>
+          <w:b/>
+          <w:bCs/>
+          <w:sz w:val="28"/>
+          <w:szCs w:val="28"/>
+        </w:rPr>
+      </w:pPr>
+    </w:p>
+    <w:p>
+      <w:pPr>
+        <w:ind w:left="360"/>
+        <w:rPr>
+          <w:b/>
+          <w:bCs/>
+          <w:sz w:val="28"/>
+          <w:szCs w:val="28"/>
+        </w:rPr>
+      </w:pPr>
+    </w:p>
+    <w:p>
+      <w:pPr>
+        <w:ind w:left="360"/>
+        <w:rPr>
+          <w:b/>
+          <w:bCs/>
+          <w:sz w:val="28"/>
+          <w:szCs w:val="28"/>
+        </w:rPr>
+      </w:pPr>
     </w:p>
     <w:p>
       <w:pPr>
@@ -10214,6 +12885,7 @@
           <w:szCs w:val="36"/>
           <w:highlight w:val="lightGray"/>
         </w:rPr>
+        <w:lastRenderedPageBreak/>
         <w:t>17. GitHub Project Deployment</w:t>
       </w:r>
       <w:r>
@@ -10232,43 +12904,509 @@
         <w:rPr>
           <w:b/>
           <w:bCs/>
-          <w:sz w:val="28"/>
-          <w:szCs w:val="28"/>
-        </w:rPr>
-      </w:pPr>
-      <w:r>
-        <w:rPr>
-          <w:b/>
-          <w:bCs/>
-          <w:sz w:val="28"/>
-          <w:szCs w:val="28"/>
-        </w:rPr>
-        <w:t>1.</w:t>
-      </w:r>
-      <w:r>
-        <w:rPr>
-          <w:b/>
-          <w:bCs/>
-          <w:sz w:val="28"/>
-          <w:szCs w:val="28"/>
-        </w:rPr>
-        <w:t>Steps to push a Django project to GitHub.</w:t>
-      </w:r>
-    </w:p>
-    <w:p>
-      <w:pPr>
-        <w:ind w:left="360"/>
-        <w:rPr>
-          <w:b/>
-          <w:bCs/>
-          <w:sz w:val="28"/>
-          <w:szCs w:val="28"/>
-        </w:rPr>
-      </w:pPr>
-    </w:p>
-    <w:p>
-      <w:pPr>
-        <w:ind w:left="360"/>
+          <w:color w:val="0070C0"/>
+          <w:sz w:val="28"/>
+          <w:szCs w:val="28"/>
+        </w:rPr>
+      </w:pPr>
+      <w:r>
+        <w:rPr>
+          <w:b/>
+          <w:bCs/>
+          <w:color w:val="0070C0"/>
+          <w:sz w:val="28"/>
+          <w:szCs w:val="28"/>
+        </w:rPr>
+        <w:t>1.Steps to push a Django project to GitHub.</w:t>
+      </w:r>
+    </w:p>
+    <w:p>
+      <w:pPr>
+        <w:ind w:left="360"/>
+        <w:rPr>
+          <w:b/>
+          <w:bCs/>
+          <w:color w:val="0070C0"/>
+          <w:sz w:val="28"/>
+          <w:szCs w:val="28"/>
+        </w:rPr>
+      </w:pPr>
+    </w:p>
+    <w:p>
+      <w:pPr>
+        <w:ind w:left="360"/>
+        <w:rPr>
+          <w:b/>
+          <w:bCs/>
+          <w:color w:val="000000" w:themeColor="text1"/>
+          <w:sz w:val="28"/>
+          <w:szCs w:val="28"/>
+        </w:rPr>
+      </w:pPr>
+      <w:r>
+        <w:rPr>
+          <w:b/>
+          <w:bCs/>
+          <w:color w:val="000000" w:themeColor="text1"/>
+          <w:sz w:val="28"/>
+          <w:szCs w:val="28"/>
+        </w:rPr>
+        <w:t>Steps to Push a Django Project to GitHub (Short Theory)</w:t>
+      </w:r>
+    </w:p>
+    <w:p>
+      <w:pPr>
+        <w:numPr>
+          <w:ilvl w:val="0"/>
+          <w:numId w:val="50"/>
+        </w:numPr>
+        <w:rPr>
+          <w:color w:val="000000" w:themeColor="text1"/>
+          <w:sz w:val="28"/>
+          <w:szCs w:val="28"/>
+        </w:rPr>
+      </w:pPr>
+      <w:r>
+        <w:rPr>
+          <w:b/>
+          <w:bCs/>
+          <w:color w:val="000000" w:themeColor="text1"/>
+          <w:sz w:val="28"/>
+          <w:szCs w:val="28"/>
+        </w:rPr>
+        <w:t>Create a GitHub Repository</w:t>
+      </w:r>
+      <w:r>
+        <w:rPr>
+          <w:color w:val="000000" w:themeColor="text1"/>
+          <w:sz w:val="28"/>
+          <w:szCs w:val="28"/>
+        </w:rPr>
+        <w:br/>
+        <w:t>Create a new repository on GitHub without adding files.</w:t>
+      </w:r>
+    </w:p>
+    <w:p>
+      <w:pPr>
+        <w:numPr>
+          <w:ilvl w:val="0"/>
+          <w:numId w:val="50"/>
+        </w:numPr>
+        <w:rPr>
+          <w:color w:val="000000" w:themeColor="text1"/>
+          <w:sz w:val="28"/>
+          <w:szCs w:val="28"/>
+        </w:rPr>
+      </w:pPr>
+      <w:r>
+        <w:rPr>
+          <w:b/>
+          <w:bCs/>
+          <w:color w:val="000000" w:themeColor="text1"/>
+          <w:sz w:val="28"/>
+          <w:szCs w:val="28"/>
+        </w:rPr>
+        <w:t>Initialize Git in Project Folder</w:t>
+      </w:r>
+      <w:r>
+        <w:rPr>
+          <w:color w:val="000000" w:themeColor="text1"/>
+          <w:sz w:val="28"/>
+          <w:szCs w:val="28"/>
+        </w:rPr>
+        <w:br/>
+        <w:t xml:space="preserve">Use git </w:t>
+      </w:r>
+      <w:proofErr w:type="spellStart"/>
+      <w:r>
+        <w:rPr>
+          <w:color w:val="000000" w:themeColor="text1"/>
+          <w:sz w:val="28"/>
+          <w:szCs w:val="28"/>
+        </w:rPr>
+        <w:t>init</w:t>
+      </w:r>
+      <w:proofErr w:type="spellEnd"/>
+      <w:r>
+        <w:rPr>
+          <w:color w:val="000000" w:themeColor="text1"/>
+          <w:sz w:val="28"/>
+          <w:szCs w:val="28"/>
+        </w:rPr>
+        <w:t xml:space="preserve"> to initialize Git in your Django project directory.</w:t>
+      </w:r>
+    </w:p>
+    <w:p>
+      <w:pPr>
+        <w:numPr>
+          <w:ilvl w:val="0"/>
+          <w:numId w:val="50"/>
+        </w:numPr>
+        <w:rPr>
+          <w:color w:val="000000" w:themeColor="text1"/>
+          <w:sz w:val="28"/>
+          <w:szCs w:val="28"/>
+        </w:rPr>
+      </w:pPr>
+      <w:proofErr w:type="gramStart"/>
+      <w:r>
+        <w:rPr>
+          <w:b/>
+          <w:bCs/>
+          <w:color w:val="000000" w:themeColor="text1"/>
+          <w:sz w:val="28"/>
+          <w:szCs w:val="28"/>
+        </w:rPr>
+        <w:t>Add .</w:t>
+      </w:r>
+      <w:proofErr w:type="spellStart"/>
+      <w:r>
+        <w:rPr>
+          <w:b/>
+          <w:bCs/>
+          <w:color w:val="000000" w:themeColor="text1"/>
+          <w:sz w:val="28"/>
+          <w:szCs w:val="28"/>
+        </w:rPr>
+        <w:t>gitignore</w:t>
+      </w:r>
+      <w:proofErr w:type="spellEnd"/>
+      <w:proofErr w:type="gramEnd"/>
+      <w:r>
+        <w:rPr>
+          <w:b/>
+          <w:bCs/>
+          <w:color w:val="000000" w:themeColor="text1"/>
+          <w:sz w:val="28"/>
+          <w:szCs w:val="28"/>
+        </w:rPr>
+        <w:t xml:space="preserve"> File</w:t>
+      </w:r>
+      <w:r>
+        <w:rPr>
+          <w:color w:val="000000" w:themeColor="text1"/>
+          <w:sz w:val="28"/>
+          <w:szCs w:val="28"/>
+        </w:rPr>
+        <w:br/>
+        <w:t xml:space="preserve">Exclude files like </w:t>
+      </w:r>
+      <w:proofErr w:type="spellStart"/>
+      <w:r>
+        <w:rPr>
+          <w:color w:val="000000" w:themeColor="text1"/>
+          <w:sz w:val="28"/>
+          <w:szCs w:val="28"/>
+        </w:rPr>
+        <w:t>venv</w:t>
+      </w:r>
+      <w:proofErr w:type="spellEnd"/>
+      <w:r>
+        <w:rPr>
+          <w:color w:val="000000" w:themeColor="text1"/>
+          <w:sz w:val="28"/>
+          <w:szCs w:val="28"/>
+        </w:rPr>
+        <w:t>, __</w:t>
+      </w:r>
+      <w:proofErr w:type="spellStart"/>
+      <w:r>
+        <w:rPr>
+          <w:color w:val="000000" w:themeColor="text1"/>
+          <w:sz w:val="28"/>
+          <w:szCs w:val="28"/>
+        </w:rPr>
+        <w:t>pycache</w:t>
+      </w:r>
+      <w:proofErr w:type="spellEnd"/>
+      <w:r>
+        <w:rPr>
+          <w:color w:val="000000" w:themeColor="text1"/>
+          <w:sz w:val="28"/>
+          <w:szCs w:val="28"/>
+        </w:rPr>
+        <w:t xml:space="preserve">__, db.sqlite3, </w:t>
+      </w:r>
+      <w:proofErr w:type="gramStart"/>
+      <w:r>
+        <w:rPr>
+          <w:color w:val="000000" w:themeColor="text1"/>
+          <w:sz w:val="28"/>
+          <w:szCs w:val="28"/>
+        </w:rPr>
+        <w:t>and .env</w:t>
+      </w:r>
+      <w:proofErr w:type="gramEnd"/>
+      <w:r>
+        <w:rPr>
+          <w:color w:val="000000" w:themeColor="text1"/>
+          <w:sz w:val="28"/>
+          <w:szCs w:val="28"/>
+        </w:rPr>
+        <w:t>.</w:t>
+      </w:r>
+    </w:p>
+    <w:p>
+      <w:pPr>
+        <w:numPr>
+          <w:ilvl w:val="0"/>
+          <w:numId w:val="50"/>
+        </w:numPr>
+        <w:rPr>
+          <w:color w:val="000000" w:themeColor="text1"/>
+          <w:sz w:val="28"/>
+          <w:szCs w:val="28"/>
+        </w:rPr>
+      </w:pPr>
+      <w:r>
+        <w:rPr>
+          <w:b/>
+          <w:bCs/>
+          <w:color w:val="000000" w:themeColor="text1"/>
+          <w:sz w:val="28"/>
+          <w:szCs w:val="28"/>
+        </w:rPr>
+        <w:t>Check Git Status</w:t>
+      </w:r>
+      <w:r>
+        <w:rPr>
+          <w:color w:val="000000" w:themeColor="text1"/>
+          <w:sz w:val="28"/>
+          <w:szCs w:val="28"/>
+        </w:rPr>
+        <w:br/>
+        <w:t>Use git status to see tracked and untracked files.</w:t>
+      </w:r>
+    </w:p>
+    <w:p>
+      <w:pPr>
+        <w:numPr>
+          <w:ilvl w:val="0"/>
+          <w:numId w:val="50"/>
+        </w:numPr>
+        <w:rPr>
+          <w:color w:val="000000" w:themeColor="text1"/>
+          <w:sz w:val="28"/>
+          <w:szCs w:val="28"/>
+        </w:rPr>
+      </w:pPr>
+      <w:r>
+        <w:rPr>
+          <w:b/>
+          <w:bCs/>
+          <w:color w:val="000000" w:themeColor="text1"/>
+          <w:sz w:val="28"/>
+          <w:szCs w:val="28"/>
+        </w:rPr>
+        <w:t>Add Files to Staging Area</w:t>
+      </w:r>
+      <w:r>
+        <w:rPr>
+          <w:color w:val="000000" w:themeColor="text1"/>
+          <w:sz w:val="28"/>
+          <w:szCs w:val="28"/>
+        </w:rPr>
+        <w:br/>
+        <w:t xml:space="preserve">Use git </w:t>
+      </w:r>
+      <w:proofErr w:type="gramStart"/>
+      <w:r>
+        <w:rPr>
+          <w:color w:val="000000" w:themeColor="text1"/>
+          <w:sz w:val="28"/>
+          <w:szCs w:val="28"/>
+        </w:rPr>
+        <w:t>add .</w:t>
+      </w:r>
+      <w:proofErr w:type="gramEnd"/>
+      <w:r>
+        <w:rPr>
+          <w:color w:val="000000" w:themeColor="text1"/>
+          <w:sz w:val="28"/>
+          <w:szCs w:val="28"/>
+        </w:rPr>
+        <w:t xml:space="preserve"> to stage all files.</w:t>
+      </w:r>
+    </w:p>
+    <w:p>
+      <w:pPr>
+        <w:numPr>
+          <w:ilvl w:val="0"/>
+          <w:numId w:val="50"/>
+        </w:numPr>
+        <w:rPr>
+          <w:color w:val="000000" w:themeColor="text1"/>
+          <w:sz w:val="28"/>
+          <w:szCs w:val="28"/>
+        </w:rPr>
+      </w:pPr>
+      <w:r>
+        <w:rPr>
+          <w:b/>
+          <w:bCs/>
+          <w:color w:val="000000" w:themeColor="text1"/>
+          <w:sz w:val="28"/>
+          <w:szCs w:val="28"/>
+        </w:rPr>
+        <w:t>Commit Changes</w:t>
+      </w:r>
+      <w:r>
+        <w:rPr>
+          <w:color w:val="000000" w:themeColor="text1"/>
+          <w:sz w:val="28"/>
+          <w:szCs w:val="28"/>
+        </w:rPr>
+        <w:br/>
+        <w:t>Use git commit -m "Initial commit" to save changes.</w:t>
+      </w:r>
+    </w:p>
+    <w:p>
+      <w:pPr>
+        <w:numPr>
+          <w:ilvl w:val="0"/>
+          <w:numId w:val="50"/>
+        </w:numPr>
+        <w:rPr>
+          <w:color w:val="000000" w:themeColor="text1"/>
+          <w:sz w:val="28"/>
+          <w:szCs w:val="28"/>
+        </w:rPr>
+      </w:pPr>
+      <w:r>
+        <w:rPr>
+          <w:b/>
+          <w:bCs/>
+          <w:color w:val="000000" w:themeColor="text1"/>
+          <w:sz w:val="28"/>
+          <w:szCs w:val="28"/>
+        </w:rPr>
+        <w:t>Connect to GitHub Repository</w:t>
+      </w:r>
+      <w:r>
+        <w:rPr>
+          <w:color w:val="000000" w:themeColor="text1"/>
+          <w:sz w:val="28"/>
+          <w:szCs w:val="28"/>
+        </w:rPr>
+        <w:br/>
+        <w:t>Add the remote repository URL using git remote add origin.</w:t>
+      </w:r>
+    </w:p>
+    <w:p>
+      <w:pPr>
+        <w:numPr>
+          <w:ilvl w:val="0"/>
+          <w:numId w:val="50"/>
+        </w:numPr>
+        <w:rPr>
+          <w:color w:val="000000" w:themeColor="text1"/>
+          <w:sz w:val="28"/>
+          <w:szCs w:val="28"/>
+        </w:rPr>
+      </w:pPr>
+      <w:r>
+        <w:rPr>
+          <w:b/>
+          <w:bCs/>
+          <w:color w:val="000000" w:themeColor="text1"/>
+          <w:sz w:val="28"/>
+          <w:szCs w:val="28"/>
+        </w:rPr>
+        <w:t>Push Code to GitHub</w:t>
+      </w:r>
+      <w:r>
+        <w:rPr>
+          <w:color w:val="000000" w:themeColor="text1"/>
+          <w:sz w:val="28"/>
+          <w:szCs w:val="28"/>
+        </w:rPr>
+        <w:br/>
+        <w:t>Use git push -u origin main to upload the project.</w:t>
+      </w:r>
+    </w:p>
+    <w:p>
+      <w:pPr>
+        <w:ind w:left="360"/>
+        <w:rPr>
+          <w:color w:val="000000" w:themeColor="text1"/>
+          <w:sz w:val="28"/>
+          <w:szCs w:val="28"/>
+        </w:rPr>
+      </w:pPr>
+    </w:p>
+    <w:p>
+      <w:pPr>
+        <w:ind w:left="360"/>
+        <w:rPr>
+          <w:color w:val="000000" w:themeColor="text1"/>
+          <w:sz w:val="28"/>
+          <w:szCs w:val="28"/>
+        </w:rPr>
+      </w:pPr>
+    </w:p>
+    <w:p>
+      <w:pPr>
+        <w:ind w:left="360"/>
+        <w:rPr>
+          <w:color w:val="000000" w:themeColor="text1"/>
+          <w:sz w:val="28"/>
+          <w:szCs w:val="28"/>
+        </w:rPr>
+      </w:pPr>
+    </w:p>
+    <w:p>
+      <w:pPr>
+        <w:ind w:left="360"/>
+        <w:rPr>
+          <w:color w:val="000000" w:themeColor="text1"/>
+          <w:sz w:val="28"/>
+          <w:szCs w:val="28"/>
+        </w:rPr>
+      </w:pPr>
+    </w:p>
+    <w:p>
+      <w:pPr>
+        <w:ind w:left="360"/>
+        <w:rPr>
+          <w:color w:val="000000" w:themeColor="text1"/>
+          <w:sz w:val="28"/>
+          <w:szCs w:val="28"/>
+        </w:rPr>
+      </w:pPr>
+    </w:p>
+    <w:p>
+      <w:pPr>
+        <w:ind w:left="360"/>
+        <w:rPr>
+          <w:color w:val="000000" w:themeColor="text1"/>
+          <w:sz w:val="28"/>
+          <w:szCs w:val="28"/>
+        </w:rPr>
+      </w:pPr>
+    </w:p>
+    <w:p>
+      <w:pPr>
+        <w:ind w:left="360"/>
+        <w:rPr>
+          <w:color w:val="000000" w:themeColor="text1"/>
+          <w:sz w:val="28"/>
+          <w:szCs w:val="28"/>
+        </w:rPr>
+      </w:pPr>
+    </w:p>
+    <w:p>
+      <w:pPr>
+        <w:ind w:left="360"/>
+        <w:rPr>
+          <w:b/>
+          <w:bCs/>
+          <w:sz w:val="28"/>
+          <w:szCs w:val="28"/>
+        </w:rPr>
+      </w:pPr>
+    </w:p>
+    <w:p>
+      <w:pPr>
         <w:rPr>
           <w:b/>
           <w:bCs/>
@@ -10284,6 +13422,7 @@
           <w:szCs w:val="36"/>
           <w:highlight w:val="lightGray"/>
         </w:rPr>
+        <w:lastRenderedPageBreak/>
         <w:t>18. Live Project Deployment (PythonAnywhere):</w:t>
       </w:r>
     </w:p>
@@ -10293,65 +13432,369 @@
         <w:rPr>
           <w:b/>
           <w:bCs/>
-          <w:sz w:val="28"/>
-          <w:szCs w:val="28"/>
-        </w:rPr>
-      </w:pPr>
-      <w:r>
-        <w:rPr>
-          <w:b/>
-          <w:bCs/>
-          <w:sz w:val="28"/>
-          <w:szCs w:val="28"/>
-        </w:rPr>
-        <w:t>1.</w:t>
-      </w:r>
-      <w:r>
-        <w:rPr>
-          <w:b/>
-          <w:bCs/>
-          <w:sz w:val="28"/>
-          <w:szCs w:val="28"/>
-        </w:rPr>
-        <w:t>Introduction to deploying Django projects to live servers like PythonAnywhere.</w:t>
-      </w:r>
-    </w:p>
-    <w:p>
-      <w:pPr>
-        <w:ind w:left="360"/>
-        <w:rPr>
-          <w:b/>
-          <w:bCs/>
-          <w:sz w:val="28"/>
-          <w:szCs w:val="28"/>
-        </w:rPr>
-      </w:pPr>
-    </w:p>
-    <w:p>
-      <w:pPr>
-        <w:ind w:left="360"/>
-        <w:rPr>
-          <w:b/>
-          <w:bCs/>
-          <w:sz w:val="28"/>
-          <w:szCs w:val="28"/>
-        </w:rPr>
-      </w:pPr>
-    </w:p>
-    <w:p>
-      <w:pPr>
-        <w:ind w:left="360"/>
-        <w:rPr>
-          <w:b/>
-          <w:bCs/>
-          <w:sz w:val="28"/>
-          <w:szCs w:val="28"/>
-        </w:rPr>
-      </w:pPr>
-    </w:p>
-    <w:p>
-      <w:pPr>
-        <w:ind w:left="360"/>
+          <w:color w:val="0070C0"/>
+          <w:sz w:val="28"/>
+          <w:szCs w:val="28"/>
+        </w:rPr>
+      </w:pPr>
+      <w:r>
+        <w:rPr>
+          <w:b/>
+          <w:bCs/>
+          <w:color w:val="0070C0"/>
+          <w:sz w:val="28"/>
+          <w:szCs w:val="28"/>
+        </w:rPr>
+        <w:t>1.Introduction to deploying Django projects to live servers like PythonAnywhere.</w:t>
+      </w:r>
+    </w:p>
+    <w:p>
+      <w:pPr>
+        <w:ind w:left="360"/>
+        <w:rPr>
+          <w:b/>
+          <w:bCs/>
+          <w:color w:val="0070C0"/>
+          <w:sz w:val="28"/>
+          <w:szCs w:val="28"/>
+        </w:rPr>
+      </w:pPr>
+    </w:p>
+    <w:p>
+      <w:pPr>
+        <w:ind w:left="360"/>
+        <w:rPr>
+          <w:color w:val="000000" w:themeColor="text1"/>
+          <w:sz w:val="28"/>
+          <w:szCs w:val="28"/>
+        </w:rPr>
+      </w:pPr>
+      <w:r>
+        <w:rPr>
+          <w:color w:val="000000" w:themeColor="text1"/>
+          <w:sz w:val="28"/>
+          <w:szCs w:val="28"/>
+        </w:rPr>
+        <w:t xml:space="preserve">Deploying a Django project to a live server like </w:t>
+      </w:r>
+      <w:r>
+        <w:rPr>
+          <w:b/>
+          <w:bCs/>
+          <w:color w:val="000000" w:themeColor="text1"/>
+          <w:sz w:val="28"/>
+          <w:szCs w:val="28"/>
+        </w:rPr>
+        <w:t>PythonAnywhere</w:t>
+      </w:r>
+      <w:r>
+        <w:rPr>
+          <w:color w:val="000000" w:themeColor="text1"/>
+          <w:sz w:val="28"/>
+          <w:szCs w:val="28"/>
+        </w:rPr>
+        <w:t xml:space="preserve"> makes the application accessible on the internet. PythonAnywhere is a cloud-based hosting platform that supports Python and Django applications.</w:t>
+      </w:r>
+    </w:p>
+    <w:p>
+      <w:pPr>
+        <w:ind w:left="360"/>
+        <w:rPr>
+          <w:color w:val="000000" w:themeColor="text1"/>
+          <w:sz w:val="28"/>
+          <w:szCs w:val="28"/>
+        </w:rPr>
+      </w:pPr>
+      <w:r>
+        <w:rPr>
+          <w:color w:val="000000" w:themeColor="text1"/>
+          <w:sz w:val="28"/>
+          <w:szCs w:val="28"/>
+        </w:rPr>
+        <w:t>The deployment process generally involves:</w:t>
+      </w:r>
+    </w:p>
+    <w:p>
+      <w:pPr>
+        <w:numPr>
+          <w:ilvl w:val="0"/>
+          <w:numId w:val="51"/>
+        </w:numPr>
+        <w:rPr>
+          <w:color w:val="000000" w:themeColor="text1"/>
+          <w:sz w:val="28"/>
+          <w:szCs w:val="28"/>
+        </w:rPr>
+      </w:pPr>
+      <w:r>
+        <w:rPr>
+          <w:color w:val="000000" w:themeColor="text1"/>
+          <w:sz w:val="28"/>
+          <w:szCs w:val="28"/>
+        </w:rPr>
+        <w:t>Uploading the Django project to the server</w:t>
+      </w:r>
+    </w:p>
+    <w:p>
+      <w:pPr>
+        <w:numPr>
+          <w:ilvl w:val="0"/>
+          <w:numId w:val="51"/>
+        </w:numPr>
+        <w:rPr>
+          <w:color w:val="000000" w:themeColor="text1"/>
+          <w:sz w:val="28"/>
+          <w:szCs w:val="28"/>
+        </w:rPr>
+      </w:pPr>
+      <w:r>
+        <w:rPr>
+          <w:color w:val="000000" w:themeColor="text1"/>
+          <w:sz w:val="28"/>
+          <w:szCs w:val="28"/>
+        </w:rPr>
+        <w:t>Creating a virtual environment and installing dependencies</w:t>
+      </w:r>
+    </w:p>
+    <w:p>
+      <w:pPr>
+        <w:numPr>
+          <w:ilvl w:val="0"/>
+          <w:numId w:val="51"/>
+        </w:numPr>
+        <w:rPr>
+          <w:color w:val="000000" w:themeColor="text1"/>
+          <w:sz w:val="28"/>
+          <w:szCs w:val="28"/>
+        </w:rPr>
+      </w:pPr>
+      <w:r>
+        <w:rPr>
+          <w:color w:val="000000" w:themeColor="text1"/>
+          <w:sz w:val="28"/>
+          <w:szCs w:val="28"/>
+        </w:rPr>
+        <w:t xml:space="preserve">Configuring </w:t>
+      </w:r>
+      <w:r>
+        <w:rPr>
+          <w:b/>
+          <w:bCs/>
+          <w:color w:val="000000" w:themeColor="text1"/>
+          <w:sz w:val="28"/>
+          <w:szCs w:val="28"/>
+        </w:rPr>
+        <w:t>WSGI</w:t>
+      </w:r>
+      <w:r>
+        <w:rPr>
+          <w:color w:val="000000" w:themeColor="text1"/>
+          <w:sz w:val="28"/>
+          <w:szCs w:val="28"/>
+        </w:rPr>
+        <w:t xml:space="preserve"> and project settings</w:t>
+      </w:r>
+    </w:p>
+    <w:p>
+      <w:pPr>
+        <w:numPr>
+          <w:ilvl w:val="0"/>
+          <w:numId w:val="51"/>
+        </w:numPr>
+        <w:rPr>
+          <w:color w:val="000000" w:themeColor="text1"/>
+          <w:sz w:val="28"/>
+          <w:szCs w:val="28"/>
+        </w:rPr>
+      </w:pPr>
+      <w:r>
+        <w:rPr>
+          <w:color w:val="000000" w:themeColor="text1"/>
+          <w:sz w:val="28"/>
+          <w:szCs w:val="28"/>
+        </w:rPr>
+        <w:t>Setting DEBUG = False and allowed hosts</w:t>
+      </w:r>
+    </w:p>
+    <w:p>
+      <w:pPr>
+        <w:numPr>
+          <w:ilvl w:val="0"/>
+          <w:numId w:val="51"/>
+        </w:numPr>
+        <w:rPr>
+          <w:color w:val="000000" w:themeColor="text1"/>
+          <w:sz w:val="28"/>
+          <w:szCs w:val="28"/>
+        </w:rPr>
+      </w:pPr>
+      <w:r>
+        <w:rPr>
+          <w:color w:val="000000" w:themeColor="text1"/>
+          <w:sz w:val="28"/>
+          <w:szCs w:val="28"/>
+        </w:rPr>
+        <w:t>Setting up the database and static files</w:t>
+      </w:r>
+    </w:p>
+    <w:p>
+      <w:pPr>
+        <w:ind w:left="360"/>
+        <w:rPr>
+          <w:color w:val="000000" w:themeColor="text1"/>
+          <w:sz w:val="28"/>
+          <w:szCs w:val="28"/>
+        </w:rPr>
+      </w:pPr>
+      <w:r>
+        <w:rPr>
+          <w:color w:val="000000" w:themeColor="text1"/>
+          <w:sz w:val="28"/>
+          <w:szCs w:val="28"/>
+        </w:rPr>
+        <w:t xml:space="preserve">Deploying on PythonAnywhere allows developers to </w:t>
+      </w:r>
+      <w:r>
+        <w:rPr>
+          <w:b/>
+          <w:bCs/>
+          <w:color w:val="000000" w:themeColor="text1"/>
+          <w:sz w:val="28"/>
+          <w:szCs w:val="28"/>
+        </w:rPr>
+        <w:t>host, test, and share Django applications online</w:t>
+      </w:r>
+      <w:r>
+        <w:rPr>
+          <w:color w:val="000000" w:themeColor="text1"/>
+          <w:sz w:val="28"/>
+          <w:szCs w:val="28"/>
+        </w:rPr>
+        <w:t xml:space="preserve"> in a secure and scalable environment.</w:t>
+      </w:r>
+    </w:p>
+    <w:p>
+      <w:pPr>
+        <w:ind w:left="360"/>
+        <w:rPr>
+          <w:color w:val="000000" w:themeColor="text1"/>
+          <w:sz w:val="28"/>
+          <w:szCs w:val="28"/>
+        </w:rPr>
+      </w:pPr>
+    </w:p>
+    <w:p>
+      <w:pPr>
+        <w:ind w:left="360"/>
+        <w:rPr>
+          <w:color w:val="000000" w:themeColor="text1"/>
+          <w:sz w:val="28"/>
+          <w:szCs w:val="28"/>
+        </w:rPr>
+      </w:pPr>
+    </w:p>
+    <w:p>
+      <w:pPr>
+        <w:ind w:left="360"/>
+        <w:rPr>
+          <w:color w:val="000000" w:themeColor="text1"/>
+          <w:sz w:val="28"/>
+          <w:szCs w:val="28"/>
+        </w:rPr>
+      </w:pPr>
+    </w:p>
+    <w:p>
+      <w:pPr>
+        <w:ind w:left="360"/>
+        <w:rPr>
+          <w:color w:val="000000" w:themeColor="text1"/>
+          <w:sz w:val="28"/>
+          <w:szCs w:val="28"/>
+        </w:rPr>
+      </w:pPr>
+    </w:p>
+    <w:p>
+      <w:pPr>
+        <w:ind w:left="360"/>
+        <w:rPr>
+          <w:color w:val="000000" w:themeColor="text1"/>
+          <w:sz w:val="28"/>
+          <w:szCs w:val="28"/>
+        </w:rPr>
+      </w:pPr>
+    </w:p>
+    <w:p>
+      <w:pPr>
+        <w:ind w:left="360"/>
+        <w:rPr>
+          <w:color w:val="000000" w:themeColor="text1"/>
+          <w:sz w:val="28"/>
+          <w:szCs w:val="28"/>
+        </w:rPr>
+      </w:pPr>
+    </w:p>
+    <w:p>
+      <w:pPr>
+        <w:ind w:left="360"/>
+        <w:rPr>
+          <w:color w:val="000000" w:themeColor="text1"/>
+          <w:sz w:val="28"/>
+          <w:szCs w:val="28"/>
+        </w:rPr>
+      </w:pPr>
+    </w:p>
+    <w:p>
+      <w:pPr>
+        <w:ind w:left="360"/>
+        <w:rPr>
+          <w:color w:val="000000" w:themeColor="text1"/>
+          <w:sz w:val="28"/>
+          <w:szCs w:val="28"/>
+        </w:rPr>
+      </w:pPr>
+    </w:p>
+    <w:p>
+      <w:pPr>
+        <w:ind w:left="360"/>
+        <w:rPr>
+          <w:color w:val="000000" w:themeColor="text1"/>
+          <w:sz w:val="28"/>
+          <w:szCs w:val="28"/>
+        </w:rPr>
+      </w:pPr>
+    </w:p>
+    <w:p>
+      <w:pPr>
+        <w:ind w:left="360"/>
+        <w:rPr>
+          <w:color w:val="000000" w:themeColor="text1"/>
+          <w:sz w:val="28"/>
+          <w:szCs w:val="28"/>
+        </w:rPr>
+      </w:pPr>
+    </w:p>
+    <w:p>
+      <w:pPr>
+        <w:ind w:left="360"/>
+        <w:rPr>
+          <w:color w:val="000000" w:themeColor="text1"/>
+          <w:sz w:val="28"/>
+          <w:szCs w:val="28"/>
+        </w:rPr>
+      </w:pPr>
+    </w:p>
+    <w:p>
+      <w:pPr>
+        <w:ind w:left="360"/>
+        <w:rPr>
+          <w:color w:val="000000" w:themeColor="text1"/>
+          <w:sz w:val="28"/>
+          <w:szCs w:val="28"/>
+        </w:rPr>
+      </w:pPr>
+    </w:p>
+    <w:p>
+      <w:pPr>
         <w:rPr>
           <w:b/>
           <w:bCs/>
@@ -10367,6 +13810,7 @@
           <w:szCs w:val="36"/>
           <w:highlight w:val="lightGray"/>
         </w:rPr>
+        <w:lastRenderedPageBreak/>
         <w:t>19. Social Authentication Theory:</w:t>
       </w:r>
       <w:r>
@@ -10385,43 +13829,413 @@
         <w:rPr>
           <w:b/>
           <w:bCs/>
-          <w:sz w:val="28"/>
-          <w:szCs w:val="28"/>
-        </w:rPr>
-      </w:pPr>
-      <w:r>
-        <w:rPr>
-          <w:b/>
-          <w:bCs/>
-          <w:sz w:val="28"/>
-          <w:szCs w:val="28"/>
-        </w:rPr>
-        <w:t>1.</w:t>
-      </w:r>
-      <w:r>
-        <w:rPr>
-          <w:b/>
-          <w:bCs/>
-          <w:sz w:val="28"/>
-          <w:szCs w:val="28"/>
-        </w:rPr>
-        <w:t>Setting up social login options (Google, Facebook, GitHub) in Django using OAuth2.</w:t>
-      </w:r>
-    </w:p>
-    <w:p>
-      <w:pPr>
-        <w:ind w:left="360"/>
-        <w:rPr>
-          <w:b/>
-          <w:bCs/>
-          <w:sz w:val="28"/>
-          <w:szCs w:val="28"/>
-        </w:rPr>
-      </w:pPr>
-    </w:p>
-    <w:p>
-      <w:pPr>
-        <w:ind w:left="360"/>
+          <w:color w:val="0070C0"/>
+          <w:sz w:val="28"/>
+          <w:szCs w:val="28"/>
+        </w:rPr>
+      </w:pPr>
+      <w:r>
+        <w:rPr>
+          <w:b/>
+          <w:bCs/>
+          <w:color w:val="0070C0"/>
+          <w:sz w:val="28"/>
+          <w:szCs w:val="28"/>
+        </w:rPr>
+        <w:t>1.Setting up social login options (Google, Facebook, GitHub) in Django using OAuth2.</w:t>
+      </w:r>
+    </w:p>
+    <w:p>
+      <w:pPr>
+        <w:ind w:left="360"/>
+        <w:rPr>
+          <w:color w:val="000000" w:themeColor="text1"/>
+          <w:sz w:val="28"/>
+          <w:szCs w:val="28"/>
+        </w:rPr>
+      </w:pPr>
+    </w:p>
+    <w:p>
+      <w:pPr>
+        <w:ind w:left="360"/>
+        <w:rPr>
+          <w:color w:val="000000" w:themeColor="text1"/>
+          <w:sz w:val="28"/>
+          <w:szCs w:val="28"/>
+        </w:rPr>
+      </w:pPr>
+      <w:r>
+        <w:rPr>
+          <w:color w:val="000000" w:themeColor="text1"/>
+          <w:sz w:val="28"/>
+          <w:szCs w:val="28"/>
+        </w:rPr>
+        <w:t xml:space="preserve">Social login allows users to </w:t>
+      </w:r>
+      <w:r>
+        <w:rPr>
+          <w:b/>
+          <w:bCs/>
+          <w:color w:val="000000" w:themeColor="text1"/>
+          <w:sz w:val="28"/>
+          <w:szCs w:val="28"/>
+        </w:rPr>
+        <w:t>sign in using third-party accounts</w:t>
+      </w:r>
+      <w:r>
+        <w:rPr>
+          <w:color w:val="000000" w:themeColor="text1"/>
+          <w:sz w:val="28"/>
+          <w:szCs w:val="28"/>
+        </w:rPr>
+        <w:t xml:space="preserve"> such as Google, Facebook, or GitHub. OAuth2 is the standard authorization protocol used for secure authentication without sharing passwords.</w:t>
+      </w:r>
+    </w:p>
+    <w:p>
+      <w:pPr>
+        <w:ind w:left="360"/>
+        <w:rPr>
+          <w:color w:val="000000" w:themeColor="text1"/>
+          <w:sz w:val="28"/>
+          <w:szCs w:val="28"/>
+        </w:rPr>
+      </w:pPr>
+      <w:r>
+        <w:rPr>
+          <w:color w:val="000000" w:themeColor="text1"/>
+          <w:sz w:val="28"/>
+          <w:szCs w:val="28"/>
+        </w:rPr>
+        <w:t xml:space="preserve">In Django, social login is commonly implemented using libraries like </w:t>
+      </w:r>
+      <w:r>
+        <w:rPr>
+          <w:b/>
+          <w:bCs/>
+          <w:color w:val="000000" w:themeColor="text1"/>
+          <w:sz w:val="28"/>
+          <w:szCs w:val="28"/>
+        </w:rPr>
+        <w:t xml:space="preserve">Django </w:t>
+      </w:r>
+      <w:proofErr w:type="spellStart"/>
+      <w:r>
+        <w:rPr>
+          <w:b/>
+          <w:bCs/>
+          <w:color w:val="000000" w:themeColor="text1"/>
+          <w:sz w:val="28"/>
+          <w:szCs w:val="28"/>
+        </w:rPr>
+        <w:t>Allauth</w:t>
+      </w:r>
+      <w:proofErr w:type="spellEnd"/>
+      <w:r>
+        <w:rPr>
+          <w:color w:val="000000" w:themeColor="text1"/>
+          <w:sz w:val="28"/>
+          <w:szCs w:val="28"/>
+        </w:rPr>
+        <w:t xml:space="preserve"> or </w:t>
+      </w:r>
+      <w:r>
+        <w:rPr>
+          <w:b/>
+          <w:bCs/>
+          <w:color w:val="000000" w:themeColor="text1"/>
+          <w:sz w:val="28"/>
+          <w:szCs w:val="28"/>
+        </w:rPr>
+        <w:t>Social Auth</w:t>
+      </w:r>
+      <w:r>
+        <w:rPr>
+          <w:color w:val="000000" w:themeColor="text1"/>
+          <w:sz w:val="28"/>
+          <w:szCs w:val="28"/>
+        </w:rPr>
+        <w:t>.</w:t>
+      </w:r>
+    </w:p>
+    <w:p>
+      <w:pPr>
+        <w:ind w:left="360"/>
+        <w:rPr>
+          <w:color w:val="000000" w:themeColor="text1"/>
+          <w:sz w:val="28"/>
+          <w:szCs w:val="28"/>
+        </w:rPr>
+      </w:pPr>
+      <w:r>
+        <w:rPr>
+          <w:color w:val="000000" w:themeColor="text1"/>
+          <w:sz w:val="28"/>
+          <w:szCs w:val="28"/>
+        </w:rPr>
+        <w:t>The process includes:</w:t>
+      </w:r>
+    </w:p>
+    <w:p>
+      <w:pPr>
+        <w:numPr>
+          <w:ilvl w:val="0"/>
+          <w:numId w:val="52"/>
+        </w:numPr>
+        <w:rPr>
+          <w:color w:val="000000" w:themeColor="text1"/>
+          <w:sz w:val="28"/>
+          <w:szCs w:val="28"/>
+        </w:rPr>
+      </w:pPr>
+      <w:r>
+        <w:rPr>
+          <w:color w:val="000000" w:themeColor="text1"/>
+          <w:sz w:val="28"/>
+          <w:szCs w:val="28"/>
+        </w:rPr>
+        <w:t>Registering the application with the social provider</w:t>
+      </w:r>
+    </w:p>
+    <w:p>
+      <w:pPr>
+        <w:numPr>
+          <w:ilvl w:val="0"/>
+          <w:numId w:val="52"/>
+        </w:numPr>
+        <w:rPr>
+          <w:color w:val="000000" w:themeColor="text1"/>
+          <w:sz w:val="28"/>
+          <w:szCs w:val="28"/>
+        </w:rPr>
+      </w:pPr>
+      <w:r>
+        <w:rPr>
+          <w:color w:val="000000" w:themeColor="text1"/>
+          <w:sz w:val="28"/>
+          <w:szCs w:val="28"/>
+        </w:rPr>
+        <w:t xml:space="preserve">Obtaining </w:t>
+      </w:r>
+      <w:r>
+        <w:rPr>
+          <w:b/>
+          <w:bCs/>
+          <w:color w:val="000000" w:themeColor="text1"/>
+          <w:sz w:val="28"/>
+          <w:szCs w:val="28"/>
+        </w:rPr>
+        <w:t>Client ID and Client Secret</w:t>
+      </w:r>
+    </w:p>
+    <w:p>
+      <w:pPr>
+        <w:numPr>
+          <w:ilvl w:val="0"/>
+          <w:numId w:val="52"/>
+        </w:numPr>
+        <w:rPr>
+          <w:color w:val="000000" w:themeColor="text1"/>
+          <w:sz w:val="28"/>
+          <w:szCs w:val="28"/>
+        </w:rPr>
+      </w:pPr>
+      <w:r>
+        <w:rPr>
+          <w:color w:val="000000" w:themeColor="text1"/>
+          <w:sz w:val="28"/>
+          <w:szCs w:val="28"/>
+        </w:rPr>
+        <w:t>Configuring OAuth settings in Django</w:t>
+      </w:r>
+    </w:p>
+    <w:p>
+      <w:pPr>
+        <w:numPr>
+          <w:ilvl w:val="0"/>
+          <w:numId w:val="52"/>
+        </w:numPr>
+        <w:rPr>
+          <w:color w:val="000000" w:themeColor="text1"/>
+          <w:sz w:val="28"/>
+          <w:szCs w:val="28"/>
+        </w:rPr>
+      </w:pPr>
+      <w:r>
+        <w:rPr>
+          <w:color w:val="000000" w:themeColor="text1"/>
+          <w:sz w:val="28"/>
+          <w:szCs w:val="28"/>
+        </w:rPr>
+        <w:t>Redirecting users to the provider for authentication</w:t>
+      </w:r>
+    </w:p>
+    <w:p>
+      <w:pPr>
+        <w:numPr>
+          <w:ilvl w:val="0"/>
+          <w:numId w:val="52"/>
+        </w:numPr>
+        <w:rPr>
+          <w:color w:val="000000" w:themeColor="text1"/>
+          <w:sz w:val="28"/>
+          <w:szCs w:val="28"/>
+        </w:rPr>
+      </w:pPr>
+      <w:r>
+        <w:rPr>
+          <w:color w:val="000000" w:themeColor="text1"/>
+          <w:sz w:val="28"/>
+          <w:szCs w:val="28"/>
+        </w:rPr>
+        <w:t>Handling callbacks and creating user sessions</w:t>
+      </w:r>
+    </w:p>
+    <w:p>
+      <w:pPr>
+        <w:ind w:left="360"/>
+        <w:rPr>
+          <w:color w:val="000000" w:themeColor="text1"/>
+          <w:sz w:val="28"/>
+          <w:szCs w:val="28"/>
+        </w:rPr>
+      </w:pPr>
+      <w:r>
+        <w:rPr>
+          <w:color w:val="000000" w:themeColor="text1"/>
+          <w:sz w:val="28"/>
+          <w:szCs w:val="28"/>
+        </w:rPr>
+        <w:t xml:space="preserve">Social login improves </w:t>
+      </w:r>
+      <w:r>
+        <w:rPr>
+          <w:b/>
+          <w:bCs/>
+          <w:color w:val="000000" w:themeColor="text1"/>
+          <w:sz w:val="28"/>
+          <w:szCs w:val="28"/>
+        </w:rPr>
+        <w:t>user convenience, security, and faster registration</w:t>
+      </w:r>
+      <w:r>
+        <w:rPr>
+          <w:color w:val="000000" w:themeColor="text1"/>
+          <w:sz w:val="28"/>
+          <w:szCs w:val="28"/>
+        </w:rPr>
+        <w:t xml:space="preserve"> in Django applications.</w:t>
+      </w:r>
+    </w:p>
+    <w:p>
+      <w:pPr>
+        <w:ind w:left="360"/>
+        <w:rPr>
+          <w:color w:val="000000" w:themeColor="text1"/>
+          <w:sz w:val="28"/>
+          <w:szCs w:val="28"/>
+        </w:rPr>
+      </w:pPr>
+    </w:p>
+    <w:p>
+      <w:pPr>
+        <w:ind w:left="360"/>
+        <w:rPr>
+          <w:color w:val="000000" w:themeColor="text1"/>
+          <w:sz w:val="28"/>
+          <w:szCs w:val="28"/>
+        </w:rPr>
+      </w:pPr>
+    </w:p>
+    <w:p>
+      <w:pPr>
+        <w:ind w:left="360"/>
+        <w:rPr>
+          <w:color w:val="000000" w:themeColor="text1"/>
+          <w:sz w:val="28"/>
+          <w:szCs w:val="28"/>
+        </w:rPr>
+      </w:pPr>
+    </w:p>
+    <w:p>
+      <w:pPr>
+        <w:ind w:left="360"/>
+        <w:rPr>
+          <w:color w:val="000000" w:themeColor="text1"/>
+          <w:sz w:val="28"/>
+          <w:szCs w:val="28"/>
+        </w:rPr>
+      </w:pPr>
+    </w:p>
+    <w:p>
+      <w:pPr>
+        <w:ind w:left="360"/>
+        <w:rPr>
+          <w:color w:val="000000" w:themeColor="text1"/>
+          <w:sz w:val="28"/>
+          <w:szCs w:val="28"/>
+        </w:rPr>
+      </w:pPr>
+    </w:p>
+    <w:p>
+      <w:pPr>
+        <w:ind w:left="360"/>
+        <w:rPr>
+          <w:color w:val="000000" w:themeColor="text1"/>
+          <w:sz w:val="28"/>
+          <w:szCs w:val="28"/>
+        </w:rPr>
+      </w:pPr>
+    </w:p>
+    <w:p>
+      <w:pPr>
+        <w:ind w:left="360"/>
+        <w:rPr>
+          <w:b/>
+          <w:bCs/>
+          <w:color w:val="0070C0"/>
+          <w:sz w:val="28"/>
+          <w:szCs w:val="28"/>
+        </w:rPr>
+      </w:pPr>
+    </w:p>
+    <w:p>
+      <w:pPr>
+        <w:ind w:left="360"/>
+        <w:rPr>
+          <w:b/>
+          <w:bCs/>
+          <w:color w:val="0070C0"/>
+          <w:sz w:val="28"/>
+          <w:szCs w:val="28"/>
+        </w:rPr>
+      </w:pPr>
+    </w:p>
+    <w:p>
+      <w:pPr>
+        <w:ind w:left="360"/>
+        <w:rPr>
+          <w:b/>
+          <w:bCs/>
+          <w:color w:val="0070C0"/>
+          <w:sz w:val="28"/>
+          <w:szCs w:val="28"/>
+        </w:rPr>
+      </w:pPr>
+    </w:p>
+    <w:p>
+      <w:pPr>
+        <w:ind w:left="360"/>
+        <w:rPr>
+          <w:b/>
+          <w:bCs/>
+          <w:color w:val="0070C0"/>
+          <w:sz w:val="28"/>
+          <w:szCs w:val="28"/>
+        </w:rPr>
+      </w:pPr>
+    </w:p>
+    <w:p>
+      <w:pPr>
         <w:rPr>
           <w:b/>
           <w:bCs/>
@@ -10437,6 +14251,7 @@
           <w:szCs w:val="36"/>
           <w:highlight w:val="lightGray"/>
         </w:rPr>
+        <w:lastRenderedPageBreak/>
         <w:t>20. Google Maps API Theory:</w:t>
       </w:r>
       <w:r>
@@ -10455,28 +14270,248 @@
         <w:rPr>
           <w:b/>
           <w:bCs/>
-          <w:sz w:val="28"/>
-          <w:szCs w:val="28"/>
-        </w:rPr>
-      </w:pPr>
-      <w:r>
-        <w:rPr>
-          <w:b/>
-          <w:bCs/>
-          <w:sz w:val="28"/>
-          <w:szCs w:val="28"/>
-        </w:rPr>
-        <w:t>1.</w:t>
-      </w:r>
-      <w:r>
-        <w:rPr>
-          <w:b/>
-          <w:bCs/>
-          <w:sz w:val="28"/>
-          <w:szCs w:val="28"/>
-        </w:rPr>
-        <w:t>Integrating Google Maps API into Django projects.</w:t>
-      </w:r>
+          <w:color w:val="0070C0"/>
+          <w:sz w:val="28"/>
+          <w:szCs w:val="28"/>
+        </w:rPr>
+      </w:pPr>
+      <w:r>
+        <w:rPr>
+          <w:b/>
+          <w:bCs/>
+          <w:color w:val="0070C0"/>
+          <w:sz w:val="28"/>
+          <w:szCs w:val="28"/>
+        </w:rPr>
+        <w:t>1.Integrating Google Maps API into Django projects.</w:t>
+      </w:r>
+    </w:p>
+    <w:p>
+      <w:pPr>
+        <w:ind w:left="360"/>
+        <w:rPr>
+          <w:b/>
+          <w:bCs/>
+          <w:color w:val="0070C0"/>
+          <w:sz w:val="28"/>
+          <w:szCs w:val="28"/>
+        </w:rPr>
+      </w:pPr>
+    </w:p>
+    <w:p>
+      <w:pPr>
+        <w:ind w:left="360"/>
+        <w:rPr>
+          <w:color w:val="000000" w:themeColor="text1"/>
+          <w:sz w:val="28"/>
+          <w:szCs w:val="28"/>
+        </w:rPr>
+      </w:pPr>
+      <w:r>
+        <w:rPr>
+          <w:color w:val="000000" w:themeColor="text1"/>
+          <w:sz w:val="28"/>
+          <w:szCs w:val="28"/>
+        </w:rPr>
+        <w:t xml:space="preserve">Integrating the </w:t>
+      </w:r>
+      <w:r>
+        <w:rPr>
+          <w:b/>
+          <w:bCs/>
+          <w:color w:val="000000" w:themeColor="text1"/>
+          <w:sz w:val="28"/>
+          <w:szCs w:val="28"/>
+        </w:rPr>
+        <w:t>Google Maps API</w:t>
+      </w:r>
+      <w:r>
+        <w:rPr>
+          <w:color w:val="000000" w:themeColor="text1"/>
+          <w:sz w:val="28"/>
+          <w:szCs w:val="28"/>
+        </w:rPr>
+        <w:t xml:space="preserve"> into a Django project allows developers to display interactive maps, locations, and geographic data on web pages.</w:t>
+      </w:r>
+    </w:p>
+    <w:p>
+      <w:pPr>
+        <w:ind w:left="360"/>
+        <w:rPr>
+          <w:color w:val="000000" w:themeColor="text1"/>
+          <w:sz w:val="28"/>
+          <w:szCs w:val="28"/>
+        </w:rPr>
+      </w:pPr>
+      <w:r>
+        <w:rPr>
+          <w:color w:val="000000" w:themeColor="text1"/>
+          <w:sz w:val="28"/>
+          <w:szCs w:val="28"/>
+        </w:rPr>
+        <w:t>The integration process involves:</w:t>
+      </w:r>
+    </w:p>
+    <w:p>
+      <w:pPr>
+        <w:numPr>
+          <w:ilvl w:val="0"/>
+          <w:numId w:val="53"/>
+        </w:numPr>
+        <w:rPr>
+          <w:color w:val="000000" w:themeColor="text1"/>
+          <w:sz w:val="28"/>
+          <w:szCs w:val="28"/>
+        </w:rPr>
+      </w:pPr>
+      <w:r>
+        <w:rPr>
+          <w:color w:val="000000" w:themeColor="text1"/>
+          <w:sz w:val="28"/>
+          <w:szCs w:val="28"/>
+        </w:rPr>
+        <w:t>Creating a project in Google Cloud Console</w:t>
+      </w:r>
+    </w:p>
+    <w:p>
+      <w:pPr>
+        <w:numPr>
+          <w:ilvl w:val="0"/>
+          <w:numId w:val="53"/>
+        </w:numPr>
+        <w:rPr>
+          <w:color w:val="000000" w:themeColor="text1"/>
+          <w:sz w:val="28"/>
+          <w:szCs w:val="28"/>
+        </w:rPr>
+      </w:pPr>
+      <w:r>
+        <w:rPr>
+          <w:color w:val="000000" w:themeColor="text1"/>
+          <w:sz w:val="28"/>
+          <w:szCs w:val="28"/>
+        </w:rPr>
+        <w:t xml:space="preserve">Generating a </w:t>
+      </w:r>
+      <w:r>
+        <w:rPr>
+          <w:b/>
+          <w:bCs/>
+          <w:color w:val="000000" w:themeColor="text1"/>
+          <w:sz w:val="28"/>
+          <w:szCs w:val="28"/>
+        </w:rPr>
+        <w:t>Google Maps API key</w:t>
+      </w:r>
+    </w:p>
+    <w:p>
+      <w:pPr>
+        <w:numPr>
+          <w:ilvl w:val="0"/>
+          <w:numId w:val="53"/>
+        </w:numPr>
+        <w:rPr>
+          <w:color w:val="000000" w:themeColor="text1"/>
+          <w:sz w:val="28"/>
+          <w:szCs w:val="28"/>
+        </w:rPr>
+      </w:pPr>
+      <w:r>
+        <w:rPr>
+          <w:color w:val="000000" w:themeColor="text1"/>
+          <w:sz w:val="28"/>
+          <w:szCs w:val="28"/>
+        </w:rPr>
+        <w:t>Enabling required Maps services</w:t>
+      </w:r>
+    </w:p>
+    <w:p>
+      <w:pPr>
+        <w:numPr>
+          <w:ilvl w:val="0"/>
+          <w:numId w:val="53"/>
+        </w:numPr>
+        <w:rPr>
+          <w:color w:val="000000" w:themeColor="text1"/>
+          <w:sz w:val="28"/>
+          <w:szCs w:val="28"/>
+        </w:rPr>
+      </w:pPr>
+      <w:r>
+        <w:rPr>
+          <w:color w:val="000000" w:themeColor="text1"/>
+          <w:sz w:val="28"/>
+          <w:szCs w:val="28"/>
+        </w:rPr>
+        <w:t>Adding the API key to Django templates or views</w:t>
+      </w:r>
+    </w:p>
+    <w:p>
+      <w:pPr>
+        <w:numPr>
+          <w:ilvl w:val="0"/>
+          <w:numId w:val="53"/>
+        </w:numPr>
+        <w:rPr>
+          <w:color w:val="000000" w:themeColor="text1"/>
+          <w:sz w:val="28"/>
+          <w:szCs w:val="28"/>
+        </w:rPr>
+      </w:pPr>
+      <w:r>
+        <w:rPr>
+          <w:color w:val="000000" w:themeColor="text1"/>
+          <w:sz w:val="28"/>
+          <w:szCs w:val="28"/>
+        </w:rPr>
+        <w:t>Displaying maps using JavaScript</w:t>
+      </w:r>
+    </w:p>
+    <w:p>
+      <w:pPr>
+        <w:ind w:left="360"/>
+        <w:rPr>
+          <w:color w:val="000000" w:themeColor="text1"/>
+          <w:sz w:val="28"/>
+          <w:szCs w:val="28"/>
+        </w:rPr>
+      </w:pPr>
+      <w:r>
+        <w:rPr>
+          <w:color w:val="000000" w:themeColor="text1"/>
+          <w:sz w:val="28"/>
+          <w:szCs w:val="28"/>
+        </w:rPr>
+        <w:t xml:space="preserve">Google Maps API helps build </w:t>
+      </w:r>
+      <w:r>
+        <w:rPr>
+          <w:b/>
+          <w:bCs/>
+          <w:color w:val="000000" w:themeColor="text1"/>
+          <w:sz w:val="28"/>
+          <w:szCs w:val="28"/>
+        </w:rPr>
+        <w:t>location-based features</w:t>
+      </w:r>
+      <w:r>
+        <w:rPr>
+          <w:color w:val="000000" w:themeColor="text1"/>
+          <w:sz w:val="28"/>
+          <w:szCs w:val="28"/>
+        </w:rPr>
+        <w:t xml:space="preserve"> such as place search, route display, and markers in Django applications.</w:t>
+      </w:r>
+    </w:p>
+    <w:p>
+      <w:pPr>
+        <w:ind w:left="360"/>
+        <w:rPr>
+          <w:color w:val="000000" w:themeColor="text1"/>
+          <w:sz w:val="28"/>
+          <w:szCs w:val="28"/>
+        </w:rPr>
+      </w:pPr>
     </w:p>
     <w:sectPr>
       <w:footerReference w:type="default" r:id="rId7"/>
@@ -10703,9 +14738,9 @@
       <w:lvlJc w:val="left"/>
       <w:pPr>
         <w:tabs>
-          <w:tab w:val="num" w:pos="720"/>
-        </w:tabs>
-        <w:ind w:left="720" w:hanging="360"/>
+          <w:tab w:val="num" w:pos="0"/>
+        </w:tabs>
+        <w:ind w:left="0" w:hanging="360"/>
       </w:pPr>
     </w:lvl>
     <w:lvl w:ilvl="1" w:tentative="1">
@@ -10715,9 +14750,9 @@
       <w:lvlJc w:val="left"/>
       <w:pPr>
         <w:tabs>
-          <w:tab w:val="num" w:pos="1440"/>
-        </w:tabs>
-        <w:ind w:left="1440" w:hanging="360"/>
+          <w:tab w:val="num" w:pos="720"/>
+        </w:tabs>
+        <w:ind w:left="720" w:hanging="360"/>
       </w:pPr>
     </w:lvl>
     <w:lvl w:ilvl="2" w:tentative="1">
@@ -10727,9 +14762,9 @@
       <w:lvlJc w:val="left"/>
       <w:pPr>
         <w:tabs>
-          <w:tab w:val="num" w:pos="2160"/>
-        </w:tabs>
-        <w:ind w:left="2160" w:hanging="360"/>
+          <w:tab w:val="num" w:pos="1440"/>
+        </w:tabs>
+        <w:ind w:left="1440" w:hanging="360"/>
       </w:pPr>
     </w:lvl>
     <w:lvl w:ilvl="3" w:tentative="1">
@@ -10739,9 +14774,9 @@
       <w:lvlJc w:val="left"/>
       <w:pPr>
         <w:tabs>
-          <w:tab w:val="num" w:pos="2880"/>
-        </w:tabs>
-        <w:ind w:left="2880" w:hanging="360"/>
+          <w:tab w:val="num" w:pos="2160"/>
+        </w:tabs>
+        <w:ind w:left="2160" w:hanging="360"/>
       </w:pPr>
     </w:lvl>
     <w:lvl w:ilvl="4" w:tentative="1">
@@ -10751,9 +14786,9 @@
       <w:lvlJc w:val="left"/>
       <w:pPr>
         <w:tabs>
-          <w:tab w:val="num" w:pos="3600"/>
-        </w:tabs>
-        <w:ind w:left="3600" w:hanging="360"/>
+          <w:tab w:val="num" w:pos="2880"/>
+        </w:tabs>
+        <w:ind w:left="2880" w:hanging="360"/>
       </w:pPr>
     </w:lvl>
     <w:lvl w:ilvl="5" w:tentative="1">
@@ -10763,9 +14798,9 @@
       <w:lvlJc w:val="left"/>
       <w:pPr>
         <w:tabs>
-          <w:tab w:val="num" w:pos="4320"/>
-        </w:tabs>
-        <w:ind w:left="4320" w:hanging="360"/>
+          <w:tab w:val="num" w:pos="3600"/>
+        </w:tabs>
+        <w:ind w:left="3600" w:hanging="360"/>
       </w:pPr>
     </w:lvl>
     <w:lvl w:ilvl="6" w:tentative="1">
@@ -10775,9 +14810,9 @@
       <w:lvlJc w:val="left"/>
       <w:pPr>
         <w:tabs>
-          <w:tab w:val="num" w:pos="5040"/>
-        </w:tabs>
-        <w:ind w:left="5040" w:hanging="360"/>
+          <w:tab w:val="num" w:pos="4320"/>
+        </w:tabs>
+        <w:ind w:left="4320" w:hanging="360"/>
       </w:pPr>
     </w:lvl>
     <w:lvl w:ilvl="7" w:tentative="1">
@@ -10787,9 +14822,9 @@
       <w:lvlJc w:val="left"/>
       <w:pPr>
         <w:tabs>
-          <w:tab w:val="num" w:pos="5760"/>
-        </w:tabs>
-        <w:ind w:left="5760" w:hanging="360"/>
+          <w:tab w:val="num" w:pos="5040"/>
+        </w:tabs>
+        <w:ind w:left="5040" w:hanging="360"/>
       </w:pPr>
     </w:lvl>
     <w:lvl w:ilvl="8" w:tentative="1">
@@ -10799,23 +14834,23 @@
       <w:lvlJc w:val="left"/>
       <w:pPr>
         <w:tabs>
-          <w:tab w:val="num" w:pos="6480"/>
-        </w:tabs>
-        <w:ind w:left="6480" w:hanging="360"/>
+          <w:tab w:val="num" w:pos="5760"/>
+        </w:tabs>
+        <w:ind w:left="5760" w:hanging="360"/>
       </w:pPr>
     </w:lvl>
   </w:abstractNum>
   <w:abstractNum w:abstractNumId="1" w15:restartNumberingAfterBreak="0">
     <w:nsid w:val="022A4138"/>
     <w:multiLevelType w:val="hybridMultilevel"/>
-    <w:tmpl w:val="8630446C"/>
+    <w:tmpl w:val="07CA30F0"/>
     <w:lvl w:ilvl="0" w:tplc="40090001">
       <w:start w:val="1"/>
       <w:numFmt w:val="bullet"/>
       <w:lvlText w:val=""/>
       <w:lvlJc w:val="left"/>
       <w:pPr>
-        <w:ind w:left="1080" w:hanging="360"/>
+        <w:ind w:left="786" w:hanging="360"/>
       </w:pPr>
       <w:rPr>
         <w:rFonts w:ascii="Symbol" w:hAnsi="Symbol" w:hint="default"/>
@@ -11273,6 +15308,155 @@
     </w:lvl>
   </w:abstractNum>
   <w:abstractNum w:abstractNumId="5" w15:restartNumberingAfterBreak="0">
+    <w:nsid w:val="0EE7705E"/>
+    <w:multiLevelType w:val="multilevel"/>
+    <w:tmpl w:val="14BCE992"/>
+    <w:lvl w:ilvl="0">
+      <w:start w:val="1"/>
+      <w:numFmt w:val="bullet"/>
+      <w:lvlText w:val=""/>
+      <w:lvlJc w:val="left"/>
+      <w:pPr>
+        <w:tabs>
+          <w:tab w:val="num" w:pos="720"/>
+        </w:tabs>
+        <w:ind w:left="720" w:hanging="360"/>
+      </w:pPr>
+      <w:rPr>
+        <w:rFonts w:ascii="Symbol" w:hAnsi="Symbol" w:hint="default"/>
+        <w:sz w:val="20"/>
+      </w:rPr>
+    </w:lvl>
+    <w:lvl w:ilvl="1" w:tentative="1">
+      <w:start w:val="1"/>
+      <w:numFmt w:val="bullet"/>
+      <w:lvlText w:val="o"/>
+      <w:lvlJc w:val="left"/>
+      <w:pPr>
+        <w:tabs>
+          <w:tab w:val="num" w:pos="1440"/>
+        </w:tabs>
+        <w:ind w:left="1440" w:hanging="360"/>
+      </w:pPr>
+      <w:rPr>
+        <w:rFonts w:ascii="Courier New" w:hAnsi="Courier New" w:hint="default"/>
+        <w:sz w:val="20"/>
+      </w:rPr>
+    </w:lvl>
+    <w:lvl w:ilvl="2" w:tentative="1">
+      <w:start w:val="1"/>
+      <w:numFmt w:val="bullet"/>
+      <w:lvlText w:val=""/>
+      <w:lvlJc w:val="left"/>
+      <w:pPr>
+        <w:tabs>
+          <w:tab w:val="num" w:pos="2160"/>
+        </w:tabs>
+        <w:ind w:left="2160" w:hanging="360"/>
+      </w:pPr>
+      <w:rPr>
+        <w:rFonts w:ascii="Wingdings" w:hAnsi="Wingdings" w:hint="default"/>
+        <w:sz w:val="20"/>
+      </w:rPr>
+    </w:lvl>
+    <w:lvl w:ilvl="3" w:tentative="1">
+      <w:start w:val="1"/>
+      <w:numFmt w:val="bullet"/>
+      <w:lvlText w:val=""/>
+      <w:lvlJc w:val="left"/>
+      <w:pPr>
+        <w:tabs>
+          <w:tab w:val="num" w:pos="2880"/>
+        </w:tabs>
+        <w:ind w:left="2880" w:hanging="360"/>
+      </w:pPr>
+      <w:rPr>
+        <w:rFonts w:ascii="Wingdings" w:hAnsi="Wingdings" w:hint="default"/>
+        <w:sz w:val="20"/>
+      </w:rPr>
+    </w:lvl>
+    <w:lvl w:ilvl="4" w:tentative="1">
+      <w:start w:val="1"/>
+      <w:numFmt w:val="bullet"/>
+      <w:lvlText w:val=""/>
+      <w:lvlJc w:val="left"/>
+      <w:pPr>
+        <w:tabs>
+          <w:tab w:val="num" w:pos="3600"/>
+        </w:tabs>
+        <w:ind w:left="3600" w:hanging="360"/>
+      </w:pPr>
+      <w:rPr>
+        <w:rFonts w:ascii="Wingdings" w:hAnsi="Wingdings" w:hint="default"/>
+        <w:sz w:val="20"/>
+      </w:rPr>
+    </w:lvl>
+    <w:lvl w:ilvl="5" w:tentative="1">
+      <w:start w:val="1"/>
+      <w:numFmt w:val="bullet"/>
+      <w:lvlText w:val=""/>
+      <w:lvlJc w:val="left"/>
+      <w:pPr>
+        <w:tabs>
+          <w:tab w:val="num" w:pos="4320"/>
+        </w:tabs>
+        <w:ind w:left="4320" w:hanging="360"/>
+      </w:pPr>
+      <w:rPr>
+        <w:rFonts w:ascii="Wingdings" w:hAnsi="Wingdings" w:hint="default"/>
+        <w:sz w:val="20"/>
+      </w:rPr>
+    </w:lvl>
+    <w:lvl w:ilvl="6" w:tentative="1">
+      <w:start w:val="1"/>
+      <w:numFmt w:val="bullet"/>
+      <w:lvlText w:val=""/>
+      <w:lvlJc w:val="left"/>
+      <w:pPr>
+        <w:tabs>
+          <w:tab w:val="num" w:pos="5040"/>
+        </w:tabs>
+        <w:ind w:left="5040" w:hanging="360"/>
+      </w:pPr>
+      <w:rPr>
+        <w:rFonts w:ascii="Wingdings" w:hAnsi="Wingdings" w:hint="default"/>
+        <w:sz w:val="20"/>
+      </w:rPr>
+    </w:lvl>
+    <w:lvl w:ilvl="7" w:tentative="1">
+      <w:start w:val="1"/>
+      <w:numFmt w:val="bullet"/>
+      <w:lvlText w:val=""/>
+      <w:lvlJc w:val="left"/>
+      <w:pPr>
+        <w:tabs>
+          <w:tab w:val="num" w:pos="5760"/>
+        </w:tabs>
+        <w:ind w:left="5760" w:hanging="360"/>
+      </w:pPr>
+      <w:rPr>
+        <w:rFonts w:ascii="Wingdings" w:hAnsi="Wingdings" w:hint="default"/>
+        <w:sz w:val="20"/>
+      </w:rPr>
+    </w:lvl>
+    <w:lvl w:ilvl="8" w:tentative="1">
+      <w:start w:val="1"/>
+      <w:numFmt w:val="bullet"/>
+      <w:lvlText w:val=""/>
+      <w:lvlJc w:val="left"/>
+      <w:pPr>
+        <w:tabs>
+          <w:tab w:val="num" w:pos="6480"/>
+        </w:tabs>
+        <w:ind w:left="6480" w:hanging="360"/>
+      </w:pPr>
+      <w:rPr>
+        <w:rFonts w:ascii="Wingdings" w:hAnsi="Wingdings" w:hint="default"/>
+        <w:sz w:val="20"/>
+      </w:rPr>
+    </w:lvl>
+  </w:abstractNum>
+  <w:abstractNum w:abstractNumId="6" w15:restartNumberingAfterBreak="0">
     <w:nsid w:val="0F266790"/>
     <w:multiLevelType w:val="multilevel"/>
     <w:tmpl w:val="8990EC62"/>
@@ -11385,7 +15569,305 @@
       </w:pPr>
     </w:lvl>
   </w:abstractNum>
-  <w:abstractNum w:abstractNumId="6" w15:restartNumberingAfterBreak="0">
+  <w:abstractNum w:abstractNumId="7" w15:restartNumberingAfterBreak="0">
+    <w:nsid w:val="0FE03540"/>
+    <w:multiLevelType w:val="multilevel"/>
+    <w:tmpl w:val="353A7B46"/>
+    <w:lvl w:ilvl="0">
+      <w:start w:val="1"/>
+      <w:numFmt w:val="bullet"/>
+      <w:lvlText w:val=""/>
+      <w:lvlJc w:val="left"/>
+      <w:pPr>
+        <w:tabs>
+          <w:tab w:val="num" w:pos="720"/>
+        </w:tabs>
+        <w:ind w:left="720" w:hanging="360"/>
+      </w:pPr>
+      <w:rPr>
+        <w:rFonts w:ascii="Symbol" w:hAnsi="Symbol" w:hint="default"/>
+        <w:sz w:val="20"/>
+      </w:rPr>
+    </w:lvl>
+    <w:lvl w:ilvl="1" w:tentative="1">
+      <w:start w:val="1"/>
+      <w:numFmt w:val="bullet"/>
+      <w:lvlText w:val="o"/>
+      <w:lvlJc w:val="left"/>
+      <w:pPr>
+        <w:tabs>
+          <w:tab w:val="num" w:pos="1440"/>
+        </w:tabs>
+        <w:ind w:left="1440" w:hanging="360"/>
+      </w:pPr>
+      <w:rPr>
+        <w:rFonts w:ascii="Courier New" w:hAnsi="Courier New" w:hint="default"/>
+        <w:sz w:val="20"/>
+      </w:rPr>
+    </w:lvl>
+    <w:lvl w:ilvl="2" w:tentative="1">
+      <w:start w:val="1"/>
+      <w:numFmt w:val="bullet"/>
+      <w:lvlText w:val=""/>
+      <w:lvlJc w:val="left"/>
+      <w:pPr>
+        <w:tabs>
+          <w:tab w:val="num" w:pos="2160"/>
+        </w:tabs>
+        <w:ind w:left="2160" w:hanging="360"/>
+      </w:pPr>
+      <w:rPr>
+        <w:rFonts w:ascii="Wingdings" w:hAnsi="Wingdings" w:hint="default"/>
+        <w:sz w:val="20"/>
+      </w:rPr>
+    </w:lvl>
+    <w:lvl w:ilvl="3" w:tentative="1">
+      <w:start w:val="1"/>
+      <w:numFmt w:val="bullet"/>
+      <w:lvlText w:val=""/>
+      <w:lvlJc w:val="left"/>
+      <w:pPr>
+        <w:tabs>
+          <w:tab w:val="num" w:pos="2880"/>
+        </w:tabs>
+        <w:ind w:left="2880" w:hanging="360"/>
+      </w:pPr>
+      <w:rPr>
+        <w:rFonts w:ascii="Wingdings" w:hAnsi="Wingdings" w:hint="default"/>
+        <w:sz w:val="20"/>
+      </w:rPr>
+    </w:lvl>
+    <w:lvl w:ilvl="4" w:tentative="1">
+      <w:start w:val="1"/>
+      <w:numFmt w:val="bullet"/>
+      <w:lvlText w:val=""/>
+      <w:lvlJc w:val="left"/>
+      <w:pPr>
+        <w:tabs>
+          <w:tab w:val="num" w:pos="3600"/>
+        </w:tabs>
+        <w:ind w:left="3600" w:hanging="360"/>
+      </w:pPr>
+      <w:rPr>
+        <w:rFonts w:ascii="Wingdings" w:hAnsi="Wingdings" w:hint="default"/>
+        <w:sz w:val="20"/>
+      </w:rPr>
+    </w:lvl>
+    <w:lvl w:ilvl="5" w:tentative="1">
+      <w:start w:val="1"/>
+      <w:numFmt w:val="bullet"/>
+      <w:lvlText w:val=""/>
+      <w:lvlJc w:val="left"/>
+      <w:pPr>
+        <w:tabs>
+          <w:tab w:val="num" w:pos="4320"/>
+        </w:tabs>
+        <w:ind w:left="4320" w:hanging="360"/>
+      </w:pPr>
+      <w:rPr>
+        <w:rFonts w:ascii="Wingdings" w:hAnsi="Wingdings" w:hint="default"/>
+        <w:sz w:val="20"/>
+      </w:rPr>
+    </w:lvl>
+    <w:lvl w:ilvl="6" w:tentative="1">
+      <w:start w:val="1"/>
+      <w:numFmt w:val="bullet"/>
+      <w:lvlText w:val=""/>
+      <w:lvlJc w:val="left"/>
+      <w:pPr>
+        <w:tabs>
+          <w:tab w:val="num" w:pos="5040"/>
+        </w:tabs>
+        <w:ind w:left="5040" w:hanging="360"/>
+      </w:pPr>
+      <w:rPr>
+        <w:rFonts w:ascii="Wingdings" w:hAnsi="Wingdings" w:hint="default"/>
+        <w:sz w:val="20"/>
+      </w:rPr>
+    </w:lvl>
+    <w:lvl w:ilvl="7" w:tentative="1">
+      <w:start w:val="1"/>
+      <w:numFmt w:val="bullet"/>
+      <w:lvlText w:val=""/>
+      <w:lvlJc w:val="left"/>
+      <w:pPr>
+        <w:tabs>
+          <w:tab w:val="num" w:pos="5760"/>
+        </w:tabs>
+        <w:ind w:left="5760" w:hanging="360"/>
+      </w:pPr>
+      <w:rPr>
+        <w:rFonts w:ascii="Wingdings" w:hAnsi="Wingdings" w:hint="default"/>
+        <w:sz w:val="20"/>
+      </w:rPr>
+    </w:lvl>
+    <w:lvl w:ilvl="8" w:tentative="1">
+      <w:start w:val="1"/>
+      <w:numFmt w:val="bullet"/>
+      <w:lvlText w:val=""/>
+      <w:lvlJc w:val="left"/>
+      <w:pPr>
+        <w:tabs>
+          <w:tab w:val="num" w:pos="6480"/>
+        </w:tabs>
+        <w:ind w:left="6480" w:hanging="360"/>
+      </w:pPr>
+      <w:rPr>
+        <w:rFonts w:ascii="Wingdings" w:hAnsi="Wingdings" w:hint="default"/>
+        <w:sz w:val="20"/>
+      </w:rPr>
+    </w:lvl>
+  </w:abstractNum>
+  <w:abstractNum w:abstractNumId="8" w15:restartNumberingAfterBreak="0">
+    <w:nsid w:val="13D15AEB"/>
+    <w:multiLevelType w:val="multilevel"/>
+    <w:tmpl w:val="717C0B2E"/>
+    <w:lvl w:ilvl="0">
+      <w:start w:val="1"/>
+      <w:numFmt w:val="bullet"/>
+      <w:lvlText w:val=""/>
+      <w:lvlJc w:val="left"/>
+      <w:pPr>
+        <w:tabs>
+          <w:tab w:val="num" w:pos="720"/>
+        </w:tabs>
+        <w:ind w:left="720" w:hanging="360"/>
+      </w:pPr>
+      <w:rPr>
+        <w:rFonts w:ascii="Symbol" w:hAnsi="Symbol" w:hint="default"/>
+        <w:sz w:val="20"/>
+      </w:rPr>
+    </w:lvl>
+    <w:lvl w:ilvl="1" w:tentative="1">
+      <w:start w:val="1"/>
+      <w:numFmt w:val="bullet"/>
+      <w:lvlText w:val="o"/>
+      <w:lvlJc w:val="left"/>
+      <w:pPr>
+        <w:tabs>
+          <w:tab w:val="num" w:pos="1440"/>
+        </w:tabs>
+        <w:ind w:left="1440" w:hanging="360"/>
+      </w:pPr>
+      <w:rPr>
+        <w:rFonts w:ascii="Courier New" w:hAnsi="Courier New" w:hint="default"/>
+        <w:sz w:val="20"/>
+      </w:rPr>
+    </w:lvl>
+    <w:lvl w:ilvl="2" w:tentative="1">
+      <w:start w:val="1"/>
+      <w:numFmt w:val="bullet"/>
+      <w:lvlText w:val=""/>
+      <w:lvlJc w:val="left"/>
+      <w:pPr>
+        <w:tabs>
+          <w:tab w:val="num" w:pos="2160"/>
+        </w:tabs>
+        <w:ind w:left="2160" w:hanging="360"/>
+      </w:pPr>
+      <w:rPr>
+        <w:rFonts w:ascii="Wingdings" w:hAnsi="Wingdings" w:hint="default"/>
+        <w:sz w:val="20"/>
+      </w:rPr>
+    </w:lvl>
+    <w:lvl w:ilvl="3" w:tentative="1">
+      <w:start w:val="1"/>
+      <w:numFmt w:val="bullet"/>
+      <w:lvlText w:val=""/>
+      <w:lvlJc w:val="left"/>
+      <w:pPr>
+        <w:tabs>
+          <w:tab w:val="num" w:pos="2880"/>
+        </w:tabs>
+        <w:ind w:left="2880" w:hanging="360"/>
+      </w:pPr>
+      <w:rPr>
+        <w:rFonts w:ascii="Wingdings" w:hAnsi="Wingdings" w:hint="default"/>
+        <w:sz w:val="20"/>
+      </w:rPr>
+    </w:lvl>
+    <w:lvl w:ilvl="4" w:tentative="1">
+      <w:start w:val="1"/>
+      <w:numFmt w:val="bullet"/>
+      <w:lvlText w:val=""/>
+      <w:lvlJc w:val="left"/>
+      <w:pPr>
+        <w:tabs>
+          <w:tab w:val="num" w:pos="3600"/>
+        </w:tabs>
+        <w:ind w:left="3600" w:hanging="360"/>
+      </w:pPr>
+      <w:rPr>
+        <w:rFonts w:ascii="Wingdings" w:hAnsi="Wingdings" w:hint="default"/>
+        <w:sz w:val="20"/>
+      </w:rPr>
+    </w:lvl>
+    <w:lvl w:ilvl="5" w:tentative="1">
+      <w:start w:val="1"/>
+      <w:numFmt w:val="bullet"/>
+      <w:lvlText w:val=""/>
+      <w:lvlJc w:val="left"/>
+      <w:pPr>
+        <w:tabs>
+          <w:tab w:val="num" w:pos="4320"/>
+        </w:tabs>
+        <w:ind w:left="4320" w:hanging="360"/>
+      </w:pPr>
+      <w:rPr>
+        <w:rFonts w:ascii="Wingdings" w:hAnsi="Wingdings" w:hint="default"/>
+        <w:sz w:val="20"/>
+      </w:rPr>
+    </w:lvl>
+    <w:lvl w:ilvl="6" w:tentative="1">
+      <w:start w:val="1"/>
+      <w:numFmt w:val="bullet"/>
+      <w:lvlText w:val=""/>
+      <w:lvlJc w:val="left"/>
+      <w:pPr>
+        <w:tabs>
+          <w:tab w:val="num" w:pos="5040"/>
+        </w:tabs>
+        <w:ind w:left="5040" w:hanging="360"/>
+      </w:pPr>
+      <w:rPr>
+        <w:rFonts w:ascii="Wingdings" w:hAnsi="Wingdings" w:hint="default"/>
+        <w:sz w:val="20"/>
+      </w:rPr>
+    </w:lvl>
+    <w:lvl w:ilvl="7" w:tentative="1">
+      <w:start w:val="1"/>
+      <w:numFmt w:val="bullet"/>
+      <w:lvlText w:val=""/>
+      <w:lvlJc w:val="left"/>
+      <w:pPr>
+        <w:tabs>
+          <w:tab w:val="num" w:pos="5760"/>
+        </w:tabs>
+        <w:ind w:left="5760" w:hanging="360"/>
+      </w:pPr>
+      <w:rPr>
+        <w:rFonts w:ascii="Wingdings" w:hAnsi="Wingdings" w:hint="default"/>
+        <w:sz w:val="20"/>
+      </w:rPr>
+    </w:lvl>
+    <w:lvl w:ilvl="8" w:tentative="1">
+      <w:start w:val="1"/>
+      <w:numFmt w:val="bullet"/>
+      <w:lvlText w:val=""/>
+      <w:lvlJc w:val="left"/>
+      <w:pPr>
+        <w:tabs>
+          <w:tab w:val="num" w:pos="6480"/>
+        </w:tabs>
+        <w:ind w:left="6480" w:hanging="360"/>
+      </w:pPr>
+      <w:rPr>
+        <w:rFonts w:ascii="Wingdings" w:hAnsi="Wingdings" w:hint="default"/>
+        <w:sz w:val="20"/>
+      </w:rPr>
+    </w:lvl>
+  </w:abstractNum>
+  <w:abstractNum w:abstractNumId="9" w15:restartNumberingAfterBreak="0">
     <w:nsid w:val="14FF2CCF"/>
     <w:multiLevelType w:val="multilevel"/>
     <w:tmpl w:val="C180F254"/>
@@ -11501,7 +15983,7 @@
       </w:pPr>
     </w:lvl>
   </w:abstractNum>
-  <w:abstractNum w:abstractNumId="7" w15:restartNumberingAfterBreak="0">
+  <w:abstractNum w:abstractNumId="10" w15:restartNumberingAfterBreak="0">
     <w:nsid w:val="16805E61"/>
     <w:multiLevelType w:val="multilevel"/>
     <w:tmpl w:val="D32E4722"/>
@@ -11650,7 +16132,7 @@
       </w:rPr>
     </w:lvl>
   </w:abstractNum>
-  <w:abstractNum w:abstractNumId="8" w15:restartNumberingAfterBreak="0">
+  <w:abstractNum w:abstractNumId="11" w15:restartNumberingAfterBreak="0">
     <w:nsid w:val="16EB6BC2"/>
     <w:multiLevelType w:val="multilevel"/>
     <w:tmpl w:val="72A4605A"/>
@@ -11799,7 +16281,156 @@
       </w:rPr>
     </w:lvl>
   </w:abstractNum>
-  <w:abstractNum w:abstractNumId="9" w15:restartNumberingAfterBreak="0">
+  <w:abstractNum w:abstractNumId="12" w15:restartNumberingAfterBreak="0">
+    <w:nsid w:val="1A1C565F"/>
+    <w:multiLevelType w:val="multilevel"/>
+    <w:tmpl w:val="8834A41E"/>
+    <w:lvl w:ilvl="0">
+      <w:start w:val="1"/>
+      <w:numFmt w:val="bullet"/>
+      <w:lvlText w:val=""/>
+      <w:lvlJc w:val="left"/>
+      <w:pPr>
+        <w:tabs>
+          <w:tab w:val="num" w:pos="720"/>
+        </w:tabs>
+        <w:ind w:left="720" w:hanging="360"/>
+      </w:pPr>
+      <w:rPr>
+        <w:rFonts w:ascii="Symbol" w:hAnsi="Symbol" w:hint="default"/>
+        <w:sz w:val="20"/>
+      </w:rPr>
+    </w:lvl>
+    <w:lvl w:ilvl="1" w:tentative="1">
+      <w:start w:val="1"/>
+      <w:numFmt w:val="bullet"/>
+      <w:lvlText w:val="o"/>
+      <w:lvlJc w:val="left"/>
+      <w:pPr>
+        <w:tabs>
+          <w:tab w:val="num" w:pos="1440"/>
+        </w:tabs>
+        <w:ind w:left="1440" w:hanging="360"/>
+      </w:pPr>
+      <w:rPr>
+        <w:rFonts w:ascii="Courier New" w:hAnsi="Courier New" w:hint="default"/>
+        <w:sz w:val="20"/>
+      </w:rPr>
+    </w:lvl>
+    <w:lvl w:ilvl="2" w:tentative="1">
+      <w:start w:val="1"/>
+      <w:numFmt w:val="bullet"/>
+      <w:lvlText w:val=""/>
+      <w:lvlJc w:val="left"/>
+      <w:pPr>
+        <w:tabs>
+          <w:tab w:val="num" w:pos="2160"/>
+        </w:tabs>
+        <w:ind w:left="2160" w:hanging="360"/>
+      </w:pPr>
+      <w:rPr>
+        <w:rFonts w:ascii="Wingdings" w:hAnsi="Wingdings" w:hint="default"/>
+        <w:sz w:val="20"/>
+      </w:rPr>
+    </w:lvl>
+    <w:lvl w:ilvl="3" w:tentative="1">
+      <w:start w:val="1"/>
+      <w:numFmt w:val="bullet"/>
+      <w:lvlText w:val=""/>
+      <w:lvlJc w:val="left"/>
+      <w:pPr>
+        <w:tabs>
+          <w:tab w:val="num" w:pos="2880"/>
+        </w:tabs>
+        <w:ind w:left="2880" w:hanging="360"/>
+      </w:pPr>
+      <w:rPr>
+        <w:rFonts w:ascii="Wingdings" w:hAnsi="Wingdings" w:hint="default"/>
+        <w:sz w:val="20"/>
+      </w:rPr>
+    </w:lvl>
+    <w:lvl w:ilvl="4" w:tentative="1">
+      <w:start w:val="1"/>
+      <w:numFmt w:val="bullet"/>
+      <w:lvlText w:val=""/>
+      <w:lvlJc w:val="left"/>
+      <w:pPr>
+        <w:tabs>
+          <w:tab w:val="num" w:pos="3600"/>
+        </w:tabs>
+        <w:ind w:left="3600" w:hanging="360"/>
+      </w:pPr>
+      <w:rPr>
+        <w:rFonts w:ascii="Wingdings" w:hAnsi="Wingdings" w:hint="default"/>
+        <w:sz w:val="20"/>
+      </w:rPr>
+    </w:lvl>
+    <w:lvl w:ilvl="5" w:tentative="1">
+      <w:start w:val="1"/>
+      <w:numFmt w:val="bullet"/>
+      <w:lvlText w:val=""/>
+      <w:lvlJc w:val="left"/>
+      <w:pPr>
+        <w:tabs>
+          <w:tab w:val="num" w:pos="4320"/>
+        </w:tabs>
+        <w:ind w:left="4320" w:hanging="360"/>
+      </w:pPr>
+      <w:rPr>
+        <w:rFonts w:ascii="Wingdings" w:hAnsi="Wingdings" w:hint="default"/>
+        <w:sz w:val="20"/>
+      </w:rPr>
+    </w:lvl>
+    <w:lvl w:ilvl="6" w:tentative="1">
+      <w:start w:val="1"/>
+      <w:numFmt w:val="bullet"/>
+      <w:lvlText w:val=""/>
+      <w:lvlJc w:val="left"/>
+      <w:pPr>
+        <w:tabs>
+          <w:tab w:val="num" w:pos="5040"/>
+        </w:tabs>
+        <w:ind w:left="5040" w:hanging="360"/>
+      </w:pPr>
+      <w:rPr>
+        <w:rFonts w:ascii="Wingdings" w:hAnsi="Wingdings" w:hint="default"/>
+        <w:sz w:val="20"/>
+      </w:rPr>
+    </w:lvl>
+    <w:lvl w:ilvl="7" w:tentative="1">
+      <w:start w:val="1"/>
+      <w:numFmt w:val="bullet"/>
+      <w:lvlText w:val=""/>
+      <w:lvlJc w:val="left"/>
+      <w:pPr>
+        <w:tabs>
+          <w:tab w:val="num" w:pos="5760"/>
+        </w:tabs>
+        <w:ind w:left="5760" w:hanging="360"/>
+      </w:pPr>
+      <w:rPr>
+        <w:rFonts w:ascii="Wingdings" w:hAnsi="Wingdings" w:hint="default"/>
+        <w:sz w:val="20"/>
+      </w:rPr>
+    </w:lvl>
+    <w:lvl w:ilvl="8" w:tentative="1">
+      <w:start w:val="1"/>
+      <w:numFmt w:val="bullet"/>
+      <w:lvlText w:val=""/>
+      <w:lvlJc w:val="left"/>
+      <w:pPr>
+        <w:tabs>
+          <w:tab w:val="num" w:pos="6480"/>
+        </w:tabs>
+        <w:ind w:left="6480" w:hanging="360"/>
+      </w:pPr>
+      <w:rPr>
+        <w:rFonts w:ascii="Wingdings" w:hAnsi="Wingdings" w:hint="default"/>
+        <w:sz w:val="20"/>
+      </w:rPr>
+    </w:lvl>
+  </w:abstractNum>
+  <w:abstractNum w:abstractNumId="13" w15:restartNumberingAfterBreak="0">
     <w:nsid w:val="1E444D73"/>
     <w:multiLevelType w:val="multilevel"/>
     <w:tmpl w:val="00FABAAC"/>
@@ -11912,7 +16543,7 @@
       </w:pPr>
     </w:lvl>
   </w:abstractNum>
-  <w:abstractNum w:abstractNumId="10" w15:restartNumberingAfterBreak="0">
+  <w:abstractNum w:abstractNumId="14" w15:restartNumberingAfterBreak="0">
     <w:nsid w:val="1E625A26"/>
     <w:multiLevelType w:val="multilevel"/>
     <w:tmpl w:val="615A1F9A"/>
@@ -12061,7 +16692,7 @@
       </w:rPr>
     </w:lvl>
   </w:abstractNum>
-  <w:abstractNum w:abstractNumId="11" w15:restartNumberingAfterBreak="0">
+  <w:abstractNum w:abstractNumId="15" w15:restartNumberingAfterBreak="0">
     <w:nsid w:val="21597FA9"/>
     <w:multiLevelType w:val="multilevel"/>
     <w:tmpl w:val="9A6EE4FE"/>
@@ -12210,7 +16841,7 @@
       </w:rPr>
     </w:lvl>
   </w:abstractNum>
-  <w:abstractNum w:abstractNumId="12" w15:restartNumberingAfterBreak="0">
+  <w:abstractNum w:abstractNumId="16" w15:restartNumberingAfterBreak="0">
     <w:nsid w:val="22A12F2E"/>
     <w:multiLevelType w:val="multilevel"/>
     <w:tmpl w:val="52CA8B64"/>
@@ -12359,7 +16990,7 @@
       </w:rPr>
     </w:lvl>
   </w:abstractNum>
-  <w:abstractNum w:abstractNumId="13" w15:restartNumberingAfterBreak="0">
+  <w:abstractNum w:abstractNumId="17" w15:restartNumberingAfterBreak="0">
     <w:nsid w:val="23680C19"/>
     <w:multiLevelType w:val="multilevel"/>
     <w:tmpl w:val="82383C46"/>
@@ -12508,7 +17139,7 @@
       </w:rPr>
     </w:lvl>
   </w:abstractNum>
-  <w:abstractNum w:abstractNumId="14" w15:restartNumberingAfterBreak="0">
+  <w:abstractNum w:abstractNumId="18" w15:restartNumberingAfterBreak="0">
     <w:nsid w:val="25A02B96"/>
     <w:multiLevelType w:val="multilevel"/>
     <w:tmpl w:val="C526DA6A"/>
@@ -12657,7 +17288,454 @@
       </w:rPr>
     </w:lvl>
   </w:abstractNum>
-  <w:abstractNum w:abstractNumId="15" w15:restartNumberingAfterBreak="0">
+  <w:abstractNum w:abstractNumId="19" w15:restartNumberingAfterBreak="0">
+    <w:nsid w:val="26C059CA"/>
+    <w:multiLevelType w:val="multilevel"/>
+    <w:tmpl w:val="E05A5730"/>
+    <w:lvl w:ilvl="0">
+      <w:start w:val="1"/>
+      <w:numFmt w:val="bullet"/>
+      <w:lvlText w:val=""/>
+      <w:lvlJc w:val="left"/>
+      <w:pPr>
+        <w:tabs>
+          <w:tab w:val="num" w:pos="720"/>
+        </w:tabs>
+        <w:ind w:left="720" w:hanging="360"/>
+      </w:pPr>
+      <w:rPr>
+        <w:rFonts w:ascii="Symbol" w:hAnsi="Symbol" w:hint="default"/>
+        <w:sz w:val="20"/>
+      </w:rPr>
+    </w:lvl>
+    <w:lvl w:ilvl="1" w:tentative="1">
+      <w:start w:val="1"/>
+      <w:numFmt w:val="bullet"/>
+      <w:lvlText w:val="o"/>
+      <w:lvlJc w:val="left"/>
+      <w:pPr>
+        <w:tabs>
+          <w:tab w:val="num" w:pos="1440"/>
+        </w:tabs>
+        <w:ind w:left="1440" w:hanging="360"/>
+      </w:pPr>
+      <w:rPr>
+        <w:rFonts w:ascii="Courier New" w:hAnsi="Courier New" w:hint="default"/>
+        <w:sz w:val="20"/>
+      </w:rPr>
+    </w:lvl>
+    <w:lvl w:ilvl="2" w:tentative="1">
+      <w:start w:val="1"/>
+      <w:numFmt w:val="bullet"/>
+      <w:lvlText w:val=""/>
+      <w:lvlJc w:val="left"/>
+      <w:pPr>
+        <w:tabs>
+          <w:tab w:val="num" w:pos="2160"/>
+        </w:tabs>
+        <w:ind w:left="2160" w:hanging="360"/>
+      </w:pPr>
+      <w:rPr>
+        <w:rFonts w:ascii="Wingdings" w:hAnsi="Wingdings" w:hint="default"/>
+        <w:sz w:val="20"/>
+      </w:rPr>
+    </w:lvl>
+    <w:lvl w:ilvl="3" w:tentative="1">
+      <w:start w:val="1"/>
+      <w:numFmt w:val="bullet"/>
+      <w:lvlText w:val=""/>
+      <w:lvlJc w:val="left"/>
+      <w:pPr>
+        <w:tabs>
+          <w:tab w:val="num" w:pos="2880"/>
+        </w:tabs>
+        <w:ind w:left="2880" w:hanging="360"/>
+      </w:pPr>
+      <w:rPr>
+        <w:rFonts w:ascii="Wingdings" w:hAnsi="Wingdings" w:hint="default"/>
+        <w:sz w:val="20"/>
+      </w:rPr>
+    </w:lvl>
+    <w:lvl w:ilvl="4" w:tentative="1">
+      <w:start w:val="1"/>
+      <w:numFmt w:val="bullet"/>
+      <w:lvlText w:val=""/>
+      <w:lvlJc w:val="left"/>
+      <w:pPr>
+        <w:tabs>
+          <w:tab w:val="num" w:pos="3600"/>
+        </w:tabs>
+        <w:ind w:left="3600" w:hanging="360"/>
+      </w:pPr>
+      <w:rPr>
+        <w:rFonts w:ascii="Wingdings" w:hAnsi="Wingdings" w:hint="default"/>
+        <w:sz w:val="20"/>
+      </w:rPr>
+    </w:lvl>
+    <w:lvl w:ilvl="5" w:tentative="1">
+      <w:start w:val="1"/>
+      <w:numFmt w:val="bullet"/>
+      <w:lvlText w:val=""/>
+      <w:lvlJc w:val="left"/>
+      <w:pPr>
+        <w:tabs>
+          <w:tab w:val="num" w:pos="4320"/>
+        </w:tabs>
+        <w:ind w:left="4320" w:hanging="360"/>
+      </w:pPr>
+      <w:rPr>
+        <w:rFonts w:ascii="Wingdings" w:hAnsi="Wingdings" w:hint="default"/>
+        <w:sz w:val="20"/>
+      </w:rPr>
+    </w:lvl>
+    <w:lvl w:ilvl="6" w:tentative="1">
+      <w:start w:val="1"/>
+      <w:numFmt w:val="bullet"/>
+      <w:lvlText w:val=""/>
+      <w:lvlJc w:val="left"/>
+      <w:pPr>
+        <w:tabs>
+          <w:tab w:val="num" w:pos="5040"/>
+        </w:tabs>
+        <w:ind w:left="5040" w:hanging="360"/>
+      </w:pPr>
+      <w:rPr>
+        <w:rFonts w:ascii="Wingdings" w:hAnsi="Wingdings" w:hint="default"/>
+        <w:sz w:val="20"/>
+      </w:rPr>
+    </w:lvl>
+    <w:lvl w:ilvl="7" w:tentative="1">
+      <w:start w:val="1"/>
+      <w:numFmt w:val="bullet"/>
+      <w:lvlText w:val=""/>
+      <w:lvlJc w:val="left"/>
+      <w:pPr>
+        <w:tabs>
+          <w:tab w:val="num" w:pos="5760"/>
+        </w:tabs>
+        <w:ind w:left="5760" w:hanging="360"/>
+      </w:pPr>
+      <w:rPr>
+        <w:rFonts w:ascii="Wingdings" w:hAnsi="Wingdings" w:hint="default"/>
+        <w:sz w:val="20"/>
+      </w:rPr>
+    </w:lvl>
+    <w:lvl w:ilvl="8" w:tentative="1">
+      <w:start w:val="1"/>
+      <w:numFmt w:val="bullet"/>
+      <w:lvlText w:val=""/>
+      <w:lvlJc w:val="left"/>
+      <w:pPr>
+        <w:tabs>
+          <w:tab w:val="num" w:pos="6480"/>
+        </w:tabs>
+        <w:ind w:left="6480" w:hanging="360"/>
+      </w:pPr>
+      <w:rPr>
+        <w:rFonts w:ascii="Wingdings" w:hAnsi="Wingdings" w:hint="default"/>
+        <w:sz w:val="20"/>
+      </w:rPr>
+    </w:lvl>
+  </w:abstractNum>
+  <w:abstractNum w:abstractNumId="20" w15:restartNumberingAfterBreak="0">
+    <w:nsid w:val="2A0E24D6"/>
+    <w:multiLevelType w:val="multilevel"/>
+    <w:tmpl w:val="A12A4B56"/>
+    <w:lvl w:ilvl="0">
+      <w:start w:val="1"/>
+      <w:numFmt w:val="bullet"/>
+      <w:lvlText w:val=""/>
+      <w:lvlJc w:val="left"/>
+      <w:pPr>
+        <w:tabs>
+          <w:tab w:val="num" w:pos="720"/>
+        </w:tabs>
+        <w:ind w:left="720" w:hanging="360"/>
+      </w:pPr>
+      <w:rPr>
+        <w:rFonts w:ascii="Symbol" w:hAnsi="Symbol" w:hint="default"/>
+        <w:sz w:val="20"/>
+      </w:rPr>
+    </w:lvl>
+    <w:lvl w:ilvl="1" w:tentative="1">
+      <w:start w:val="1"/>
+      <w:numFmt w:val="bullet"/>
+      <w:lvlText w:val="o"/>
+      <w:lvlJc w:val="left"/>
+      <w:pPr>
+        <w:tabs>
+          <w:tab w:val="num" w:pos="1440"/>
+        </w:tabs>
+        <w:ind w:left="1440" w:hanging="360"/>
+      </w:pPr>
+      <w:rPr>
+        <w:rFonts w:ascii="Courier New" w:hAnsi="Courier New" w:hint="default"/>
+        <w:sz w:val="20"/>
+      </w:rPr>
+    </w:lvl>
+    <w:lvl w:ilvl="2" w:tentative="1">
+      <w:start w:val="1"/>
+      <w:numFmt w:val="bullet"/>
+      <w:lvlText w:val=""/>
+      <w:lvlJc w:val="left"/>
+      <w:pPr>
+        <w:tabs>
+          <w:tab w:val="num" w:pos="2160"/>
+        </w:tabs>
+        <w:ind w:left="2160" w:hanging="360"/>
+      </w:pPr>
+      <w:rPr>
+        <w:rFonts w:ascii="Wingdings" w:hAnsi="Wingdings" w:hint="default"/>
+        <w:sz w:val="20"/>
+      </w:rPr>
+    </w:lvl>
+    <w:lvl w:ilvl="3" w:tentative="1">
+      <w:start w:val="1"/>
+      <w:numFmt w:val="bullet"/>
+      <w:lvlText w:val=""/>
+      <w:lvlJc w:val="left"/>
+      <w:pPr>
+        <w:tabs>
+          <w:tab w:val="num" w:pos="2880"/>
+        </w:tabs>
+        <w:ind w:left="2880" w:hanging="360"/>
+      </w:pPr>
+      <w:rPr>
+        <w:rFonts w:ascii="Wingdings" w:hAnsi="Wingdings" w:hint="default"/>
+        <w:sz w:val="20"/>
+      </w:rPr>
+    </w:lvl>
+    <w:lvl w:ilvl="4" w:tentative="1">
+      <w:start w:val="1"/>
+      <w:numFmt w:val="bullet"/>
+      <w:lvlText w:val=""/>
+      <w:lvlJc w:val="left"/>
+      <w:pPr>
+        <w:tabs>
+          <w:tab w:val="num" w:pos="3600"/>
+        </w:tabs>
+        <w:ind w:left="3600" w:hanging="360"/>
+      </w:pPr>
+      <w:rPr>
+        <w:rFonts w:ascii="Wingdings" w:hAnsi="Wingdings" w:hint="default"/>
+        <w:sz w:val="20"/>
+      </w:rPr>
+    </w:lvl>
+    <w:lvl w:ilvl="5" w:tentative="1">
+      <w:start w:val="1"/>
+      <w:numFmt w:val="bullet"/>
+      <w:lvlText w:val=""/>
+      <w:lvlJc w:val="left"/>
+      <w:pPr>
+        <w:tabs>
+          <w:tab w:val="num" w:pos="4320"/>
+        </w:tabs>
+        <w:ind w:left="4320" w:hanging="360"/>
+      </w:pPr>
+      <w:rPr>
+        <w:rFonts w:ascii="Wingdings" w:hAnsi="Wingdings" w:hint="default"/>
+        <w:sz w:val="20"/>
+      </w:rPr>
+    </w:lvl>
+    <w:lvl w:ilvl="6" w:tentative="1">
+      <w:start w:val="1"/>
+      <w:numFmt w:val="bullet"/>
+      <w:lvlText w:val=""/>
+      <w:lvlJc w:val="left"/>
+      <w:pPr>
+        <w:tabs>
+          <w:tab w:val="num" w:pos="5040"/>
+        </w:tabs>
+        <w:ind w:left="5040" w:hanging="360"/>
+      </w:pPr>
+      <w:rPr>
+        <w:rFonts w:ascii="Wingdings" w:hAnsi="Wingdings" w:hint="default"/>
+        <w:sz w:val="20"/>
+      </w:rPr>
+    </w:lvl>
+    <w:lvl w:ilvl="7" w:tentative="1">
+      <w:start w:val="1"/>
+      <w:numFmt w:val="bullet"/>
+      <w:lvlText w:val=""/>
+      <w:lvlJc w:val="left"/>
+      <w:pPr>
+        <w:tabs>
+          <w:tab w:val="num" w:pos="5760"/>
+        </w:tabs>
+        <w:ind w:left="5760" w:hanging="360"/>
+      </w:pPr>
+      <w:rPr>
+        <w:rFonts w:ascii="Wingdings" w:hAnsi="Wingdings" w:hint="default"/>
+        <w:sz w:val="20"/>
+      </w:rPr>
+    </w:lvl>
+    <w:lvl w:ilvl="8" w:tentative="1">
+      <w:start w:val="1"/>
+      <w:numFmt w:val="bullet"/>
+      <w:lvlText w:val=""/>
+      <w:lvlJc w:val="left"/>
+      <w:pPr>
+        <w:tabs>
+          <w:tab w:val="num" w:pos="6480"/>
+        </w:tabs>
+        <w:ind w:left="6480" w:hanging="360"/>
+      </w:pPr>
+      <w:rPr>
+        <w:rFonts w:ascii="Wingdings" w:hAnsi="Wingdings" w:hint="default"/>
+        <w:sz w:val="20"/>
+      </w:rPr>
+    </w:lvl>
+  </w:abstractNum>
+  <w:abstractNum w:abstractNumId="21" w15:restartNumberingAfterBreak="0">
+    <w:nsid w:val="2BBA3157"/>
+    <w:multiLevelType w:val="multilevel"/>
+    <w:tmpl w:val="27D478D0"/>
+    <w:lvl w:ilvl="0">
+      <w:start w:val="1"/>
+      <w:numFmt w:val="bullet"/>
+      <w:lvlText w:val=""/>
+      <w:lvlJc w:val="left"/>
+      <w:pPr>
+        <w:tabs>
+          <w:tab w:val="num" w:pos="720"/>
+        </w:tabs>
+        <w:ind w:left="720" w:hanging="360"/>
+      </w:pPr>
+      <w:rPr>
+        <w:rFonts w:ascii="Symbol" w:hAnsi="Symbol" w:hint="default"/>
+        <w:sz w:val="20"/>
+      </w:rPr>
+    </w:lvl>
+    <w:lvl w:ilvl="1" w:tentative="1">
+      <w:start w:val="1"/>
+      <w:numFmt w:val="bullet"/>
+      <w:lvlText w:val="o"/>
+      <w:lvlJc w:val="left"/>
+      <w:pPr>
+        <w:tabs>
+          <w:tab w:val="num" w:pos="1440"/>
+        </w:tabs>
+        <w:ind w:left="1440" w:hanging="360"/>
+      </w:pPr>
+      <w:rPr>
+        <w:rFonts w:ascii="Courier New" w:hAnsi="Courier New" w:hint="default"/>
+        <w:sz w:val="20"/>
+      </w:rPr>
+    </w:lvl>
+    <w:lvl w:ilvl="2" w:tentative="1">
+      <w:start w:val="1"/>
+      <w:numFmt w:val="bullet"/>
+      <w:lvlText w:val=""/>
+      <w:lvlJc w:val="left"/>
+      <w:pPr>
+        <w:tabs>
+          <w:tab w:val="num" w:pos="2160"/>
+        </w:tabs>
+        <w:ind w:left="2160" w:hanging="360"/>
+      </w:pPr>
+      <w:rPr>
+        <w:rFonts w:ascii="Wingdings" w:hAnsi="Wingdings" w:hint="default"/>
+        <w:sz w:val="20"/>
+      </w:rPr>
+    </w:lvl>
+    <w:lvl w:ilvl="3" w:tentative="1">
+      <w:start w:val="1"/>
+      <w:numFmt w:val="bullet"/>
+      <w:lvlText w:val=""/>
+      <w:lvlJc w:val="left"/>
+      <w:pPr>
+        <w:tabs>
+          <w:tab w:val="num" w:pos="2880"/>
+        </w:tabs>
+        <w:ind w:left="2880" w:hanging="360"/>
+      </w:pPr>
+      <w:rPr>
+        <w:rFonts w:ascii="Wingdings" w:hAnsi="Wingdings" w:hint="default"/>
+        <w:sz w:val="20"/>
+      </w:rPr>
+    </w:lvl>
+    <w:lvl w:ilvl="4" w:tentative="1">
+      <w:start w:val="1"/>
+      <w:numFmt w:val="bullet"/>
+      <w:lvlText w:val=""/>
+      <w:lvlJc w:val="left"/>
+      <w:pPr>
+        <w:tabs>
+          <w:tab w:val="num" w:pos="3600"/>
+        </w:tabs>
+        <w:ind w:left="3600" w:hanging="360"/>
+      </w:pPr>
+      <w:rPr>
+        <w:rFonts w:ascii="Wingdings" w:hAnsi="Wingdings" w:hint="default"/>
+        <w:sz w:val="20"/>
+      </w:rPr>
+    </w:lvl>
+    <w:lvl w:ilvl="5" w:tentative="1">
+      <w:start w:val="1"/>
+      <w:numFmt w:val="bullet"/>
+      <w:lvlText w:val=""/>
+      <w:lvlJc w:val="left"/>
+      <w:pPr>
+        <w:tabs>
+          <w:tab w:val="num" w:pos="4320"/>
+        </w:tabs>
+        <w:ind w:left="4320" w:hanging="360"/>
+      </w:pPr>
+      <w:rPr>
+        <w:rFonts w:ascii="Wingdings" w:hAnsi="Wingdings" w:hint="default"/>
+        <w:sz w:val="20"/>
+      </w:rPr>
+    </w:lvl>
+    <w:lvl w:ilvl="6" w:tentative="1">
+      <w:start w:val="1"/>
+      <w:numFmt w:val="bullet"/>
+      <w:lvlText w:val=""/>
+      <w:lvlJc w:val="left"/>
+      <w:pPr>
+        <w:tabs>
+          <w:tab w:val="num" w:pos="5040"/>
+        </w:tabs>
+        <w:ind w:left="5040" w:hanging="360"/>
+      </w:pPr>
+      <w:rPr>
+        <w:rFonts w:ascii="Wingdings" w:hAnsi="Wingdings" w:hint="default"/>
+        <w:sz w:val="20"/>
+      </w:rPr>
+    </w:lvl>
+    <w:lvl w:ilvl="7" w:tentative="1">
+      <w:start w:val="1"/>
+      <w:numFmt w:val="bullet"/>
+      <w:lvlText w:val=""/>
+      <w:lvlJc w:val="left"/>
+      <w:pPr>
+        <w:tabs>
+          <w:tab w:val="num" w:pos="5760"/>
+        </w:tabs>
+        <w:ind w:left="5760" w:hanging="360"/>
+      </w:pPr>
+      <w:rPr>
+        <w:rFonts w:ascii="Wingdings" w:hAnsi="Wingdings" w:hint="default"/>
+        <w:sz w:val="20"/>
+      </w:rPr>
+    </w:lvl>
+    <w:lvl w:ilvl="8" w:tentative="1">
+      <w:start w:val="1"/>
+      <w:numFmt w:val="bullet"/>
+      <w:lvlText w:val=""/>
+      <w:lvlJc w:val="left"/>
+      <w:pPr>
+        <w:tabs>
+          <w:tab w:val="num" w:pos="6480"/>
+        </w:tabs>
+        <w:ind w:left="6480" w:hanging="360"/>
+      </w:pPr>
+      <w:rPr>
+        <w:rFonts w:ascii="Wingdings" w:hAnsi="Wingdings" w:hint="default"/>
+        <w:sz w:val="20"/>
+      </w:rPr>
+    </w:lvl>
+  </w:abstractNum>
+  <w:abstractNum w:abstractNumId="22" w15:restartNumberingAfterBreak="0">
     <w:nsid w:val="2E0D6A72"/>
     <w:multiLevelType w:val="multilevel"/>
     <w:tmpl w:val="DB841A54"/>
@@ -12774,7 +17852,7 @@
       </w:pPr>
     </w:lvl>
   </w:abstractNum>
-  <w:abstractNum w:abstractNumId="16" w15:restartNumberingAfterBreak="0">
+  <w:abstractNum w:abstractNumId="23" w15:restartNumberingAfterBreak="0">
     <w:nsid w:val="2F6327DE"/>
     <w:multiLevelType w:val="multilevel"/>
     <w:tmpl w:val="4686DB20"/>
@@ -12887,7 +17965,156 @@
       </w:pPr>
     </w:lvl>
   </w:abstractNum>
-  <w:abstractNum w:abstractNumId="17" w15:restartNumberingAfterBreak="0">
+  <w:abstractNum w:abstractNumId="24" w15:restartNumberingAfterBreak="0">
+    <w:nsid w:val="30D633CB"/>
+    <w:multiLevelType w:val="multilevel"/>
+    <w:tmpl w:val="5E0EBEA0"/>
+    <w:lvl w:ilvl="0">
+      <w:start w:val="1"/>
+      <w:numFmt w:val="bullet"/>
+      <w:lvlText w:val=""/>
+      <w:lvlJc w:val="left"/>
+      <w:pPr>
+        <w:tabs>
+          <w:tab w:val="num" w:pos="720"/>
+        </w:tabs>
+        <w:ind w:left="720" w:hanging="360"/>
+      </w:pPr>
+      <w:rPr>
+        <w:rFonts w:ascii="Symbol" w:hAnsi="Symbol" w:hint="default"/>
+        <w:sz w:val="20"/>
+      </w:rPr>
+    </w:lvl>
+    <w:lvl w:ilvl="1" w:tentative="1">
+      <w:start w:val="1"/>
+      <w:numFmt w:val="bullet"/>
+      <w:lvlText w:val="o"/>
+      <w:lvlJc w:val="left"/>
+      <w:pPr>
+        <w:tabs>
+          <w:tab w:val="num" w:pos="1440"/>
+        </w:tabs>
+        <w:ind w:left="1440" w:hanging="360"/>
+      </w:pPr>
+      <w:rPr>
+        <w:rFonts w:ascii="Courier New" w:hAnsi="Courier New" w:hint="default"/>
+        <w:sz w:val="20"/>
+      </w:rPr>
+    </w:lvl>
+    <w:lvl w:ilvl="2" w:tentative="1">
+      <w:start w:val="1"/>
+      <w:numFmt w:val="bullet"/>
+      <w:lvlText w:val=""/>
+      <w:lvlJc w:val="left"/>
+      <w:pPr>
+        <w:tabs>
+          <w:tab w:val="num" w:pos="2160"/>
+        </w:tabs>
+        <w:ind w:left="2160" w:hanging="360"/>
+      </w:pPr>
+      <w:rPr>
+        <w:rFonts w:ascii="Wingdings" w:hAnsi="Wingdings" w:hint="default"/>
+        <w:sz w:val="20"/>
+      </w:rPr>
+    </w:lvl>
+    <w:lvl w:ilvl="3" w:tentative="1">
+      <w:start w:val="1"/>
+      <w:numFmt w:val="bullet"/>
+      <w:lvlText w:val=""/>
+      <w:lvlJc w:val="left"/>
+      <w:pPr>
+        <w:tabs>
+          <w:tab w:val="num" w:pos="2880"/>
+        </w:tabs>
+        <w:ind w:left="2880" w:hanging="360"/>
+      </w:pPr>
+      <w:rPr>
+        <w:rFonts w:ascii="Wingdings" w:hAnsi="Wingdings" w:hint="default"/>
+        <w:sz w:val="20"/>
+      </w:rPr>
+    </w:lvl>
+    <w:lvl w:ilvl="4" w:tentative="1">
+      <w:start w:val="1"/>
+      <w:numFmt w:val="bullet"/>
+      <w:lvlText w:val=""/>
+      <w:lvlJc w:val="left"/>
+      <w:pPr>
+        <w:tabs>
+          <w:tab w:val="num" w:pos="3600"/>
+        </w:tabs>
+        <w:ind w:left="3600" w:hanging="360"/>
+      </w:pPr>
+      <w:rPr>
+        <w:rFonts w:ascii="Wingdings" w:hAnsi="Wingdings" w:hint="default"/>
+        <w:sz w:val="20"/>
+      </w:rPr>
+    </w:lvl>
+    <w:lvl w:ilvl="5" w:tentative="1">
+      <w:start w:val="1"/>
+      <w:numFmt w:val="bullet"/>
+      <w:lvlText w:val=""/>
+      <w:lvlJc w:val="left"/>
+      <w:pPr>
+        <w:tabs>
+          <w:tab w:val="num" w:pos="4320"/>
+        </w:tabs>
+        <w:ind w:left="4320" w:hanging="360"/>
+      </w:pPr>
+      <w:rPr>
+        <w:rFonts w:ascii="Wingdings" w:hAnsi="Wingdings" w:hint="default"/>
+        <w:sz w:val="20"/>
+      </w:rPr>
+    </w:lvl>
+    <w:lvl w:ilvl="6" w:tentative="1">
+      <w:start w:val="1"/>
+      <w:numFmt w:val="bullet"/>
+      <w:lvlText w:val=""/>
+      <w:lvlJc w:val="left"/>
+      <w:pPr>
+        <w:tabs>
+          <w:tab w:val="num" w:pos="5040"/>
+        </w:tabs>
+        <w:ind w:left="5040" w:hanging="360"/>
+      </w:pPr>
+      <w:rPr>
+        <w:rFonts w:ascii="Wingdings" w:hAnsi="Wingdings" w:hint="default"/>
+        <w:sz w:val="20"/>
+      </w:rPr>
+    </w:lvl>
+    <w:lvl w:ilvl="7" w:tentative="1">
+      <w:start w:val="1"/>
+      <w:numFmt w:val="bullet"/>
+      <w:lvlText w:val=""/>
+      <w:lvlJc w:val="left"/>
+      <w:pPr>
+        <w:tabs>
+          <w:tab w:val="num" w:pos="5760"/>
+        </w:tabs>
+        <w:ind w:left="5760" w:hanging="360"/>
+      </w:pPr>
+      <w:rPr>
+        <w:rFonts w:ascii="Wingdings" w:hAnsi="Wingdings" w:hint="default"/>
+        <w:sz w:val="20"/>
+      </w:rPr>
+    </w:lvl>
+    <w:lvl w:ilvl="8" w:tentative="1">
+      <w:start w:val="1"/>
+      <w:numFmt w:val="bullet"/>
+      <w:lvlText w:val=""/>
+      <w:lvlJc w:val="left"/>
+      <w:pPr>
+        <w:tabs>
+          <w:tab w:val="num" w:pos="6480"/>
+        </w:tabs>
+        <w:ind w:left="6480" w:hanging="360"/>
+      </w:pPr>
+      <w:rPr>
+        <w:rFonts w:ascii="Wingdings" w:hAnsi="Wingdings" w:hint="default"/>
+        <w:sz w:val="20"/>
+      </w:rPr>
+    </w:lvl>
+  </w:abstractNum>
+  <w:abstractNum w:abstractNumId="25" w15:restartNumberingAfterBreak="0">
     <w:nsid w:val="32174ECB"/>
     <w:multiLevelType w:val="multilevel"/>
     <w:tmpl w:val="EE68C218"/>
@@ -13003,7 +18230,7 @@
       </w:pPr>
     </w:lvl>
   </w:abstractNum>
-  <w:abstractNum w:abstractNumId="18" w15:restartNumberingAfterBreak="0">
+  <w:abstractNum w:abstractNumId="26" w15:restartNumberingAfterBreak="0">
     <w:nsid w:val="36CB4C62"/>
     <w:multiLevelType w:val="multilevel"/>
     <w:tmpl w:val="3A3C6692"/>
@@ -13116,7 +18343,454 @@
       </w:pPr>
     </w:lvl>
   </w:abstractNum>
-  <w:abstractNum w:abstractNumId="19" w15:restartNumberingAfterBreak="0">
+  <w:abstractNum w:abstractNumId="27" w15:restartNumberingAfterBreak="0">
+    <w:nsid w:val="39B63BAB"/>
+    <w:multiLevelType w:val="multilevel"/>
+    <w:tmpl w:val="966EA896"/>
+    <w:lvl w:ilvl="0">
+      <w:start w:val="1"/>
+      <w:numFmt w:val="bullet"/>
+      <w:lvlText w:val=""/>
+      <w:lvlJc w:val="left"/>
+      <w:pPr>
+        <w:tabs>
+          <w:tab w:val="num" w:pos="720"/>
+        </w:tabs>
+        <w:ind w:left="720" w:hanging="360"/>
+      </w:pPr>
+      <w:rPr>
+        <w:rFonts w:ascii="Symbol" w:hAnsi="Symbol" w:hint="default"/>
+        <w:sz w:val="20"/>
+      </w:rPr>
+    </w:lvl>
+    <w:lvl w:ilvl="1" w:tentative="1">
+      <w:start w:val="1"/>
+      <w:numFmt w:val="bullet"/>
+      <w:lvlText w:val="o"/>
+      <w:lvlJc w:val="left"/>
+      <w:pPr>
+        <w:tabs>
+          <w:tab w:val="num" w:pos="1440"/>
+        </w:tabs>
+        <w:ind w:left="1440" w:hanging="360"/>
+      </w:pPr>
+      <w:rPr>
+        <w:rFonts w:ascii="Courier New" w:hAnsi="Courier New" w:hint="default"/>
+        <w:sz w:val="20"/>
+      </w:rPr>
+    </w:lvl>
+    <w:lvl w:ilvl="2" w:tentative="1">
+      <w:start w:val="1"/>
+      <w:numFmt w:val="bullet"/>
+      <w:lvlText w:val=""/>
+      <w:lvlJc w:val="left"/>
+      <w:pPr>
+        <w:tabs>
+          <w:tab w:val="num" w:pos="2160"/>
+        </w:tabs>
+        <w:ind w:left="2160" w:hanging="360"/>
+      </w:pPr>
+      <w:rPr>
+        <w:rFonts w:ascii="Wingdings" w:hAnsi="Wingdings" w:hint="default"/>
+        <w:sz w:val="20"/>
+      </w:rPr>
+    </w:lvl>
+    <w:lvl w:ilvl="3" w:tentative="1">
+      <w:start w:val="1"/>
+      <w:numFmt w:val="bullet"/>
+      <w:lvlText w:val=""/>
+      <w:lvlJc w:val="left"/>
+      <w:pPr>
+        <w:tabs>
+          <w:tab w:val="num" w:pos="2880"/>
+        </w:tabs>
+        <w:ind w:left="2880" w:hanging="360"/>
+      </w:pPr>
+      <w:rPr>
+        <w:rFonts w:ascii="Wingdings" w:hAnsi="Wingdings" w:hint="default"/>
+        <w:sz w:val="20"/>
+      </w:rPr>
+    </w:lvl>
+    <w:lvl w:ilvl="4" w:tentative="1">
+      <w:start w:val="1"/>
+      <w:numFmt w:val="bullet"/>
+      <w:lvlText w:val=""/>
+      <w:lvlJc w:val="left"/>
+      <w:pPr>
+        <w:tabs>
+          <w:tab w:val="num" w:pos="3600"/>
+        </w:tabs>
+        <w:ind w:left="3600" w:hanging="360"/>
+      </w:pPr>
+      <w:rPr>
+        <w:rFonts w:ascii="Wingdings" w:hAnsi="Wingdings" w:hint="default"/>
+        <w:sz w:val="20"/>
+      </w:rPr>
+    </w:lvl>
+    <w:lvl w:ilvl="5" w:tentative="1">
+      <w:start w:val="1"/>
+      <w:numFmt w:val="bullet"/>
+      <w:lvlText w:val=""/>
+      <w:lvlJc w:val="left"/>
+      <w:pPr>
+        <w:tabs>
+          <w:tab w:val="num" w:pos="4320"/>
+        </w:tabs>
+        <w:ind w:left="4320" w:hanging="360"/>
+      </w:pPr>
+      <w:rPr>
+        <w:rFonts w:ascii="Wingdings" w:hAnsi="Wingdings" w:hint="default"/>
+        <w:sz w:val="20"/>
+      </w:rPr>
+    </w:lvl>
+    <w:lvl w:ilvl="6" w:tentative="1">
+      <w:start w:val="1"/>
+      <w:numFmt w:val="bullet"/>
+      <w:lvlText w:val=""/>
+      <w:lvlJc w:val="left"/>
+      <w:pPr>
+        <w:tabs>
+          <w:tab w:val="num" w:pos="5040"/>
+        </w:tabs>
+        <w:ind w:left="5040" w:hanging="360"/>
+      </w:pPr>
+      <w:rPr>
+        <w:rFonts w:ascii="Wingdings" w:hAnsi="Wingdings" w:hint="default"/>
+        <w:sz w:val="20"/>
+      </w:rPr>
+    </w:lvl>
+    <w:lvl w:ilvl="7" w:tentative="1">
+      <w:start w:val="1"/>
+      <w:numFmt w:val="bullet"/>
+      <w:lvlText w:val=""/>
+      <w:lvlJc w:val="left"/>
+      <w:pPr>
+        <w:tabs>
+          <w:tab w:val="num" w:pos="5760"/>
+        </w:tabs>
+        <w:ind w:left="5760" w:hanging="360"/>
+      </w:pPr>
+      <w:rPr>
+        <w:rFonts w:ascii="Wingdings" w:hAnsi="Wingdings" w:hint="default"/>
+        <w:sz w:val="20"/>
+      </w:rPr>
+    </w:lvl>
+    <w:lvl w:ilvl="8" w:tentative="1">
+      <w:start w:val="1"/>
+      <w:numFmt w:val="bullet"/>
+      <w:lvlText w:val=""/>
+      <w:lvlJc w:val="left"/>
+      <w:pPr>
+        <w:tabs>
+          <w:tab w:val="num" w:pos="6480"/>
+        </w:tabs>
+        <w:ind w:left="6480" w:hanging="360"/>
+      </w:pPr>
+      <w:rPr>
+        <w:rFonts w:ascii="Wingdings" w:hAnsi="Wingdings" w:hint="default"/>
+        <w:sz w:val="20"/>
+      </w:rPr>
+    </w:lvl>
+  </w:abstractNum>
+  <w:abstractNum w:abstractNumId="28" w15:restartNumberingAfterBreak="0">
+    <w:nsid w:val="3D4C3A2A"/>
+    <w:multiLevelType w:val="multilevel"/>
+    <w:tmpl w:val="3D24FBEA"/>
+    <w:lvl w:ilvl="0">
+      <w:start w:val="1"/>
+      <w:numFmt w:val="bullet"/>
+      <w:lvlText w:val=""/>
+      <w:lvlJc w:val="left"/>
+      <w:pPr>
+        <w:tabs>
+          <w:tab w:val="num" w:pos="720"/>
+        </w:tabs>
+        <w:ind w:left="720" w:hanging="360"/>
+      </w:pPr>
+      <w:rPr>
+        <w:rFonts w:ascii="Symbol" w:hAnsi="Symbol" w:hint="default"/>
+        <w:sz w:val="20"/>
+      </w:rPr>
+    </w:lvl>
+    <w:lvl w:ilvl="1" w:tentative="1">
+      <w:start w:val="1"/>
+      <w:numFmt w:val="bullet"/>
+      <w:lvlText w:val="o"/>
+      <w:lvlJc w:val="left"/>
+      <w:pPr>
+        <w:tabs>
+          <w:tab w:val="num" w:pos="1440"/>
+        </w:tabs>
+        <w:ind w:left="1440" w:hanging="360"/>
+      </w:pPr>
+      <w:rPr>
+        <w:rFonts w:ascii="Courier New" w:hAnsi="Courier New" w:hint="default"/>
+        <w:sz w:val="20"/>
+      </w:rPr>
+    </w:lvl>
+    <w:lvl w:ilvl="2" w:tentative="1">
+      <w:start w:val="1"/>
+      <w:numFmt w:val="bullet"/>
+      <w:lvlText w:val=""/>
+      <w:lvlJc w:val="left"/>
+      <w:pPr>
+        <w:tabs>
+          <w:tab w:val="num" w:pos="2160"/>
+        </w:tabs>
+        <w:ind w:left="2160" w:hanging="360"/>
+      </w:pPr>
+      <w:rPr>
+        <w:rFonts w:ascii="Wingdings" w:hAnsi="Wingdings" w:hint="default"/>
+        <w:sz w:val="20"/>
+      </w:rPr>
+    </w:lvl>
+    <w:lvl w:ilvl="3" w:tentative="1">
+      <w:start w:val="1"/>
+      <w:numFmt w:val="bullet"/>
+      <w:lvlText w:val=""/>
+      <w:lvlJc w:val="left"/>
+      <w:pPr>
+        <w:tabs>
+          <w:tab w:val="num" w:pos="2880"/>
+        </w:tabs>
+        <w:ind w:left="2880" w:hanging="360"/>
+      </w:pPr>
+      <w:rPr>
+        <w:rFonts w:ascii="Wingdings" w:hAnsi="Wingdings" w:hint="default"/>
+        <w:sz w:val="20"/>
+      </w:rPr>
+    </w:lvl>
+    <w:lvl w:ilvl="4" w:tentative="1">
+      <w:start w:val="1"/>
+      <w:numFmt w:val="bullet"/>
+      <w:lvlText w:val=""/>
+      <w:lvlJc w:val="left"/>
+      <w:pPr>
+        <w:tabs>
+          <w:tab w:val="num" w:pos="3600"/>
+        </w:tabs>
+        <w:ind w:left="3600" w:hanging="360"/>
+      </w:pPr>
+      <w:rPr>
+        <w:rFonts w:ascii="Wingdings" w:hAnsi="Wingdings" w:hint="default"/>
+        <w:sz w:val="20"/>
+      </w:rPr>
+    </w:lvl>
+    <w:lvl w:ilvl="5" w:tentative="1">
+      <w:start w:val="1"/>
+      <w:numFmt w:val="bullet"/>
+      <w:lvlText w:val=""/>
+      <w:lvlJc w:val="left"/>
+      <w:pPr>
+        <w:tabs>
+          <w:tab w:val="num" w:pos="4320"/>
+        </w:tabs>
+        <w:ind w:left="4320" w:hanging="360"/>
+      </w:pPr>
+      <w:rPr>
+        <w:rFonts w:ascii="Wingdings" w:hAnsi="Wingdings" w:hint="default"/>
+        <w:sz w:val="20"/>
+      </w:rPr>
+    </w:lvl>
+    <w:lvl w:ilvl="6" w:tentative="1">
+      <w:start w:val="1"/>
+      <w:numFmt w:val="bullet"/>
+      <w:lvlText w:val=""/>
+      <w:lvlJc w:val="left"/>
+      <w:pPr>
+        <w:tabs>
+          <w:tab w:val="num" w:pos="5040"/>
+        </w:tabs>
+        <w:ind w:left="5040" w:hanging="360"/>
+      </w:pPr>
+      <w:rPr>
+        <w:rFonts w:ascii="Wingdings" w:hAnsi="Wingdings" w:hint="default"/>
+        <w:sz w:val="20"/>
+      </w:rPr>
+    </w:lvl>
+    <w:lvl w:ilvl="7" w:tentative="1">
+      <w:start w:val="1"/>
+      <w:numFmt w:val="bullet"/>
+      <w:lvlText w:val=""/>
+      <w:lvlJc w:val="left"/>
+      <w:pPr>
+        <w:tabs>
+          <w:tab w:val="num" w:pos="5760"/>
+        </w:tabs>
+        <w:ind w:left="5760" w:hanging="360"/>
+      </w:pPr>
+      <w:rPr>
+        <w:rFonts w:ascii="Wingdings" w:hAnsi="Wingdings" w:hint="default"/>
+        <w:sz w:val="20"/>
+      </w:rPr>
+    </w:lvl>
+    <w:lvl w:ilvl="8" w:tentative="1">
+      <w:start w:val="1"/>
+      <w:numFmt w:val="bullet"/>
+      <w:lvlText w:val=""/>
+      <w:lvlJc w:val="left"/>
+      <w:pPr>
+        <w:tabs>
+          <w:tab w:val="num" w:pos="6480"/>
+        </w:tabs>
+        <w:ind w:left="6480" w:hanging="360"/>
+      </w:pPr>
+      <w:rPr>
+        <w:rFonts w:ascii="Wingdings" w:hAnsi="Wingdings" w:hint="default"/>
+        <w:sz w:val="20"/>
+      </w:rPr>
+    </w:lvl>
+  </w:abstractNum>
+  <w:abstractNum w:abstractNumId="29" w15:restartNumberingAfterBreak="0">
+    <w:nsid w:val="3E370973"/>
+    <w:multiLevelType w:val="multilevel"/>
+    <w:tmpl w:val="5AACE780"/>
+    <w:lvl w:ilvl="0">
+      <w:start w:val="1"/>
+      <w:numFmt w:val="bullet"/>
+      <w:lvlText w:val=""/>
+      <w:lvlJc w:val="left"/>
+      <w:pPr>
+        <w:tabs>
+          <w:tab w:val="num" w:pos="720"/>
+        </w:tabs>
+        <w:ind w:left="720" w:hanging="360"/>
+      </w:pPr>
+      <w:rPr>
+        <w:rFonts w:ascii="Symbol" w:hAnsi="Symbol" w:hint="default"/>
+        <w:sz w:val="20"/>
+      </w:rPr>
+    </w:lvl>
+    <w:lvl w:ilvl="1" w:tentative="1">
+      <w:start w:val="1"/>
+      <w:numFmt w:val="bullet"/>
+      <w:lvlText w:val="o"/>
+      <w:lvlJc w:val="left"/>
+      <w:pPr>
+        <w:tabs>
+          <w:tab w:val="num" w:pos="1440"/>
+        </w:tabs>
+        <w:ind w:left="1440" w:hanging="360"/>
+      </w:pPr>
+      <w:rPr>
+        <w:rFonts w:ascii="Courier New" w:hAnsi="Courier New" w:hint="default"/>
+        <w:sz w:val="20"/>
+      </w:rPr>
+    </w:lvl>
+    <w:lvl w:ilvl="2" w:tentative="1">
+      <w:start w:val="1"/>
+      <w:numFmt w:val="bullet"/>
+      <w:lvlText w:val=""/>
+      <w:lvlJc w:val="left"/>
+      <w:pPr>
+        <w:tabs>
+          <w:tab w:val="num" w:pos="2160"/>
+        </w:tabs>
+        <w:ind w:left="2160" w:hanging="360"/>
+      </w:pPr>
+      <w:rPr>
+        <w:rFonts w:ascii="Wingdings" w:hAnsi="Wingdings" w:hint="default"/>
+        <w:sz w:val="20"/>
+      </w:rPr>
+    </w:lvl>
+    <w:lvl w:ilvl="3" w:tentative="1">
+      <w:start w:val="1"/>
+      <w:numFmt w:val="bullet"/>
+      <w:lvlText w:val=""/>
+      <w:lvlJc w:val="left"/>
+      <w:pPr>
+        <w:tabs>
+          <w:tab w:val="num" w:pos="2880"/>
+        </w:tabs>
+        <w:ind w:left="2880" w:hanging="360"/>
+      </w:pPr>
+      <w:rPr>
+        <w:rFonts w:ascii="Wingdings" w:hAnsi="Wingdings" w:hint="default"/>
+        <w:sz w:val="20"/>
+      </w:rPr>
+    </w:lvl>
+    <w:lvl w:ilvl="4" w:tentative="1">
+      <w:start w:val="1"/>
+      <w:numFmt w:val="bullet"/>
+      <w:lvlText w:val=""/>
+      <w:lvlJc w:val="left"/>
+      <w:pPr>
+        <w:tabs>
+          <w:tab w:val="num" w:pos="3600"/>
+        </w:tabs>
+        <w:ind w:left="3600" w:hanging="360"/>
+      </w:pPr>
+      <w:rPr>
+        <w:rFonts w:ascii="Wingdings" w:hAnsi="Wingdings" w:hint="default"/>
+        <w:sz w:val="20"/>
+      </w:rPr>
+    </w:lvl>
+    <w:lvl w:ilvl="5" w:tentative="1">
+      <w:start w:val="1"/>
+      <w:numFmt w:val="bullet"/>
+      <w:lvlText w:val=""/>
+      <w:lvlJc w:val="left"/>
+      <w:pPr>
+        <w:tabs>
+          <w:tab w:val="num" w:pos="4320"/>
+        </w:tabs>
+        <w:ind w:left="4320" w:hanging="360"/>
+      </w:pPr>
+      <w:rPr>
+        <w:rFonts w:ascii="Wingdings" w:hAnsi="Wingdings" w:hint="default"/>
+        <w:sz w:val="20"/>
+      </w:rPr>
+    </w:lvl>
+    <w:lvl w:ilvl="6" w:tentative="1">
+      <w:start w:val="1"/>
+      <w:numFmt w:val="bullet"/>
+      <w:lvlText w:val=""/>
+      <w:lvlJc w:val="left"/>
+      <w:pPr>
+        <w:tabs>
+          <w:tab w:val="num" w:pos="5040"/>
+        </w:tabs>
+        <w:ind w:left="5040" w:hanging="360"/>
+      </w:pPr>
+      <w:rPr>
+        <w:rFonts w:ascii="Wingdings" w:hAnsi="Wingdings" w:hint="default"/>
+        <w:sz w:val="20"/>
+      </w:rPr>
+    </w:lvl>
+    <w:lvl w:ilvl="7" w:tentative="1">
+      <w:start w:val="1"/>
+      <w:numFmt w:val="bullet"/>
+      <w:lvlText w:val=""/>
+      <w:lvlJc w:val="left"/>
+      <w:pPr>
+        <w:tabs>
+          <w:tab w:val="num" w:pos="5760"/>
+        </w:tabs>
+        <w:ind w:left="5760" w:hanging="360"/>
+      </w:pPr>
+      <w:rPr>
+        <w:rFonts w:ascii="Wingdings" w:hAnsi="Wingdings" w:hint="default"/>
+        <w:sz w:val="20"/>
+      </w:rPr>
+    </w:lvl>
+    <w:lvl w:ilvl="8" w:tentative="1">
+      <w:start w:val="1"/>
+      <w:numFmt w:val="bullet"/>
+      <w:lvlText w:val=""/>
+      <w:lvlJc w:val="left"/>
+      <w:pPr>
+        <w:tabs>
+          <w:tab w:val="num" w:pos="6480"/>
+        </w:tabs>
+        <w:ind w:left="6480" w:hanging="360"/>
+      </w:pPr>
+      <w:rPr>
+        <w:rFonts w:ascii="Wingdings" w:hAnsi="Wingdings" w:hint="default"/>
+        <w:sz w:val="20"/>
+      </w:rPr>
+    </w:lvl>
+  </w:abstractNum>
+  <w:abstractNum w:abstractNumId="30" w15:restartNumberingAfterBreak="0">
     <w:nsid w:val="3FB70028"/>
     <w:multiLevelType w:val="multilevel"/>
     <w:tmpl w:val="6D4EA190"/>
@@ -13229,7 +18903,7 @@
       </w:pPr>
     </w:lvl>
   </w:abstractNum>
-  <w:abstractNum w:abstractNumId="20" w15:restartNumberingAfterBreak="0">
+  <w:abstractNum w:abstractNumId="31" w15:restartNumberingAfterBreak="0">
     <w:nsid w:val="41773249"/>
     <w:multiLevelType w:val="multilevel"/>
     <w:tmpl w:val="A29EEE4E"/>
@@ -13342,7 +19016,7 @@
       </w:pPr>
     </w:lvl>
   </w:abstractNum>
-  <w:abstractNum w:abstractNumId="21" w15:restartNumberingAfterBreak="0">
+  <w:abstractNum w:abstractNumId="32" w15:restartNumberingAfterBreak="0">
     <w:nsid w:val="41BE51BB"/>
     <w:multiLevelType w:val="multilevel"/>
     <w:tmpl w:val="62223BF6"/>
@@ -13491,7 +19165,7 @@
       </w:rPr>
     </w:lvl>
   </w:abstractNum>
-  <w:abstractNum w:abstractNumId="22" w15:restartNumberingAfterBreak="0">
+  <w:abstractNum w:abstractNumId="33" w15:restartNumberingAfterBreak="0">
     <w:nsid w:val="436132F6"/>
     <w:multiLevelType w:val="multilevel"/>
     <w:tmpl w:val="A9442946"/>
@@ -13640,7 +19314,120 @@
       </w:rPr>
     </w:lvl>
   </w:abstractNum>
-  <w:abstractNum w:abstractNumId="23" w15:restartNumberingAfterBreak="0">
+  <w:abstractNum w:abstractNumId="34" w15:restartNumberingAfterBreak="0">
+    <w:nsid w:val="4A1D79D0"/>
+    <w:multiLevelType w:val="multilevel"/>
+    <w:tmpl w:val="D25E1748"/>
+    <w:lvl w:ilvl="0">
+      <w:start w:val="1"/>
+      <w:numFmt w:val="decimal"/>
+      <w:lvlText w:val="%1."/>
+      <w:lvlJc w:val="left"/>
+      <w:pPr>
+        <w:tabs>
+          <w:tab w:val="num" w:pos="720"/>
+        </w:tabs>
+        <w:ind w:left="720" w:hanging="360"/>
+      </w:pPr>
+    </w:lvl>
+    <w:lvl w:ilvl="1" w:tentative="1">
+      <w:start w:val="1"/>
+      <w:numFmt w:val="decimal"/>
+      <w:lvlText w:val="%2."/>
+      <w:lvlJc w:val="left"/>
+      <w:pPr>
+        <w:tabs>
+          <w:tab w:val="num" w:pos="1440"/>
+        </w:tabs>
+        <w:ind w:left="1440" w:hanging="360"/>
+      </w:pPr>
+    </w:lvl>
+    <w:lvl w:ilvl="2" w:tentative="1">
+      <w:start w:val="1"/>
+      <w:numFmt w:val="decimal"/>
+      <w:lvlText w:val="%3."/>
+      <w:lvlJc w:val="left"/>
+      <w:pPr>
+        <w:tabs>
+          <w:tab w:val="num" w:pos="2160"/>
+        </w:tabs>
+        <w:ind w:left="2160" w:hanging="360"/>
+      </w:pPr>
+    </w:lvl>
+    <w:lvl w:ilvl="3" w:tentative="1">
+      <w:start w:val="1"/>
+      <w:numFmt w:val="decimal"/>
+      <w:lvlText w:val="%4."/>
+      <w:lvlJc w:val="left"/>
+      <w:pPr>
+        <w:tabs>
+          <w:tab w:val="num" w:pos="2880"/>
+        </w:tabs>
+        <w:ind w:left="2880" w:hanging="360"/>
+      </w:pPr>
+    </w:lvl>
+    <w:lvl w:ilvl="4" w:tentative="1">
+      <w:start w:val="1"/>
+      <w:numFmt w:val="decimal"/>
+      <w:lvlText w:val="%5."/>
+      <w:lvlJc w:val="left"/>
+      <w:pPr>
+        <w:tabs>
+          <w:tab w:val="num" w:pos="3600"/>
+        </w:tabs>
+        <w:ind w:left="3600" w:hanging="360"/>
+      </w:pPr>
+    </w:lvl>
+    <w:lvl w:ilvl="5" w:tentative="1">
+      <w:start w:val="1"/>
+      <w:numFmt w:val="decimal"/>
+      <w:lvlText w:val="%6."/>
+      <w:lvlJc w:val="left"/>
+      <w:pPr>
+        <w:tabs>
+          <w:tab w:val="num" w:pos="4320"/>
+        </w:tabs>
+        <w:ind w:left="4320" w:hanging="360"/>
+      </w:pPr>
+    </w:lvl>
+    <w:lvl w:ilvl="6" w:tentative="1">
+      <w:start w:val="1"/>
+      <w:numFmt w:val="decimal"/>
+      <w:lvlText w:val="%7."/>
+      <w:lvlJc w:val="left"/>
+      <w:pPr>
+        <w:tabs>
+          <w:tab w:val="num" w:pos="5040"/>
+        </w:tabs>
+        <w:ind w:left="5040" w:hanging="360"/>
+      </w:pPr>
+    </w:lvl>
+    <w:lvl w:ilvl="7" w:tentative="1">
+      <w:start w:val="1"/>
+      <w:numFmt w:val="decimal"/>
+      <w:lvlText w:val="%8."/>
+      <w:lvlJc w:val="left"/>
+      <w:pPr>
+        <w:tabs>
+          <w:tab w:val="num" w:pos="5760"/>
+        </w:tabs>
+        <w:ind w:left="5760" w:hanging="360"/>
+      </w:pPr>
+    </w:lvl>
+    <w:lvl w:ilvl="8" w:tentative="1">
+      <w:start w:val="1"/>
+      <w:numFmt w:val="decimal"/>
+      <w:lvlText w:val="%9."/>
+      <w:lvlJc w:val="left"/>
+      <w:pPr>
+        <w:tabs>
+          <w:tab w:val="num" w:pos="6480"/>
+        </w:tabs>
+        <w:ind w:left="6480" w:hanging="360"/>
+      </w:pPr>
+    </w:lvl>
+  </w:abstractNum>
+  <w:abstractNum w:abstractNumId="35" w15:restartNumberingAfterBreak="0">
     <w:nsid w:val="4EBB25AC"/>
     <w:multiLevelType w:val="multilevel"/>
     <w:tmpl w:val="F6E686F4"/>
@@ -13753,7 +19540,7 @@
       </w:pPr>
     </w:lvl>
   </w:abstractNum>
-  <w:abstractNum w:abstractNumId="24" w15:restartNumberingAfterBreak="0">
+  <w:abstractNum w:abstractNumId="36" w15:restartNumberingAfterBreak="0">
     <w:nsid w:val="50604971"/>
     <w:multiLevelType w:val="multilevel"/>
     <w:tmpl w:val="EE68C218"/>
@@ -13869,7 +19656,7 @@
       </w:pPr>
     </w:lvl>
   </w:abstractNum>
-  <w:abstractNum w:abstractNumId="25" w15:restartNumberingAfterBreak="0">
+  <w:abstractNum w:abstractNumId="37" w15:restartNumberingAfterBreak="0">
     <w:nsid w:val="53494CC6"/>
     <w:multiLevelType w:val="multilevel"/>
     <w:tmpl w:val="30D239CE"/>
@@ -14018,7 +19805,7 @@
       </w:rPr>
     </w:lvl>
   </w:abstractNum>
-  <w:abstractNum w:abstractNumId="26" w15:restartNumberingAfterBreak="0">
+  <w:abstractNum w:abstractNumId="38" w15:restartNumberingAfterBreak="0">
     <w:nsid w:val="538D1297"/>
     <w:multiLevelType w:val="multilevel"/>
     <w:tmpl w:val="A394EF02"/>
@@ -14167,7 +19954,7 @@
       </w:rPr>
     </w:lvl>
   </w:abstractNum>
-  <w:abstractNum w:abstractNumId="27" w15:restartNumberingAfterBreak="0">
+  <w:abstractNum w:abstractNumId="39" w15:restartNumberingAfterBreak="0">
     <w:nsid w:val="5711684C"/>
     <w:multiLevelType w:val="multilevel"/>
     <w:tmpl w:val="D222030C"/>
@@ -14280,7 +20067,7 @@
       </w:pPr>
     </w:lvl>
   </w:abstractNum>
-  <w:abstractNum w:abstractNumId="28" w15:restartNumberingAfterBreak="0">
+  <w:abstractNum w:abstractNumId="40" w15:restartNumberingAfterBreak="0">
     <w:nsid w:val="5BBE4D49"/>
     <w:multiLevelType w:val="hybridMultilevel"/>
     <w:tmpl w:val="DD083EF6"/>
@@ -14393,7 +20180,7 @@
       </w:rPr>
     </w:lvl>
   </w:abstractNum>
-  <w:abstractNum w:abstractNumId="29" w15:restartNumberingAfterBreak="0">
+  <w:abstractNum w:abstractNumId="41" w15:restartNumberingAfterBreak="0">
     <w:nsid w:val="65EB2261"/>
     <w:multiLevelType w:val="multilevel"/>
     <w:tmpl w:val="40242E0A"/>
@@ -14506,7 +20293,7 @@
       </w:pPr>
     </w:lvl>
   </w:abstractNum>
-  <w:abstractNum w:abstractNumId="30" w15:restartNumberingAfterBreak="0">
+  <w:abstractNum w:abstractNumId="42" w15:restartNumberingAfterBreak="0">
     <w:nsid w:val="66A04CC3"/>
     <w:multiLevelType w:val="multilevel"/>
     <w:tmpl w:val="3126CEB4"/>
@@ -14655,7 +20442,7 @@
       </w:rPr>
     </w:lvl>
   </w:abstractNum>
-  <w:abstractNum w:abstractNumId="31" w15:restartNumberingAfterBreak="0">
+  <w:abstractNum w:abstractNumId="43" w15:restartNumberingAfterBreak="0">
     <w:nsid w:val="6ACD073F"/>
     <w:multiLevelType w:val="multilevel"/>
     <w:tmpl w:val="6938FF66"/>
@@ -14768,7 +20555,7 @@
       </w:pPr>
     </w:lvl>
   </w:abstractNum>
-  <w:abstractNum w:abstractNumId="32" w15:restartNumberingAfterBreak="0">
+  <w:abstractNum w:abstractNumId="44" w15:restartNumberingAfterBreak="0">
     <w:nsid w:val="6DCB5039"/>
     <w:multiLevelType w:val="hybridMultilevel"/>
     <w:tmpl w:val="A6B4F996"/>
@@ -14881,7 +20668,7 @@
       </w:rPr>
     </w:lvl>
   </w:abstractNum>
-  <w:abstractNum w:abstractNumId="33" w15:restartNumberingAfterBreak="0">
+  <w:abstractNum w:abstractNumId="45" w15:restartNumberingAfterBreak="0">
     <w:nsid w:val="6E946624"/>
     <w:multiLevelType w:val="multilevel"/>
     <w:tmpl w:val="EE68C218"/>
@@ -14997,7 +20784,305 @@
       </w:pPr>
     </w:lvl>
   </w:abstractNum>
-  <w:abstractNum w:abstractNumId="34" w15:restartNumberingAfterBreak="0">
+  <w:abstractNum w:abstractNumId="46" w15:restartNumberingAfterBreak="0">
+    <w:nsid w:val="6EB97062"/>
+    <w:multiLevelType w:val="multilevel"/>
+    <w:tmpl w:val="515C85B0"/>
+    <w:lvl w:ilvl="0">
+      <w:start w:val="1"/>
+      <w:numFmt w:val="bullet"/>
+      <w:lvlText w:val=""/>
+      <w:lvlJc w:val="left"/>
+      <w:pPr>
+        <w:tabs>
+          <w:tab w:val="num" w:pos="720"/>
+        </w:tabs>
+        <w:ind w:left="720" w:hanging="360"/>
+      </w:pPr>
+      <w:rPr>
+        <w:rFonts w:ascii="Symbol" w:hAnsi="Symbol" w:hint="default"/>
+        <w:sz w:val="20"/>
+      </w:rPr>
+    </w:lvl>
+    <w:lvl w:ilvl="1" w:tentative="1">
+      <w:start w:val="1"/>
+      <w:numFmt w:val="bullet"/>
+      <w:lvlText w:val="o"/>
+      <w:lvlJc w:val="left"/>
+      <w:pPr>
+        <w:tabs>
+          <w:tab w:val="num" w:pos="1440"/>
+        </w:tabs>
+        <w:ind w:left="1440" w:hanging="360"/>
+      </w:pPr>
+      <w:rPr>
+        <w:rFonts w:ascii="Courier New" w:hAnsi="Courier New" w:hint="default"/>
+        <w:sz w:val="20"/>
+      </w:rPr>
+    </w:lvl>
+    <w:lvl w:ilvl="2" w:tentative="1">
+      <w:start w:val="1"/>
+      <w:numFmt w:val="bullet"/>
+      <w:lvlText w:val=""/>
+      <w:lvlJc w:val="left"/>
+      <w:pPr>
+        <w:tabs>
+          <w:tab w:val="num" w:pos="2160"/>
+        </w:tabs>
+        <w:ind w:left="2160" w:hanging="360"/>
+      </w:pPr>
+      <w:rPr>
+        <w:rFonts w:ascii="Wingdings" w:hAnsi="Wingdings" w:hint="default"/>
+        <w:sz w:val="20"/>
+      </w:rPr>
+    </w:lvl>
+    <w:lvl w:ilvl="3" w:tentative="1">
+      <w:start w:val="1"/>
+      <w:numFmt w:val="bullet"/>
+      <w:lvlText w:val=""/>
+      <w:lvlJc w:val="left"/>
+      <w:pPr>
+        <w:tabs>
+          <w:tab w:val="num" w:pos="2880"/>
+        </w:tabs>
+        <w:ind w:left="2880" w:hanging="360"/>
+      </w:pPr>
+      <w:rPr>
+        <w:rFonts w:ascii="Wingdings" w:hAnsi="Wingdings" w:hint="default"/>
+        <w:sz w:val="20"/>
+      </w:rPr>
+    </w:lvl>
+    <w:lvl w:ilvl="4" w:tentative="1">
+      <w:start w:val="1"/>
+      <w:numFmt w:val="bullet"/>
+      <w:lvlText w:val=""/>
+      <w:lvlJc w:val="left"/>
+      <w:pPr>
+        <w:tabs>
+          <w:tab w:val="num" w:pos="3600"/>
+        </w:tabs>
+        <w:ind w:left="3600" w:hanging="360"/>
+      </w:pPr>
+      <w:rPr>
+        <w:rFonts w:ascii="Wingdings" w:hAnsi="Wingdings" w:hint="default"/>
+        <w:sz w:val="20"/>
+      </w:rPr>
+    </w:lvl>
+    <w:lvl w:ilvl="5" w:tentative="1">
+      <w:start w:val="1"/>
+      <w:numFmt w:val="bullet"/>
+      <w:lvlText w:val=""/>
+      <w:lvlJc w:val="left"/>
+      <w:pPr>
+        <w:tabs>
+          <w:tab w:val="num" w:pos="4320"/>
+        </w:tabs>
+        <w:ind w:left="4320" w:hanging="360"/>
+      </w:pPr>
+      <w:rPr>
+        <w:rFonts w:ascii="Wingdings" w:hAnsi="Wingdings" w:hint="default"/>
+        <w:sz w:val="20"/>
+      </w:rPr>
+    </w:lvl>
+    <w:lvl w:ilvl="6" w:tentative="1">
+      <w:start w:val="1"/>
+      <w:numFmt w:val="bullet"/>
+      <w:lvlText w:val=""/>
+      <w:lvlJc w:val="left"/>
+      <w:pPr>
+        <w:tabs>
+          <w:tab w:val="num" w:pos="5040"/>
+        </w:tabs>
+        <w:ind w:left="5040" w:hanging="360"/>
+      </w:pPr>
+      <w:rPr>
+        <w:rFonts w:ascii="Wingdings" w:hAnsi="Wingdings" w:hint="default"/>
+        <w:sz w:val="20"/>
+      </w:rPr>
+    </w:lvl>
+    <w:lvl w:ilvl="7" w:tentative="1">
+      <w:start w:val="1"/>
+      <w:numFmt w:val="bullet"/>
+      <w:lvlText w:val=""/>
+      <w:lvlJc w:val="left"/>
+      <w:pPr>
+        <w:tabs>
+          <w:tab w:val="num" w:pos="5760"/>
+        </w:tabs>
+        <w:ind w:left="5760" w:hanging="360"/>
+      </w:pPr>
+      <w:rPr>
+        <w:rFonts w:ascii="Wingdings" w:hAnsi="Wingdings" w:hint="default"/>
+        <w:sz w:val="20"/>
+      </w:rPr>
+    </w:lvl>
+    <w:lvl w:ilvl="8" w:tentative="1">
+      <w:start w:val="1"/>
+      <w:numFmt w:val="bullet"/>
+      <w:lvlText w:val=""/>
+      <w:lvlJc w:val="left"/>
+      <w:pPr>
+        <w:tabs>
+          <w:tab w:val="num" w:pos="6480"/>
+        </w:tabs>
+        <w:ind w:left="6480" w:hanging="360"/>
+      </w:pPr>
+      <w:rPr>
+        <w:rFonts w:ascii="Wingdings" w:hAnsi="Wingdings" w:hint="default"/>
+        <w:sz w:val="20"/>
+      </w:rPr>
+    </w:lvl>
+  </w:abstractNum>
+  <w:abstractNum w:abstractNumId="47" w15:restartNumberingAfterBreak="0">
+    <w:nsid w:val="6EF74225"/>
+    <w:multiLevelType w:val="multilevel"/>
+    <w:tmpl w:val="A2A8B49E"/>
+    <w:lvl w:ilvl="0">
+      <w:start w:val="1"/>
+      <w:numFmt w:val="bullet"/>
+      <w:lvlText w:val=""/>
+      <w:lvlJc w:val="left"/>
+      <w:pPr>
+        <w:tabs>
+          <w:tab w:val="num" w:pos="720"/>
+        </w:tabs>
+        <w:ind w:left="720" w:hanging="360"/>
+      </w:pPr>
+      <w:rPr>
+        <w:rFonts w:ascii="Symbol" w:hAnsi="Symbol" w:hint="default"/>
+        <w:sz w:val="20"/>
+      </w:rPr>
+    </w:lvl>
+    <w:lvl w:ilvl="1" w:tentative="1">
+      <w:start w:val="1"/>
+      <w:numFmt w:val="bullet"/>
+      <w:lvlText w:val="o"/>
+      <w:lvlJc w:val="left"/>
+      <w:pPr>
+        <w:tabs>
+          <w:tab w:val="num" w:pos="1440"/>
+        </w:tabs>
+        <w:ind w:left="1440" w:hanging="360"/>
+      </w:pPr>
+      <w:rPr>
+        <w:rFonts w:ascii="Courier New" w:hAnsi="Courier New" w:hint="default"/>
+        <w:sz w:val="20"/>
+      </w:rPr>
+    </w:lvl>
+    <w:lvl w:ilvl="2" w:tentative="1">
+      <w:start w:val="1"/>
+      <w:numFmt w:val="bullet"/>
+      <w:lvlText w:val=""/>
+      <w:lvlJc w:val="left"/>
+      <w:pPr>
+        <w:tabs>
+          <w:tab w:val="num" w:pos="2160"/>
+        </w:tabs>
+        <w:ind w:left="2160" w:hanging="360"/>
+      </w:pPr>
+      <w:rPr>
+        <w:rFonts w:ascii="Wingdings" w:hAnsi="Wingdings" w:hint="default"/>
+        <w:sz w:val="20"/>
+      </w:rPr>
+    </w:lvl>
+    <w:lvl w:ilvl="3" w:tentative="1">
+      <w:start w:val="1"/>
+      <w:numFmt w:val="bullet"/>
+      <w:lvlText w:val=""/>
+      <w:lvlJc w:val="left"/>
+      <w:pPr>
+        <w:tabs>
+          <w:tab w:val="num" w:pos="2880"/>
+        </w:tabs>
+        <w:ind w:left="2880" w:hanging="360"/>
+      </w:pPr>
+      <w:rPr>
+        <w:rFonts w:ascii="Wingdings" w:hAnsi="Wingdings" w:hint="default"/>
+        <w:sz w:val="20"/>
+      </w:rPr>
+    </w:lvl>
+    <w:lvl w:ilvl="4" w:tentative="1">
+      <w:start w:val="1"/>
+      <w:numFmt w:val="bullet"/>
+      <w:lvlText w:val=""/>
+      <w:lvlJc w:val="left"/>
+      <w:pPr>
+        <w:tabs>
+          <w:tab w:val="num" w:pos="3600"/>
+        </w:tabs>
+        <w:ind w:left="3600" w:hanging="360"/>
+      </w:pPr>
+      <w:rPr>
+        <w:rFonts w:ascii="Wingdings" w:hAnsi="Wingdings" w:hint="default"/>
+        <w:sz w:val="20"/>
+      </w:rPr>
+    </w:lvl>
+    <w:lvl w:ilvl="5" w:tentative="1">
+      <w:start w:val="1"/>
+      <w:numFmt w:val="bullet"/>
+      <w:lvlText w:val=""/>
+      <w:lvlJc w:val="left"/>
+      <w:pPr>
+        <w:tabs>
+          <w:tab w:val="num" w:pos="4320"/>
+        </w:tabs>
+        <w:ind w:left="4320" w:hanging="360"/>
+      </w:pPr>
+      <w:rPr>
+        <w:rFonts w:ascii="Wingdings" w:hAnsi="Wingdings" w:hint="default"/>
+        <w:sz w:val="20"/>
+      </w:rPr>
+    </w:lvl>
+    <w:lvl w:ilvl="6" w:tentative="1">
+      <w:start w:val="1"/>
+      <w:numFmt w:val="bullet"/>
+      <w:lvlText w:val=""/>
+      <w:lvlJc w:val="left"/>
+      <w:pPr>
+        <w:tabs>
+          <w:tab w:val="num" w:pos="5040"/>
+        </w:tabs>
+        <w:ind w:left="5040" w:hanging="360"/>
+      </w:pPr>
+      <w:rPr>
+        <w:rFonts w:ascii="Wingdings" w:hAnsi="Wingdings" w:hint="default"/>
+        <w:sz w:val="20"/>
+      </w:rPr>
+    </w:lvl>
+    <w:lvl w:ilvl="7" w:tentative="1">
+      <w:start w:val="1"/>
+      <w:numFmt w:val="bullet"/>
+      <w:lvlText w:val=""/>
+      <w:lvlJc w:val="left"/>
+      <w:pPr>
+        <w:tabs>
+          <w:tab w:val="num" w:pos="5760"/>
+        </w:tabs>
+        <w:ind w:left="5760" w:hanging="360"/>
+      </w:pPr>
+      <w:rPr>
+        <w:rFonts w:ascii="Wingdings" w:hAnsi="Wingdings" w:hint="default"/>
+        <w:sz w:val="20"/>
+      </w:rPr>
+    </w:lvl>
+    <w:lvl w:ilvl="8" w:tentative="1">
+      <w:start w:val="1"/>
+      <w:numFmt w:val="bullet"/>
+      <w:lvlText w:val=""/>
+      <w:lvlJc w:val="left"/>
+      <w:pPr>
+        <w:tabs>
+          <w:tab w:val="num" w:pos="6480"/>
+        </w:tabs>
+        <w:ind w:left="6480" w:hanging="360"/>
+      </w:pPr>
+      <w:rPr>
+        <w:rFonts w:ascii="Wingdings" w:hAnsi="Wingdings" w:hint="default"/>
+        <w:sz w:val="20"/>
+      </w:rPr>
+    </w:lvl>
+  </w:abstractNum>
+  <w:abstractNum w:abstractNumId="48" w15:restartNumberingAfterBreak="0">
     <w:nsid w:val="77DE5EFD"/>
     <w:multiLevelType w:val="multilevel"/>
     <w:tmpl w:val="D21629AC"/>
@@ -15110,7 +21195,7 @@
       </w:pPr>
     </w:lvl>
   </w:abstractNum>
-  <w:abstractNum w:abstractNumId="35" w15:restartNumberingAfterBreak="0">
+  <w:abstractNum w:abstractNumId="49" w15:restartNumberingAfterBreak="0">
     <w:nsid w:val="79CD0C45"/>
     <w:multiLevelType w:val="multilevel"/>
     <w:tmpl w:val="D31A4DEC"/>
@@ -15227,7 +21312,156 @@
       </w:pPr>
     </w:lvl>
   </w:abstractNum>
-  <w:abstractNum w:abstractNumId="36" w15:restartNumberingAfterBreak="0">
+  <w:abstractNum w:abstractNumId="50" w15:restartNumberingAfterBreak="0">
+    <w:nsid w:val="7C2E3309"/>
+    <w:multiLevelType w:val="multilevel"/>
+    <w:tmpl w:val="1AF209E6"/>
+    <w:lvl w:ilvl="0">
+      <w:start w:val="1"/>
+      <w:numFmt w:val="bullet"/>
+      <w:lvlText w:val=""/>
+      <w:lvlJc w:val="left"/>
+      <w:pPr>
+        <w:tabs>
+          <w:tab w:val="num" w:pos="720"/>
+        </w:tabs>
+        <w:ind w:left="720" w:hanging="360"/>
+      </w:pPr>
+      <w:rPr>
+        <w:rFonts w:ascii="Symbol" w:hAnsi="Symbol" w:hint="default"/>
+        <w:sz w:val="20"/>
+      </w:rPr>
+    </w:lvl>
+    <w:lvl w:ilvl="1" w:tentative="1">
+      <w:start w:val="1"/>
+      <w:numFmt w:val="bullet"/>
+      <w:lvlText w:val="o"/>
+      <w:lvlJc w:val="left"/>
+      <w:pPr>
+        <w:tabs>
+          <w:tab w:val="num" w:pos="1440"/>
+        </w:tabs>
+        <w:ind w:left="1440" w:hanging="360"/>
+      </w:pPr>
+      <w:rPr>
+        <w:rFonts w:ascii="Courier New" w:hAnsi="Courier New" w:hint="default"/>
+        <w:sz w:val="20"/>
+      </w:rPr>
+    </w:lvl>
+    <w:lvl w:ilvl="2" w:tentative="1">
+      <w:start w:val="1"/>
+      <w:numFmt w:val="bullet"/>
+      <w:lvlText w:val=""/>
+      <w:lvlJc w:val="left"/>
+      <w:pPr>
+        <w:tabs>
+          <w:tab w:val="num" w:pos="2160"/>
+        </w:tabs>
+        <w:ind w:left="2160" w:hanging="360"/>
+      </w:pPr>
+      <w:rPr>
+        <w:rFonts w:ascii="Wingdings" w:hAnsi="Wingdings" w:hint="default"/>
+        <w:sz w:val="20"/>
+      </w:rPr>
+    </w:lvl>
+    <w:lvl w:ilvl="3" w:tentative="1">
+      <w:start w:val="1"/>
+      <w:numFmt w:val="bullet"/>
+      <w:lvlText w:val=""/>
+      <w:lvlJc w:val="left"/>
+      <w:pPr>
+        <w:tabs>
+          <w:tab w:val="num" w:pos="2880"/>
+        </w:tabs>
+        <w:ind w:left="2880" w:hanging="360"/>
+      </w:pPr>
+      <w:rPr>
+        <w:rFonts w:ascii="Wingdings" w:hAnsi="Wingdings" w:hint="default"/>
+        <w:sz w:val="20"/>
+      </w:rPr>
+    </w:lvl>
+    <w:lvl w:ilvl="4" w:tentative="1">
+      <w:start w:val="1"/>
+      <w:numFmt w:val="bullet"/>
+      <w:lvlText w:val=""/>
+      <w:lvlJc w:val="left"/>
+      <w:pPr>
+        <w:tabs>
+          <w:tab w:val="num" w:pos="3600"/>
+        </w:tabs>
+        <w:ind w:left="3600" w:hanging="360"/>
+      </w:pPr>
+      <w:rPr>
+        <w:rFonts w:ascii="Wingdings" w:hAnsi="Wingdings" w:hint="default"/>
+        <w:sz w:val="20"/>
+      </w:rPr>
+    </w:lvl>
+    <w:lvl w:ilvl="5" w:tentative="1">
+      <w:start w:val="1"/>
+      <w:numFmt w:val="bullet"/>
+      <w:lvlText w:val=""/>
+      <w:lvlJc w:val="left"/>
+      <w:pPr>
+        <w:tabs>
+          <w:tab w:val="num" w:pos="4320"/>
+        </w:tabs>
+        <w:ind w:left="4320" w:hanging="360"/>
+      </w:pPr>
+      <w:rPr>
+        <w:rFonts w:ascii="Wingdings" w:hAnsi="Wingdings" w:hint="default"/>
+        <w:sz w:val="20"/>
+      </w:rPr>
+    </w:lvl>
+    <w:lvl w:ilvl="6" w:tentative="1">
+      <w:start w:val="1"/>
+      <w:numFmt w:val="bullet"/>
+      <w:lvlText w:val=""/>
+      <w:lvlJc w:val="left"/>
+      <w:pPr>
+        <w:tabs>
+          <w:tab w:val="num" w:pos="5040"/>
+        </w:tabs>
+        <w:ind w:left="5040" w:hanging="360"/>
+      </w:pPr>
+      <w:rPr>
+        <w:rFonts w:ascii="Wingdings" w:hAnsi="Wingdings" w:hint="default"/>
+        <w:sz w:val="20"/>
+      </w:rPr>
+    </w:lvl>
+    <w:lvl w:ilvl="7" w:tentative="1">
+      <w:start w:val="1"/>
+      <w:numFmt w:val="bullet"/>
+      <w:lvlText w:val=""/>
+      <w:lvlJc w:val="left"/>
+      <w:pPr>
+        <w:tabs>
+          <w:tab w:val="num" w:pos="5760"/>
+        </w:tabs>
+        <w:ind w:left="5760" w:hanging="360"/>
+      </w:pPr>
+      <w:rPr>
+        <w:rFonts w:ascii="Wingdings" w:hAnsi="Wingdings" w:hint="default"/>
+        <w:sz w:val="20"/>
+      </w:rPr>
+    </w:lvl>
+    <w:lvl w:ilvl="8" w:tentative="1">
+      <w:start w:val="1"/>
+      <w:numFmt w:val="bullet"/>
+      <w:lvlText w:val=""/>
+      <w:lvlJc w:val="left"/>
+      <w:pPr>
+        <w:tabs>
+          <w:tab w:val="num" w:pos="6480"/>
+        </w:tabs>
+        <w:ind w:left="6480" w:hanging="360"/>
+      </w:pPr>
+      <w:rPr>
+        <w:rFonts w:ascii="Wingdings" w:hAnsi="Wingdings" w:hint="default"/>
+        <w:sz w:val="20"/>
+      </w:rPr>
+    </w:lvl>
+  </w:abstractNum>
+  <w:abstractNum w:abstractNumId="51" w15:restartNumberingAfterBreak="0">
     <w:nsid w:val="7C5D58FE"/>
     <w:multiLevelType w:val="multilevel"/>
     <w:tmpl w:val="C180F254"/>
@@ -15257,6 +21491,119 @@
       <w:rPr>
         <w:rFonts w:hint="default"/>
       </w:rPr>
+    </w:lvl>
+    <w:lvl w:ilvl="2" w:tentative="1">
+      <w:start w:val="1"/>
+      <w:numFmt w:val="decimal"/>
+      <w:lvlText w:val="%3."/>
+      <w:lvlJc w:val="left"/>
+      <w:pPr>
+        <w:tabs>
+          <w:tab w:val="num" w:pos="2160"/>
+        </w:tabs>
+        <w:ind w:left="2160" w:hanging="360"/>
+      </w:pPr>
+    </w:lvl>
+    <w:lvl w:ilvl="3" w:tentative="1">
+      <w:start w:val="1"/>
+      <w:numFmt w:val="decimal"/>
+      <w:lvlText w:val="%4."/>
+      <w:lvlJc w:val="left"/>
+      <w:pPr>
+        <w:tabs>
+          <w:tab w:val="num" w:pos="2880"/>
+        </w:tabs>
+        <w:ind w:left="2880" w:hanging="360"/>
+      </w:pPr>
+    </w:lvl>
+    <w:lvl w:ilvl="4" w:tentative="1">
+      <w:start w:val="1"/>
+      <w:numFmt w:val="decimal"/>
+      <w:lvlText w:val="%5."/>
+      <w:lvlJc w:val="left"/>
+      <w:pPr>
+        <w:tabs>
+          <w:tab w:val="num" w:pos="3600"/>
+        </w:tabs>
+        <w:ind w:left="3600" w:hanging="360"/>
+      </w:pPr>
+    </w:lvl>
+    <w:lvl w:ilvl="5" w:tentative="1">
+      <w:start w:val="1"/>
+      <w:numFmt w:val="decimal"/>
+      <w:lvlText w:val="%6."/>
+      <w:lvlJc w:val="left"/>
+      <w:pPr>
+        <w:tabs>
+          <w:tab w:val="num" w:pos="4320"/>
+        </w:tabs>
+        <w:ind w:left="4320" w:hanging="360"/>
+      </w:pPr>
+    </w:lvl>
+    <w:lvl w:ilvl="6" w:tentative="1">
+      <w:start w:val="1"/>
+      <w:numFmt w:val="decimal"/>
+      <w:lvlText w:val="%7."/>
+      <w:lvlJc w:val="left"/>
+      <w:pPr>
+        <w:tabs>
+          <w:tab w:val="num" w:pos="5040"/>
+        </w:tabs>
+        <w:ind w:left="5040" w:hanging="360"/>
+      </w:pPr>
+    </w:lvl>
+    <w:lvl w:ilvl="7" w:tentative="1">
+      <w:start w:val="1"/>
+      <w:numFmt w:val="decimal"/>
+      <w:lvlText w:val="%8."/>
+      <w:lvlJc w:val="left"/>
+      <w:pPr>
+        <w:tabs>
+          <w:tab w:val="num" w:pos="5760"/>
+        </w:tabs>
+        <w:ind w:left="5760" w:hanging="360"/>
+      </w:pPr>
+    </w:lvl>
+    <w:lvl w:ilvl="8" w:tentative="1">
+      <w:start w:val="1"/>
+      <w:numFmt w:val="decimal"/>
+      <w:lvlText w:val="%9."/>
+      <w:lvlJc w:val="left"/>
+      <w:pPr>
+        <w:tabs>
+          <w:tab w:val="num" w:pos="6480"/>
+        </w:tabs>
+        <w:ind w:left="6480" w:hanging="360"/>
+      </w:pPr>
+    </w:lvl>
+  </w:abstractNum>
+  <w:abstractNum w:abstractNumId="52" w15:restartNumberingAfterBreak="0">
+    <w:nsid w:val="7F065973"/>
+    <w:multiLevelType w:val="multilevel"/>
+    <w:tmpl w:val="B51A4056"/>
+    <w:lvl w:ilvl="0">
+      <w:start w:val="1"/>
+      <w:numFmt w:val="decimal"/>
+      <w:lvlText w:val="%1."/>
+      <w:lvlJc w:val="left"/>
+      <w:pPr>
+        <w:tabs>
+          <w:tab w:val="num" w:pos="720"/>
+        </w:tabs>
+        <w:ind w:left="720" w:hanging="360"/>
+      </w:pPr>
+    </w:lvl>
+    <w:lvl w:ilvl="1" w:tentative="1">
+      <w:start w:val="1"/>
+      <w:numFmt w:val="decimal"/>
+      <w:lvlText w:val="%2."/>
+      <w:lvlJc w:val="left"/>
+      <w:pPr>
+        <w:tabs>
+          <w:tab w:val="num" w:pos="1440"/>
+        </w:tabs>
+        <w:ind w:left="1440" w:hanging="360"/>
+      </w:pPr>
     </w:lvl>
     <w:lvl w:ilvl="2" w:tentative="1">
       <w:start w:val="1"/>
@@ -15350,109 +21697,157 @@
     <w:abstractNumId w:val="0"/>
   </w:num>
   <w:num w:numId="3" w16cid:durableId="1387223662">
-    <w:abstractNumId w:val="33"/>
+    <w:abstractNumId w:val="45"/>
   </w:num>
   <w:num w:numId="4" w16cid:durableId="893353513">
-    <w:abstractNumId w:val="17"/>
+    <w:abstractNumId w:val="25"/>
   </w:num>
   <w:num w:numId="5" w16cid:durableId="160437487">
-    <w:abstractNumId w:val="24"/>
+    <w:abstractNumId w:val="36"/>
   </w:num>
   <w:num w:numId="6" w16cid:durableId="375862316">
-    <w:abstractNumId w:val="5"/>
+    <w:abstractNumId w:val="6"/>
   </w:num>
   <w:num w:numId="7" w16cid:durableId="94907671">
     <w:abstractNumId w:val="3"/>
   </w:num>
   <w:num w:numId="8" w16cid:durableId="727068985">
-    <w:abstractNumId w:val="6"/>
+    <w:abstractNumId w:val="9"/>
   </w:num>
   <w:num w:numId="9" w16cid:durableId="1203863127">
-    <w:abstractNumId w:val="29"/>
+    <w:abstractNumId w:val="41"/>
   </w:num>
   <w:num w:numId="10" w16cid:durableId="1441296374">
-    <w:abstractNumId w:val="36"/>
+    <w:abstractNumId w:val="51"/>
   </w:num>
   <w:num w:numId="11" w16cid:durableId="1494951778">
     <w:abstractNumId w:val="2"/>
   </w:num>
   <w:num w:numId="12" w16cid:durableId="913853595">
-    <w:abstractNumId w:val="7"/>
+    <w:abstractNumId w:val="10"/>
   </w:num>
   <w:num w:numId="13" w16cid:durableId="1387948288">
-    <w:abstractNumId w:val="10"/>
+    <w:abstractNumId w:val="14"/>
   </w:num>
   <w:num w:numId="14" w16cid:durableId="752700042">
-    <w:abstractNumId w:val="28"/>
+    <w:abstractNumId w:val="40"/>
   </w:num>
   <w:num w:numId="15" w16cid:durableId="1850674526">
-    <w:abstractNumId w:val="9"/>
+    <w:abstractNumId w:val="13"/>
   </w:num>
   <w:num w:numId="16" w16cid:durableId="799998616">
+    <w:abstractNumId w:val="22"/>
+  </w:num>
+  <w:num w:numId="17" w16cid:durableId="1154448343">
+    <w:abstractNumId w:val="30"/>
+  </w:num>
+  <w:num w:numId="18" w16cid:durableId="601229603">
+    <w:abstractNumId w:val="26"/>
+  </w:num>
+  <w:num w:numId="19" w16cid:durableId="1921595836">
+    <w:abstractNumId w:val="38"/>
+  </w:num>
+  <w:num w:numId="20" w16cid:durableId="1710953185">
+    <w:abstractNumId w:val="11"/>
+  </w:num>
+  <w:num w:numId="21" w16cid:durableId="635723511">
+    <w:abstractNumId w:val="42"/>
+  </w:num>
+  <w:num w:numId="22" w16cid:durableId="1471094787">
+    <w:abstractNumId w:val="35"/>
+  </w:num>
+  <w:num w:numId="23" w16cid:durableId="630746056">
+    <w:abstractNumId w:val="39"/>
+  </w:num>
+  <w:num w:numId="24" w16cid:durableId="1401054285">
+    <w:abstractNumId w:val="31"/>
+  </w:num>
+  <w:num w:numId="25" w16cid:durableId="1613902668">
+    <w:abstractNumId w:val="18"/>
+  </w:num>
+  <w:num w:numId="26" w16cid:durableId="1382442349">
+    <w:abstractNumId w:val="49"/>
+  </w:num>
+  <w:num w:numId="27" w16cid:durableId="1421489691">
+    <w:abstractNumId w:val="43"/>
+  </w:num>
+  <w:num w:numId="28" w16cid:durableId="397552872">
+    <w:abstractNumId w:val="48"/>
+  </w:num>
+  <w:num w:numId="29" w16cid:durableId="1877962274">
+    <w:abstractNumId w:val="23"/>
+  </w:num>
+  <w:num w:numId="30" w16cid:durableId="1418165730">
+    <w:abstractNumId w:val="33"/>
+  </w:num>
+  <w:num w:numId="31" w16cid:durableId="1072894420">
     <w:abstractNumId w:val="15"/>
   </w:num>
-  <w:num w:numId="17" w16cid:durableId="1154448343">
-    <w:abstractNumId w:val="19"/>
-  </w:num>
-  <w:num w:numId="18" w16cid:durableId="601229603">
-    <w:abstractNumId w:val="18"/>
-  </w:num>
-  <w:num w:numId="19" w16cid:durableId="1921595836">
-    <w:abstractNumId w:val="26"/>
-  </w:num>
-  <w:num w:numId="20" w16cid:durableId="1710953185">
-    <w:abstractNumId w:val="8"/>
-  </w:num>
-  <w:num w:numId="21" w16cid:durableId="635723511">
-    <w:abstractNumId w:val="30"/>
-  </w:num>
-  <w:num w:numId="22" w16cid:durableId="1471094787">
-    <w:abstractNumId w:val="23"/>
-  </w:num>
-  <w:num w:numId="23" w16cid:durableId="630746056">
-    <w:abstractNumId w:val="27"/>
-  </w:num>
-  <w:num w:numId="24" w16cid:durableId="1401054285">
-    <w:abstractNumId w:val="20"/>
-  </w:num>
-  <w:num w:numId="25" w16cid:durableId="1613902668">
-    <w:abstractNumId w:val="14"/>
-  </w:num>
-  <w:num w:numId="26" w16cid:durableId="1382442349">
-    <w:abstractNumId w:val="35"/>
-  </w:num>
-  <w:num w:numId="27" w16cid:durableId="1421489691">
-    <w:abstractNumId w:val="31"/>
-  </w:num>
-  <w:num w:numId="28" w16cid:durableId="397552872">
-    <w:abstractNumId w:val="34"/>
-  </w:num>
-  <w:num w:numId="29" w16cid:durableId="1877962274">
+  <w:num w:numId="32" w16cid:durableId="2130851888">
     <w:abstractNumId w:val="16"/>
   </w:num>
-  <w:num w:numId="30" w16cid:durableId="1418165730">
-    <w:abstractNumId w:val="22"/>
-  </w:num>
-  <w:num w:numId="31" w16cid:durableId="1072894420">
-    <w:abstractNumId w:val="11"/>
-  </w:num>
-  <w:num w:numId="32" w16cid:durableId="2130851888">
-    <w:abstractNumId w:val="12"/>
-  </w:num>
   <w:num w:numId="33" w16cid:durableId="1783189455">
-    <w:abstractNumId w:val="21"/>
+    <w:abstractNumId w:val="32"/>
   </w:num>
   <w:num w:numId="34" w16cid:durableId="1527021432">
-    <w:abstractNumId w:val="32"/>
+    <w:abstractNumId w:val="44"/>
   </w:num>
   <w:num w:numId="35" w16cid:durableId="334189333">
     <w:abstractNumId w:val="1"/>
   </w:num>
   <w:num w:numId="36" w16cid:durableId="242885548">
-    <w:abstractNumId w:val="25"/>
+    <w:abstractNumId w:val="37"/>
   </w:num>
   <w:num w:numId="37" w16cid:durableId="1539777201">
-    <w:abstractNumId w:val="13"/>
+    <w:abstractNumId w:val="17"/>
+  </w:num>
+  <w:num w:numId="38" w16cid:durableId="608198078">
+    <w:abstractNumId w:val="8"/>
+  </w:num>
+  <w:num w:numId="39" w16cid:durableId="1385258704">
+    <w:abstractNumId w:val="52"/>
+  </w:num>
+  <w:num w:numId="40" w16cid:durableId="291441695">
+    <w:abstractNumId w:val="5"/>
+  </w:num>
+  <w:num w:numId="41" w16cid:durableId="364257823">
+    <w:abstractNumId w:val="21"/>
+  </w:num>
+  <w:num w:numId="42" w16cid:durableId="1662927747">
+    <w:abstractNumId w:val="29"/>
+  </w:num>
+  <w:num w:numId="43" w16cid:durableId="1191260652">
+    <w:abstractNumId w:val="12"/>
+  </w:num>
+  <w:num w:numId="44" w16cid:durableId="1358460835">
+    <w:abstractNumId w:val="7"/>
+  </w:num>
+  <w:num w:numId="45" w16cid:durableId="205218906">
+    <w:abstractNumId w:val="46"/>
+  </w:num>
+  <w:num w:numId="46" w16cid:durableId="203641083">
+    <w:abstractNumId w:val="50"/>
+  </w:num>
+  <w:num w:numId="47" w16cid:durableId="1785490719">
+    <w:abstractNumId w:val="28"/>
+  </w:num>
+  <w:num w:numId="48" w16cid:durableId="460072369">
+    <w:abstractNumId w:val="19"/>
+  </w:num>
+  <w:num w:numId="49" w16cid:durableId="1325471853">
+    <w:abstractNumId w:val="20"/>
+  </w:num>
+  <w:num w:numId="50" w16cid:durableId="1328244871">
+    <w:abstractNumId w:val="34"/>
+  </w:num>
+  <w:num w:numId="51" w16cid:durableId="1126504593">
+    <w:abstractNumId w:val="24"/>
+  </w:num>
+  <w:num w:numId="52" w16cid:durableId="258366526">
+    <w:abstractNumId w:val="27"/>
+  </w:num>
+  <w:num w:numId="53" w16cid:durableId="1585336760">
+    <w:abstractNumId w:val="47"/>
   </w:num>
 </w:numbering>
 </file>
